--- a/Sim2Real迁移清单与步骤.docx
+++ b/Sim2Real迁移清单与步骤.docx
@@ -91,7 +91,7 @@
               <w:rPr>
                 <w:sz w:val="17"/>
               </w:rPr>
-              <w:t>2026-10-02</w:t>
+              <w:t>2026-10-02（第 2 版，含第二轮查漏）</w:t>
             </w:r>
           </w:p>
         </w:tc>
@@ -211,7 +211,7 @@
               <w:rPr>
                 <w:sz w:val="17"/>
               </w:rPr>
-              <w:t>27 项，其中阻断级 5 项</w:t>
+              <w:t>32 项，其中阻断级 7 项</w:t>
             </w:r>
           </w:p>
         </w:tc>
@@ -2272,7 +2272,7 @@
               <w:rPr>
                 <w:sz w:val="17"/>
               </w:rPr>
-              <w:t>□</w:t>
+              <w:t>—</w:t>
             </w:r>
           </w:p>
         </w:tc>
@@ -2315,7 +2315,7 @@
               <w:rPr>
                 <w:sz w:val="17"/>
               </w:rPr>
-              <w:t>机载 flight-stack-hw</w:t>
+              <w:t>不部署（第二轮查漏更正）</w:t>
             </w:r>
           </w:p>
         </w:tc>
@@ -2329,7 +2329,7 @@
               <w:rPr>
                 <w:sz w:val="17"/>
               </w:rPr>
-              <w:t>发 mavros/rc/override</w:t>
+              <w:t>set_servos 走 mavros/cmd/command 直通，不经过它；四个程序与 SDK 均不调 do_action</w:t>
             </w:r>
           </w:p>
         </w:tc>
@@ -2695,6 +2695,152 @@
                 <w:sz w:val="17"/>
               </w:rPr>
               <w:t>仅 CONTROLLER=ros2_px4_stack 时需要</w:t>
+            </w:r>
+          </w:p>
+        </w:tc>
+      </w:tr>
+      <w:tr>
+        <w:tc>
+          <w:tcPr>
+            <w:tcW w:type="dxa" w:w="454"/>
+          </w:tcPr>
+          <w:p>
+            <w:r/>
+            <w:r>
+              <w:rPr>
+                <w:sz w:val="17"/>
+              </w:rPr>
+              <w:t>□</w:t>
+            </w:r>
+          </w:p>
+        </w:tc>
+        <w:tc>
+          <w:tcPr>
+            <w:tcW w:type="dxa" w:w="680"/>
+          </w:tcPr>
+          <w:p>
+            <w:r/>
+            <w:r>
+              <w:rPr>
+                <w:sz w:val="17"/>
+              </w:rPr>
+              <w:t>C12</w:t>
+            </w:r>
+          </w:p>
+        </w:tc>
+        <w:tc>
+          <w:tcPr>
+            <w:tcW w:type="dxa" w:w="2835"/>
+          </w:tcPr>
+          <w:p>
+            <w:r/>
+            <w:r>
+              <w:rPr>
+                <w:rFonts w:ascii="Consolas" w:hAnsi="Consolas"/>
+                <w:sz w:val="16"/>
+              </w:rPr>
+              <w:t>声光常驻程序</w:t>
+            </w:r>
+          </w:p>
+        </w:tc>
+        <w:tc>
+          <w:tcPr>
+            <w:tcW w:type="dxa" w:w="2381"/>
+          </w:tcPr>
+          <w:p>
+            <w:r/>
+            <w:r>
+              <w:rPr>
+                <w:sz w:val="17"/>
+              </w:rPr>
+              <w:t>地面站</w:t>
+            </w:r>
+          </w:p>
+        </w:tc>
+        <w:tc>
+          <w:tcPr>
+            <w:tcW w:type="dxa" w:w="2721"/>
+          </w:tcPr>
+          <w:p>
+            <w:r/>
+            <w:r>
+              <w:rPr>
+                <w:sz w:val="17"/>
+              </w:rPr>
+              <w:t>start_sound_light_server.sh --real（域 20）；板子只接地面站，与选手程序同容器域</w:t>
+            </w:r>
+          </w:p>
+        </w:tc>
+      </w:tr>
+      <w:tr>
+        <w:tc>
+          <w:tcPr>
+            <w:tcW w:type="dxa" w:w="454"/>
+          </w:tcPr>
+          <w:p>
+            <w:r/>
+            <w:r>
+              <w:rPr>
+                <w:sz w:val="17"/>
+              </w:rPr>
+              <w:t>□</w:t>
+            </w:r>
+          </w:p>
+        </w:tc>
+        <w:tc>
+          <w:tcPr>
+            <w:tcW w:type="dxa" w:w="680"/>
+          </w:tcPr>
+          <w:p>
+            <w:r/>
+            <w:r>
+              <w:rPr>
+                <w:sz w:val="17"/>
+              </w:rPr>
+              <w:t>C13</w:t>
+            </w:r>
+          </w:p>
+        </w:tc>
+        <w:tc>
+          <w:tcPr>
+            <w:tcW w:type="dxa" w:w="2835"/>
+          </w:tcPr>
+          <w:p>
+            <w:r/>
+            <w:r>
+              <w:rPr>
+                <w:rFonts w:ascii="Consolas" w:hAnsi="Consolas"/>
+                <w:sz w:val="16"/>
+              </w:rPr>
+              <w:t>referee 随机出题</w:t>
+            </w:r>
+          </w:p>
+        </w:tc>
+        <w:tc>
+          <w:tcPr>
+            <w:tcW w:type="dxa" w:w="2381"/>
+          </w:tcPr>
+          <w:p>
+            <w:r/>
+            <w:r>
+              <w:rPr>
+                <w:sz w:val="17"/>
+              </w:rPr>
+              <w:t>真机无对应物</w:t>
+            </w:r>
+          </w:p>
+        </w:tc>
+        <w:tc>
+          <w:tcPr>
+            <w:tcW w:type="dxa" w:w="2721"/>
+          </w:tcPr>
+          <w:p>
+            <w:r/>
+            <w:r>
+              <w:rPr>
+                <w:sz w:val="17"/>
+              </w:rPr>
+              <w:t>referee.py 依赖 Gazebo 增删实体；综合任务的随机火情需换人工布置或其它机制</w:t>
             </w:r>
           </w:p>
         </w:tc>
@@ -2922,7 +3068,7 @@
         </w:tc>
         <w:tc>
           <w:tcPr>
-            <w:tcW w:type="dxa" w:w="2835"/>
+            <w:tcW w:type="dxa" w:w="2608"/>
           </w:tcPr>
           <w:p>
             <w:r/>
@@ -2937,7 +3083,7 @@
         </w:tc>
         <w:tc>
           <w:tcPr>
-            <w:tcW w:type="dxa" w:w="3175"/>
+            <w:tcW w:type="dxa" w:w="3402"/>
           </w:tcPr>
           <w:p>
             <w:r/>
@@ -2996,7 +3142,7 @@
         </w:tc>
         <w:tc>
           <w:tcPr>
-            <w:tcW w:type="dxa" w:w="2835"/>
+            <w:tcW w:type="dxa" w:w="2608"/>
           </w:tcPr>
           <w:p>
             <w:r/>
@@ -3011,7 +3157,7 @@
         </w:tc>
         <w:tc>
           <w:tcPr>
-            <w:tcW w:type="dxa" w:w="3175"/>
+            <w:tcW w:type="dxa" w:w="3402"/>
           </w:tcPr>
           <w:p>
             <w:r/>
@@ -3070,7 +3216,7 @@
         </w:tc>
         <w:tc>
           <w:tcPr>
-            <w:tcW w:type="dxa" w:w="2835"/>
+            <w:tcW w:type="dxa" w:w="2608"/>
           </w:tcPr>
           <w:p>
             <w:r/>
@@ -3085,7 +3231,7 @@
         </w:tc>
         <w:tc>
           <w:tcPr>
-            <w:tcW w:type="dxa" w:w="3175"/>
+            <w:tcW w:type="dxa" w:w="3402"/>
           </w:tcPr>
           <w:p>
             <w:r/>
@@ -3144,7 +3290,7 @@
         </w:tc>
         <w:tc>
           <w:tcPr>
-            <w:tcW w:type="dxa" w:w="2835"/>
+            <w:tcW w:type="dxa" w:w="2608"/>
           </w:tcPr>
           <w:p>
             <w:r/>
@@ -3159,7 +3305,7 @@
         </w:tc>
         <w:tc>
           <w:tcPr>
-            <w:tcW w:type="dxa" w:w="3175"/>
+            <w:tcW w:type="dxa" w:w="3402"/>
           </w:tcPr>
           <w:p>
             <w:r/>
@@ -3218,7 +3364,7 @@
         </w:tc>
         <w:tc>
           <w:tcPr>
-            <w:tcW w:type="dxa" w:w="2835"/>
+            <w:tcW w:type="dxa" w:w="2608"/>
           </w:tcPr>
           <w:p>
             <w:r/>
@@ -3233,7 +3379,7 @@
         </w:tc>
         <w:tc>
           <w:tcPr>
-            <w:tcW w:type="dxa" w:w="3175"/>
+            <w:tcW w:type="dxa" w:w="3402"/>
           </w:tcPr>
           <w:p>
             <w:r/>
@@ -3292,7 +3438,7 @@
         </w:tc>
         <w:tc>
           <w:tcPr>
-            <w:tcW w:type="dxa" w:w="2835"/>
+            <w:tcW w:type="dxa" w:w="2608"/>
           </w:tcPr>
           <w:p>
             <w:r/>
@@ -3307,7 +3453,7 @@
         </w:tc>
         <w:tc>
           <w:tcPr>
-            <w:tcW w:type="dxa" w:w="3175"/>
+            <w:tcW w:type="dxa" w:w="3402"/>
           </w:tcPr>
           <w:p>
             <w:r/>
@@ -3317,12 +3463,498 @@
                 <w:sz w:val="16"/>
               </w:rPr>
               <w:t>供检测节点订阅，需重映射</w:t>
+            </w:r>
+          </w:p>
+        </w:tc>
+      </w:tr>
+      <w:tr>
+        <w:tc>
+          <w:tcPr>
+            <w:tcW w:type="dxa" w:w="454"/>
+          </w:tcPr>
+          <w:p>
+            <w:r/>
+            <w:r>
+              <w:rPr>
+                <w:sz w:val="17"/>
+              </w:rPr>
+              <w:t>□</w:t>
+            </w:r>
+          </w:p>
+        </w:tc>
+        <w:tc>
+          <w:tcPr>
+            <w:tcW w:type="dxa" w:w="680"/>
+          </w:tcPr>
+          <w:p>
+            <w:r/>
+            <w:r>
+              <w:rPr>
+                <w:sz w:val="17"/>
+              </w:rPr>
+              <w:t>D6</w:t>
+            </w:r>
+          </w:p>
+        </w:tc>
+        <w:tc>
+          <w:tcPr>
+            <w:tcW w:type="dxa" w:w="1928"/>
+          </w:tcPr>
+          <w:p>
+            <w:r/>
+            <w:r>
+              <w:rPr>
+                <w:sz w:val="17"/>
+              </w:rPr>
+              <w:t>检测话题结构</w:t>
+            </w:r>
+          </w:p>
+        </w:tc>
+        <w:tc>
+          <w:tcPr>
+            <w:tcW w:type="dxa" w:w="2608"/>
+          </w:tcPr>
+          <w:p>
+            <w:r/>
+            <w:r>
+              <w:rPr>
+                <w:rFonts w:ascii="Consolas" w:hAnsi="Consolas"/>
+                <w:sz w:val="16"/>
+              </w:rPr>
+              <w:t>两个独立话题 down/front</w:t>
+            </w:r>
+          </w:p>
+        </w:tc>
+        <w:tc>
+          <w:tcPr>
+            <w:tcW w:type="dxa" w:w="3402"/>
+          </w:tcPr>
+          <w:p>
+            <w:r/>
+            <w:r>
+              <w:rPr>
+                <w:rFonts w:ascii="Consolas" w:hAnsi="Consolas"/>
+                <w:sz w:val="16"/>
+              </w:rPr>
+              <w:t>合并为单一 vision/detections，用 frame_id 区分（SDK 按 _camera_down_ 子串过滤）</w:t>
+            </w:r>
+          </w:p>
+        </w:tc>
+      </w:tr>
+      <w:tr>
+        <w:tc>
+          <w:tcPr>
+            <w:tcW w:type="dxa" w:w="454"/>
+          </w:tcPr>
+          <w:p>
+            <w:r/>
+            <w:r>
+              <w:rPr>
+                <w:sz w:val="17"/>
+              </w:rPr>
+              <w:t>□</w:t>
+            </w:r>
+          </w:p>
+        </w:tc>
+        <w:tc>
+          <w:tcPr>
+            <w:tcW w:type="dxa" w:w="680"/>
+          </w:tcPr>
+          <w:p>
+            <w:r/>
+            <w:r>
+              <w:rPr>
+                <w:sz w:val="17"/>
+              </w:rPr>
+              <w:t>D7</w:t>
+            </w:r>
+          </w:p>
+        </w:tc>
+        <w:tc>
+          <w:tcPr>
+            <w:tcW w:type="dxa" w:w="1928"/>
+          </w:tcPr>
+          <w:p>
+            <w:r/>
+            <w:r>
+              <w:rPr>
+                <w:sz w:val="17"/>
+              </w:rPr>
+              <w:t>AprilTag 物理尺寸</w:t>
+            </w:r>
+          </w:p>
+        </w:tc>
+        <w:tc>
+          <w:tcPr>
+            <w:tcW w:type="dxa" w:w="2608"/>
+          </w:tcPr>
+          <w:p>
+            <w:r/>
+            <w:r>
+              <w:rPr>
+                <w:rFonts w:ascii="Consolas" w:hAnsi="Consolas"/>
+                <w:sz w:val="16"/>
+              </w:rPr>
+              <w:t>待确认</w:t>
+            </w:r>
+          </w:p>
+        </w:tc>
+        <w:tc>
+          <w:tcPr>
+            <w:tcW w:type="dxa" w:w="3402"/>
+          </w:tcPr>
+          <w:p>
+            <w:r/>
+            <w:r>
+              <w:rPr>
+                <w:rFonts w:ascii="Consolas" w:hAnsi="Consolas"/>
+                <w:sz w:val="16"/>
+              </w:rPr>
+              <w:t>必须等于 TAG_SIZE_M=0.5 m，否则距离估计全错</w:t>
             </w:r>
           </w:p>
         </w:tc>
       </w:tr>
     </w:tbl>
     <w:p/>
+    <w:p>
+      <w:pPr>
+        <w:pStyle w:val="Heading2"/>
+      </w:pPr>
+      <w:r>
+        <w:rPr>
+          <w:rFonts w:ascii="微软雅黑" w:hAnsi="微软雅黑" w:eastAsia="微软雅黑"/>
+          <w:color w:val="1F5FA9"/>
+          <w:sz w:val="23"/>
+        </w:rPr>
+        <w:t>D+. 相机内参与拍照（P0，第二轮查漏）</w:t>
+      </w:r>
+    </w:p>
+    <w:tbl>
+      <w:tblPr>
+        <w:tblStyle w:val="LightGrid-Accent1"/>
+        <w:tblW w:type="auto" w:w="0"/>
+        <w:jc w:val="center"/>
+        <w:tblLook w:firstColumn="1" w:firstRow="1" w:lastColumn="0" w:lastRow="0" w:noHBand="0" w:noVBand="1" w:val="04A0"/>
+      </w:tblPr>
+      <w:tblGrid>
+        <w:gridCol w:w="2040"/>
+        <w:gridCol w:w="2040"/>
+        <w:gridCol w:w="2040"/>
+        <w:gridCol w:w="2040"/>
+        <w:gridCol w:w="2040"/>
+      </w:tblGrid>
+      <w:tr>
+        <w:tc>
+          <w:tcPr>
+            <w:tcW w:type="dxa" w:w="454"/>
+          </w:tcPr>
+          <w:p>
+            <w:r/>
+            <w:r>
+              <w:rPr>
+                <w:b/>
+                <w:sz w:val="17"/>
+              </w:rPr>
+              <w:t>□</w:t>
+            </w:r>
+          </w:p>
+        </w:tc>
+        <w:tc>
+          <w:tcPr>
+            <w:tcW w:type="dxa" w:w="680"/>
+          </w:tcPr>
+          <w:p>
+            <w:r/>
+            <w:r>
+              <w:rPr>
+                <w:b/>
+                <w:sz w:val="17"/>
+              </w:rPr>
+              <w:t>编号</w:t>
+            </w:r>
+          </w:p>
+        </w:tc>
+        <w:tc>
+          <w:tcPr>
+            <w:tcW w:type="dxa" w:w="2041"/>
+          </w:tcPr>
+          <w:p>
+            <w:r/>
+            <w:r>
+              <w:rPr>
+                <w:b/>
+                <w:sz w:val="17"/>
+              </w:rPr>
+              <w:t>项</w:t>
+            </w:r>
+          </w:p>
+        </w:tc>
+        <w:tc>
+          <w:tcPr>
+            <w:tcW w:type="dxa" w:w="2721"/>
+          </w:tcPr>
+          <w:p>
+            <w:r/>
+            <w:r>
+              <w:rPr>
+                <w:b/>
+                <w:sz w:val="17"/>
+              </w:rPr>
+              <w:t>现状</w:t>
+            </w:r>
+          </w:p>
+        </w:tc>
+        <w:tc>
+          <w:tcPr>
+            <w:tcW w:type="dxa" w:w="3061"/>
+          </w:tcPr>
+          <w:p>
+            <w:r/>
+            <w:r>
+              <w:rPr>
+                <w:b/>
+                <w:sz w:val="17"/>
+              </w:rPr>
+              <w:t>目标</w:t>
+            </w:r>
+          </w:p>
+        </w:tc>
+      </w:tr>
+      <w:tr>
+        <w:tc>
+          <w:tcPr>
+            <w:tcW w:type="dxa" w:w="454"/>
+          </w:tcPr>
+          <w:p>
+            <w:r/>
+            <w:r>
+              <w:rPr>
+                <w:sz w:val="17"/>
+              </w:rPr>
+              <w:t>□</w:t>
+            </w:r>
+          </w:p>
+        </w:tc>
+        <w:tc>
+          <w:tcPr>
+            <w:tcW w:type="dxa" w:w="680"/>
+          </w:tcPr>
+          <w:p>
+            <w:r/>
+            <w:r>
+              <w:rPr>
+                <w:sz w:val="17"/>
+              </w:rPr>
+              <w:t>D8</w:t>
+            </w:r>
+          </w:p>
+        </w:tc>
+        <w:tc>
+          <w:tcPr>
+            <w:tcW w:type="dxa" w:w="2041"/>
+          </w:tcPr>
+          <w:p>
+            <w:r/>
+            <w:r>
+              <w:rPr>
+                <w:sz w:val="17"/>
+              </w:rPr>
+              <w:t>SDK 相机分辨率</w:t>
+            </w:r>
+          </w:p>
+        </w:tc>
+        <w:tc>
+          <w:tcPr>
+            <w:tcW w:type="dxa" w:w="2721"/>
+          </w:tcPr>
+          <w:p>
+            <w:r/>
+            <w:r>
+              <w:rPr>
+                <w:rFonts w:ascii="Consolas" w:hAnsi="Consolas"/>
+                <w:sz w:val="16"/>
+              </w:rPr>
+              <w:t>IMAGE_W,H = 640,480（写死）</w:t>
+            </w:r>
+          </w:p>
+        </w:tc>
+        <w:tc>
+          <w:tcPr>
+            <w:tcW w:type="dxa" w:w="3061"/>
+          </w:tcPr>
+          <w:p>
+            <w:r/>
+            <w:r>
+              <w:rPr>
+                <w:rFonts w:ascii="Consolas" w:hAnsi="Consolas"/>
+                <w:sz w:val="16"/>
+              </w:rPr>
+              <w:t>改为 1280×720，并按真机 HFOV 重算 FOCAL_PX</w:t>
+            </w:r>
+          </w:p>
+        </w:tc>
+      </w:tr>
+      <w:tr>
+        <w:tc>
+          <w:tcPr>
+            <w:tcW w:type="dxa" w:w="454"/>
+          </w:tcPr>
+          <w:p>
+            <w:r/>
+            <w:r>
+              <w:rPr>
+                <w:sz w:val="17"/>
+              </w:rPr>
+              <w:t>□</w:t>
+            </w:r>
+          </w:p>
+        </w:tc>
+        <w:tc>
+          <w:tcPr>
+            <w:tcW w:type="dxa" w:w="680"/>
+          </w:tcPr>
+          <w:p>
+            <w:r/>
+            <w:r>
+              <w:rPr>
+                <w:sz w:val="17"/>
+              </w:rPr>
+              <w:t>D9</w:t>
+            </w:r>
+          </w:p>
+        </w:tc>
+        <w:tc>
+          <w:tcPr>
+            <w:tcW w:type="dxa" w:w="2041"/>
+          </w:tcPr>
+          <w:p>
+            <w:r/>
+            <w:r>
+              <w:rPr>
+                <w:sz w:val="17"/>
+              </w:rPr>
+              <w:t>FOCAL_PX</w:t>
+            </w:r>
+          </w:p>
+        </w:tc>
+        <w:tc>
+          <w:tcPr>
+            <w:tcW w:type="dxa" w:w="2721"/>
+          </w:tcPr>
+          <w:p>
+            <w:r/>
+            <w:r>
+              <w:rPr>
+                <w:rFonts w:ascii="Consolas" w:hAnsi="Consolas"/>
+                <w:sz w:val="16"/>
+              </w:rPr>
+              <w:t>381.35（按 640 宽 + HFOV 80° 推）</w:t>
+            </w:r>
+          </w:p>
+        </w:tc>
+        <w:tc>
+          <w:tcPr>
+            <w:tcW w:type="dxa" w:w="3061"/>
+          </w:tcPr>
+          <w:p>
+            <w:r/>
+            <w:r>
+              <w:rPr>
+                <w:rFonts w:ascii="Consolas" w:hAnsi="Consolas"/>
+                <w:sz w:val="16"/>
+              </w:rPr>
+              <w:t>(1280/2)/tan(实测 HFOV/2)，需先量 HFOV</w:t>
+            </w:r>
+          </w:p>
+        </w:tc>
+      </w:tr>
+      <w:tr>
+        <w:tc>
+          <w:tcPr>
+            <w:tcW w:type="dxa" w:w="454"/>
+          </w:tcPr>
+          <w:p>
+            <w:r/>
+            <w:r>
+              <w:rPr>
+                <w:sz w:val="17"/>
+              </w:rPr>
+              <w:t>□</w:t>
+            </w:r>
+          </w:p>
+        </w:tc>
+        <w:tc>
+          <w:tcPr>
+            <w:tcW w:type="dxa" w:w="680"/>
+          </w:tcPr>
+          <w:p>
+            <w:r/>
+            <w:r>
+              <w:rPr>
+                <w:sz w:val="17"/>
+              </w:rPr>
+              <w:t>D10</w:t>
+            </w:r>
+          </w:p>
+        </w:tc>
+        <w:tc>
+          <w:tcPr>
+            <w:tcW w:type="dxa" w:w="2041"/>
+          </w:tcPr>
+          <w:p>
+            <w:r/>
+            <w:r>
+              <w:rPr>
+                <w:sz w:val="17"/>
+              </w:rPr>
+              <w:t>capture_photo 图像源</w:t>
+            </w:r>
+          </w:p>
+        </w:tc>
+        <w:tc>
+          <w:tcPr>
+            <w:tcW w:type="dxa" w:w="2721"/>
+          </w:tcPr>
+          <w:p>
+            <w:r/>
+            <w:r>
+              <w:rPr>
+                <w:rFonts w:ascii="Consolas" w:hAnsi="Consolas"/>
+                <w:sz w:val="16"/>
+              </w:rPr>
+              <w:t>订 {camera}_camera/image_raw（Image）</w:t>
+            </w:r>
+          </w:p>
+        </w:tc>
+        <w:tc>
+          <w:tcPr>
+            <w:tcW w:type="dxa" w:w="3061"/>
+          </w:tcPr>
+          <w:p>
+            <w:r/>
+            <w:r>
+              <w:rPr>
+                <w:rFonts w:ascii="Consolas" w:hAnsi="Consolas"/>
+                <w:sz w:val="16"/>
+              </w:rPr>
+              <w:t>真机发 camera/image_rect（CompressedImage）——话题与类型都要接上</w:t>
+            </w:r>
+          </w:p>
+        </w:tc>
+      </w:tr>
+    </w:tbl>
+    <w:p/>
+    <w:p>
+      <w:r>
+        <w:rPr>
+          <w:b/>
+          <w:i w:val="0"/>
+          <w:color w:val="A3302C"/>
+        </w:rPr>
+        <w:t>D8/D9 是阻断级且性质特殊：不是“不工作”，而是“工作了但方向错”。aim_at 按 320 当画面中心而实际是 640，正中的目标会被算成偏 320 像素。</w:t>
+      </w:r>
+    </w:p>
     <w:p>
       <w:pPr>
         <w:pStyle w:val="Heading2"/>

--- a/Sim2Real迁移清单与步骤.docx
+++ b/Sim2Real迁移清单与步骤.docx
@@ -91,7 +91,7 @@
               <w:rPr>
                 <w:sz w:val="17"/>
               </w:rPr>
-              <w:t>2026-10-02（第 2 版，含第二轮查漏）</w:t>
+              <w:t>2026-10-02（第 3 版，含相机标定值）</w:t>
             </w:r>
           </w:p>
         </w:tc>
@@ -3790,7 +3790,7 @@
                 <w:rFonts w:ascii="Consolas" w:hAnsi="Consolas"/>
                 <w:sz w:val="16"/>
               </w:rPr>
-              <w:t>改为 1280×720，并按真机 HFOV 重算 FOCAL_PX</w:t>
+              <w:t>改为 1280×720</w:t>
             </w:r>
           </w:p>
         </w:tc>
@@ -3864,7 +3864,155 @@
                 <w:rFonts w:ascii="Consolas" w:hAnsi="Consolas"/>
                 <w:sz w:val="16"/>
               </w:rPr>
-              <w:t>(1280/2)/tan(实测 HFOV/2)，需先量 HFOV</w:t>
+              <w:t>改用标定 fx：前视 1200.7 / 下视 1194.1（标定值已有，见 ~/camera_calib/）</w:t>
+            </w:r>
+          </w:p>
+        </w:tc>
+      </w:tr>
+      <w:tr>
+        <w:tc>
+          <w:tcPr>
+            <w:tcW w:type="dxa" w:w="454"/>
+          </w:tcPr>
+          <w:p>
+            <w:r/>
+            <w:r>
+              <w:rPr>
+                <w:sz w:val="17"/>
+              </w:rPr>
+              <w:t>□</w:t>
+            </w:r>
+          </w:p>
+        </w:tc>
+        <w:tc>
+          <w:tcPr>
+            <w:tcW w:type="dxa" w:w="680"/>
+          </w:tcPr>
+          <w:p>
+            <w:r/>
+            <w:r>
+              <w:rPr>
+                <w:sz w:val="17"/>
+              </w:rPr>
+              <w:t>D11</w:t>
+            </w:r>
+          </w:p>
+        </w:tc>
+        <w:tc>
+          <w:tcPr>
+            <w:tcW w:type="dxa" w:w="2041"/>
+          </w:tcPr>
+          <w:p>
+            <w:r/>
+            <w:r>
+              <w:rPr>
+                <w:sz w:val="17"/>
+              </w:rPr>
+              <w:t>画面中心</w:t>
+            </w:r>
+          </w:p>
+        </w:tc>
+        <w:tc>
+          <w:tcPr>
+            <w:tcW w:type="dxa" w:w="2721"/>
+          </w:tcPr>
+          <w:p>
+            <w:r/>
+            <w:r>
+              <w:rPr>
+                <w:rFonts w:ascii="Consolas" w:hAnsi="Consolas"/>
+                <w:sz w:val="16"/>
+              </w:rPr>
+              <w:t>IMAGE_W/2=320、IMAGE_H/2=240</w:t>
+            </w:r>
+          </w:p>
+        </w:tc>
+        <w:tc>
+          <w:tcPr>
+            <w:tcW w:type="dxa" w:w="3061"/>
+          </w:tcPr>
+          <w:p>
+            <w:r/>
+            <w:r>
+              <w:rPr>
+                <w:rFonts w:ascii="Consolas" w:hAnsi="Consolas"/>
+                <w:sz w:val="16"/>
+              </w:rPr>
+              <w:t>改用标定 cx/cy：前视 646.3/327.9，下视 654.1/359.8</w:t>
+            </w:r>
+          </w:p>
+        </w:tc>
+      </w:tr>
+      <w:tr>
+        <w:tc>
+          <w:tcPr>
+            <w:tcW w:type="dxa" w:w="454"/>
+          </w:tcPr>
+          <w:p>
+            <w:r/>
+            <w:r>
+              <w:rPr>
+                <w:sz w:val="17"/>
+              </w:rPr>
+              <w:t>□</w:t>
+            </w:r>
+          </w:p>
+        </w:tc>
+        <w:tc>
+          <w:tcPr>
+            <w:tcW w:type="dxa" w:w="680"/>
+          </w:tcPr>
+          <w:p>
+            <w:r/>
+            <w:r>
+              <w:rPr>
+                <w:sz w:val="17"/>
+              </w:rPr>
+              <w:t>D12</w:t>
+            </w:r>
+          </w:p>
+        </w:tc>
+        <w:tc>
+          <w:tcPr>
+            <w:tcW w:type="dxa" w:w="2041"/>
+          </w:tcPr>
+          <w:p>
+            <w:r/>
+            <w:r>
+              <w:rPr>
+                <w:sz w:val="17"/>
+              </w:rPr>
+              <w:t>前视下视分别传参</w:t>
+            </w:r>
+          </w:p>
+        </w:tc>
+        <w:tc>
+          <w:tcPr>
+            <w:tcW w:type="dxa" w:w="2721"/>
+          </w:tcPr>
+          <w:p>
+            <w:r/>
+            <w:r>
+              <w:rPr>
+                <w:rFonts w:ascii="Consolas" w:hAnsi="Consolas"/>
+                <w:sz w:val="16"/>
+              </w:rPr>
+              <w:t>共用一套常量</w:t>
+            </w:r>
+          </w:p>
+        </w:tc>
+        <w:tc>
+          <w:tcPr>
+            <w:tcW w:type="dxa" w:w="3061"/>
+          </w:tcPr>
+          <w:p>
+            <w:r/>
+            <w:r>
+              <w:rPr>
+                <w:rFonts w:ascii="Consolas" w:hAnsi="Consolas"/>
+                <w:sz w:val="16"/>
+              </w:rPr>
+              <w:t>两路内参不同（fx 1200.7 vs 1194.1、cx 646.3 vs 654.1），aim_at 需按 camera 取值</w:t>
             </w:r>
           </w:p>
         </w:tc>
@@ -3952,7 +4100,17 @@
           <w:i w:val="0"/>
           <w:color w:val="A3302C"/>
         </w:rPr>
-        <w:t>D8/D9 是阻断级且性质特殊：不是“不工作”，而是“工作了但方向错”。aim_at 按 320 当画面中心而实际是 640，正中的目标会被算成偏 320 像素。</w:t>
+        <w:t>D8~D12 是阻断级且性质特殊：不是“不工作”，而是“工作了但方向错”。按下视标定值实算：目标正好落在真实光心（bbox_x=654）时，SDK 算出的偏角是 +41.21°，而真实偏角是 0——目标其实已经对准了，SDK 却命令飞机朝一侧大幅平移，五轮下来会把飞机带到离目标很远的地方，全程无任何报错。</w:t>
+      </w:r>
+    </w:p>
+    <w:p>
+      <w:r>
+        <w:rPr>
+          <w:b w:val="0"/>
+          <w:i w:val="0"/>
+          <w:color w:val="8A5A09"/>
+        </w:rPr>
+        <w:t>标定值已有，不需要再量 HFOV：tools/calib_tools 标定，结果在 ~/camera_calib/（cam0_front_final / cam1_down_final 的 calib.json 与 camera_info.yaml）。注意内参与分辨率绑定，IMX219 换分辨率必须重标，不能按比例缩放。</w:t>
       </w:r>
     </w:p>
     <w:p>

--- a/Sim2Real迁移清单与步骤.docx
+++ b/Sim2Real迁移清单与步骤.docx
@@ -91,7 +91,7 @@
               <w:rPr>
                 <w:sz w:val="17"/>
               </w:rPr>
-              <w:t>2026-10-02（第 3 版，含相机标定值）</w:t>
+              <w:t>2026-10-02（第 4 版，含第三轮查漏）</w:t>
             </w:r>
           </w:p>
         </w:tc>
@@ -211,7 +211,7 @@
               <w:rPr>
                 <w:sz w:val="17"/>
               </w:rPr>
-              <w:t>32 项，其中阻断级 7 项</w:t>
+              <w:t>38 项，其中阻断级 8 项</w:t>
             </w:r>
           </w:p>
         </w:tc>
@@ -4113,6 +4113,812 @@
         <w:t>标定值已有，不需要再量 HFOV：tools/calib_tools 标定，结果在 ~/camera_calib/（cam0_front_final / cam1_down_final 的 calib.json 与 camera_info.yaml）。注意内参与分辨率绑定，IMX219 换分辨率必须重标，不能按比例缩放。</w:t>
       </w:r>
     </w:p>
+    <w:p>
+      <w:pPr>
+        <w:pStyle w:val="Heading2"/>
+      </w:pPr>
+      <w:r>
+        <w:rPr>
+          <w:rFonts w:ascii="微软雅黑" w:hAnsi="微软雅黑" w:eastAsia="微软雅黑"/>
+          <w:color w:val="1F5FA9"/>
+          <w:sz w:val="23"/>
+        </w:rPr>
+        <w:t>D++. camera_info 链路（P0，第三轮查漏）</w:t>
+      </w:r>
+    </w:p>
+    <w:tbl>
+      <w:tblPr>
+        <w:tblStyle w:val="LightGrid-Accent1"/>
+        <w:tblW w:type="auto" w:w="0"/>
+        <w:jc w:val="center"/>
+        <w:tblLook w:firstColumn="1" w:firstRow="1" w:lastColumn="0" w:lastRow="0" w:noHBand="0" w:noVBand="1" w:val="04A0"/>
+      </w:tblPr>
+      <w:tblGrid>
+        <w:gridCol w:w="2040"/>
+        <w:gridCol w:w="2040"/>
+        <w:gridCol w:w="2040"/>
+        <w:gridCol w:w="2040"/>
+        <w:gridCol w:w="2040"/>
+      </w:tblGrid>
+      <w:tr>
+        <w:tc>
+          <w:tcPr>
+            <w:tcW w:type="dxa" w:w="454"/>
+          </w:tcPr>
+          <w:p>
+            <w:r/>
+            <w:r>
+              <w:rPr>
+                <w:b/>
+                <w:sz w:val="17"/>
+              </w:rPr>
+              <w:t>□</w:t>
+            </w:r>
+          </w:p>
+        </w:tc>
+        <w:tc>
+          <w:tcPr>
+            <w:tcW w:type="dxa" w:w="680"/>
+          </w:tcPr>
+          <w:p>
+            <w:r/>
+            <w:r>
+              <w:rPr>
+                <w:b/>
+                <w:sz w:val="17"/>
+              </w:rPr>
+              <w:t>编号</w:t>
+            </w:r>
+          </w:p>
+        </w:tc>
+        <w:tc>
+          <w:tcPr>
+            <w:tcW w:type="dxa" w:w="1928"/>
+          </w:tcPr>
+          <w:p>
+            <w:r/>
+            <w:r>
+              <w:rPr>
+                <w:b/>
+                <w:sz w:val="17"/>
+              </w:rPr>
+              <w:t>项</w:t>
+            </w:r>
+          </w:p>
+        </w:tc>
+        <w:tc>
+          <w:tcPr>
+            <w:tcW w:type="dxa" w:w="2948"/>
+          </w:tcPr>
+          <w:p>
+            <w:r/>
+            <w:r>
+              <w:rPr>
+                <w:b/>
+                <w:sz w:val="17"/>
+              </w:rPr>
+              <w:t>现状</w:t>
+            </w:r>
+          </w:p>
+        </w:tc>
+        <w:tc>
+          <w:tcPr>
+            <w:tcW w:type="dxa" w:w="2948"/>
+          </w:tcPr>
+          <w:p>
+            <w:r/>
+            <w:r>
+              <w:rPr>
+                <w:b/>
+                <w:sz w:val="17"/>
+              </w:rPr>
+              <w:t>目标</w:t>
+            </w:r>
+          </w:p>
+        </w:tc>
+      </w:tr>
+      <w:tr>
+        <w:tc>
+          <w:tcPr>
+            <w:tcW w:type="dxa" w:w="454"/>
+          </w:tcPr>
+          <w:p>
+            <w:r/>
+            <w:r>
+              <w:rPr>
+                <w:sz w:val="17"/>
+              </w:rPr>
+              <w:t>□</w:t>
+            </w:r>
+          </w:p>
+        </w:tc>
+        <w:tc>
+          <w:tcPr>
+            <w:tcW w:type="dxa" w:w="680"/>
+          </w:tcPr>
+          <w:p>
+            <w:r/>
+            <w:r>
+              <w:rPr>
+                <w:sz w:val="17"/>
+              </w:rPr>
+              <w:t>D13</w:t>
+            </w:r>
+          </w:p>
+        </w:tc>
+        <w:tc>
+          <w:tcPr>
+            <w:tcW w:type="dxa" w:w="1928"/>
+          </w:tcPr>
+          <w:p>
+            <w:r/>
+            <w:r>
+              <w:rPr>
+                <w:sz w:val="17"/>
+              </w:rPr>
+              <w:t>camera_info 话题名</w:t>
+            </w:r>
+          </w:p>
+        </w:tc>
+        <w:tc>
+          <w:tcPr>
+            <w:tcW w:type="dxa" w:w="2948"/>
+          </w:tcPr>
+          <w:p>
+            <w:r/>
+            <w:r>
+              <w:rPr>
+                <w:rFonts w:ascii="Consolas" w:hAnsi="Consolas"/>
+                <w:sz w:val="16"/>
+              </w:rPr>
+              <w:t>camera/camera_info</w:t>
+            </w:r>
+          </w:p>
+        </w:tc>
+        <w:tc>
+          <w:tcPr>
+            <w:tcW w:type="dxa" w:w="2948"/>
+          </w:tcPr>
+          <w:p>
+            <w:r/>
+            <w:r>
+              <w:rPr>
+                <w:rFonts w:ascii="Consolas" w:hAnsi="Consolas"/>
+                <w:sz w:val="16"/>
+              </w:rPr>
+              <w:t>{ns}_{cam}_camera/camera_info（target_locate_node 订的名字）</w:t>
+            </w:r>
+          </w:p>
+        </w:tc>
+      </w:tr>
+      <w:tr>
+        <w:tc>
+          <w:tcPr>
+            <w:tcW w:type="dxa" w:w="454"/>
+          </w:tcPr>
+          <w:p>
+            <w:r/>
+            <w:r>
+              <w:rPr>
+                <w:sz w:val="17"/>
+              </w:rPr>
+              <w:t>□</w:t>
+            </w:r>
+          </w:p>
+        </w:tc>
+        <w:tc>
+          <w:tcPr>
+            <w:tcW w:type="dxa" w:w="680"/>
+          </w:tcPr>
+          <w:p>
+            <w:r/>
+            <w:r>
+              <w:rPr>
+                <w:sz w:val="17"/>
+              </w:rPr>
+              <w:t>D14</w:t>
+            </w:r>
+          </w:p>
+        </w:tc>
+        <w:tc>
+          <w:tcPr>
+            <w:tcW w:type="dxa" w:w="1928"/>
+          </w:tcPr>
+          <w:p>
+            <w:r/>
+            <w:r>
+              <w:rPr>
+                <w:sz w:val="17"/>
+              </w:rPr>
+              <w:t>camera_info 内参</w:t>
+            </w:r>
+          </w:p>
+        </w:tc>
+        <w:tc>
+          <w:tcPr>
+            <w:tcW w:type="dxa" w:w="2948"/>
+          </w:tcPr>
+          <w:p>
+            <w:r/>
+            <w:r>
+              <w:rPr>
+                <w:rFonts w:ascii="Consolas" w:hAnsi="Consolas"/>
+                <w:sz w:val="16"/>
+              </w:rPr>
+              <w:t>按 approx_hfov_deg=78° 粗估：fx=790.3、cx=640、畸变全 0</w:t>
+            </w:r>
+          </w:p>
+        </w:tc>
+        <w:tc>
+          <w:tcPr>
+            <w:tcW w:type="dxa" w:w="2948"/>
+          </w:tcPr>
+          <w:p>
+            <w:r/>
+            <w:r>
+              <w:rPr>
+                <w:rFonts w:ascii="Consolas" w:hAnsi="Consolas"/>
+                <w:sz w:val="16"/>
+              </w:rPr>
+              <w:t>接入 ~/camera_calib/ 的标定结果（fx=1194.1、cx=654.1）</w:t>
+            </w:r>
+          </w:p>
+        </w:tc>
+      </w:tr>
+      <w:tr>
+        <w:tc>
+          <w:tcPr>
+            <w:tcW w:type="dxa" w:w="454"/>
+          </w:tcPr>
+          <w:p>
+            <w:r/>
+            <w:r>
+              <w:rPr>
+                <w:sz w:val="17"/>
+              </w:rPr>
+              <w:t>□</w:t>
+            </w:r>
+          </w:p>
+        </w:tc>
+        <w:tc>
+          <w:tcPr>
+            <w:tcW w:type="dxa" w:w="680"/>
+          </w:tcPr>
+          <w:p>
+            <w:r/>
+            <w:r>
+              <w:rPr>
+                <w:sz w:val="17"/>
+              </w:rPr>
+              <w:t>D15</w:t>
+            </w:r>
+          </w:p>
+        </w:tc>
+        <w:tc>
+          <w:tcPr>
+            <w:tcW w:type="dxa" w:w="1928"/>
+          </w:tcPr>
+          <w:p>
+            <w:r/>
+            <w:r>
+              <w:rPr>
+                <w:sz w:val="17"/>
+              </w:rPr>
+              <w:t>影响面确认</w:t>
+            </w:r>
+          </w:p>
+        </w:tc>
+        <w:tc>
+          <w:tcPr>
+            <w:tcW w:type="dxa" w:w="2948"/>
+          </w:tcPr>
+          <w:p>
+            <w:r/>
+            <w:r>
+              <w:rPr>
+                <w:rFonts w:ascii="Consolas" w:hAnsi="Consolas"/>
+                <w:sz w:val="16"/>
+              </w:rPr>
+              <w:t>search_along / land_on 内部都调 locate_target</w:t>
+            </w:r>
+          </w:p>
+        </w:tc>
+        <w:tc>
+          <w:tcPr>
+            <w:tcW w:type="dxa" w:w="2948"/>
+          </w:tcPr>
+          <w:p>
+            <w:r/>
+            <w:r>
+              <w:rPr>
+                <w:rFonts w:ascii="Consolas" w:hAnsi="Consolas"/>
+                <w:sz w:val="16"/>
+              </w:rPr>
+              <w:t>fx 差 1.51 倍 → 目标距离算大 1.51 倍 → 火情世界坐标偏，任务机按错坐标投弹</w:t>
+            </w:r>
+          </w:p>
+        </w:tc>
+      </w:tr>
+    </w:tbl>
+    <w:p/>
+    <w:p>
+      <w:pPr>
+        <w:pStyle w:val="Heading2"/>
+      </w:pPr>
+      <w:r>
+        <w:rPr>
+          <w:rFonts w:ascii="微软雅黑" w:hAnsi="微软雅黑" w:eastAsia="微软雅黑"/>
+          <w:color w:val="1F5FA9"/>
+          <w:sz w:val="23"/>
+        </w:rPr>
+        <w:t>F+. 规划器参数（P1，第三轮查漏）</w:t>
+      </w:r>
+    </w:p>
+    <w:tbl>
+      <w:tblPr>
+        <w:tblStyle w:val="LightGrid-Accent1"/>
+        <w:tblW w:type="auto" w:w="0"/>
+        <w:jc w:val="center"/>
+        <w:tblLook w:firstColumn="1" w:firstRow="1" w:lastColumn="0" w:lastRow="0" w:noHBand="0" w:noVBand="1" w:val="04A0"/>
+      </w:tblPr>
+      <w:tblGrid>
+        <w:gridCol w:w="1700"/>
+        <w:gridCol w:w="1700"/>
+        <w:gridCol w:w="1700"/>
+        <w:gridCol w:w="1700"/>
+        <w:gridCol w:w="1700"/>
+        <w:gridCol w:w="1700"/>
+      </w:tblGrid>
+      <w:tr>
+        <w:tc>
+          <w:tcPr>
+            <w:tcW w:type="dxa" w:w="454"/>
+          </w:tcPr>
+          <w:p>
+            <w:r/>
+            <w:r>
+              <w:rPr>
+                <w:b/>
+                <w:sz w:val="17"/>
+              </w:rPr>
+              <w:t>□</w:t>
+            </w:r>
+          </w:p>
+        </w:tc>
+        <w:tc>
+          <w:tcPr>
+            <w:tcW w:type="dxa" w:w="680"/>
+          </w:tcPr>
+          <w:p>
+            <w:r/>
+            <w:r>
+              <w:rPr>
+                <w:b/>
+                <w:sz w:val="17"/>
+              </w:rPr>
+              <w:t>编号</w:t>
+            </w:r>
+          </w:p>
+        </w:tc>
+        <w:tc>
+          <w:tcPr>
+            <w:tcW w:type="dxa" w:w="2268"/>
+          </w:tcPr>
+          <w:p>
+            <w:r/>
+            <w:r>
+              <w:rPr>
+                <w:b/>
+                <w:sz w:val="17"/>
+              </w:rPr>
+              <w:t>参数</w:t>
+            </w:r>
+          </w:p>
+        </w:tc>
+        <w:tc>
+          <w:tcPr>
+            <w:tcW w:type="dxa" w:w="1020"/>
+          </w:tcPr>
+          <w:p>
+            <w:r/>
+            <w:r>
+              <w:rPr>
+                <w:b/>
+                <w:sz w:val="17"/>
+              </w:rPr>
+              <w:t>仿真</w:t>
+            </w:r>
+          </w:p>
+        </w:tc>
+        <w:tc>
+          <w:tcPr>
+            <w:tcW w:type="dxa" w:w="1020"/>
+          </w:tcPr>
+          <w:p>
+            <w:r/>
+            <w:r>
+              <w:rPr>
+                <w:b/>
+                <w:sz w:val="17"/>
+              </w:rPr>
+              <w:t>真机</w:t>
+            </w:r>
+          </w:p>
+        </w:tc>
+        <w:tc>
+          <w:tcPr>
+            <w:tcW w:type="dxa" w:w="3515"/>
+          </w:tcPr>
+          <w:p>
+            <w:r/>
+            <w:r>
+              <w:rPr>
+                <w:b/>
+                <w:sz w:val="17"/>
+              </w:rPr>
+              <w:t>说明</w:t>
+            </w:r>
+          </w:p>
+        </w:tc>
+      </w:tr>
+      <w:tr>
+        <w:tc>
+          <w:tcPr>
+            <w:tcW w:type="dxa" w:w="454"/>
+          </w:tcPr>
+          <w:p>
+            <w:r/>
+            <w:r>
+              <w:rPr>
+                <w:sz w:val="17"/>
+              </w:rPr>
+              <w:t>□</w:t>
+            </w:r>
+          </w:p>
+        </w:tc>
+        <w:tc>
+          <w:tcPr>
+            <w:tcW w:type="dxa" w:w="680"/>
+          </w:tcPr>
+          <w:p>
+            <w:r/>
+            <w:r>
+              <w:rPr>
+                <w:sz w:val="17"/>
+              </w:rPr>
+              <w:t>F5</w:t>
+            </w:r>
+          </w:p>
+        </w:tc>
+        <w:tc>
+          <w:tcPr>
+            <w:tcW w:type="dxa" w:w="2268"/>
+          </w:tcPr>
+          <w:p>
+            <w:r/>
+            <w:r>
+              <w:rPr>
+                <w:rFonts w:ascii="Consolas" w:hAnsi="Consolas"/>
+                <w:sz w:val="16"/>
+              </w:rPr>
+              <w:t>EGO_OBSTACLES_INFLATION</w:t>
+            </w:r>
+          </w:p>
+        </w:tc>
+        <w:tc>
+          <w:tcPr>
+            <w:tcW w:type="dxa" w:w="1020"/>
+          </w:tcPr>
+          <w:p>
+            <w:r/>
+            <w:r>
+              <w:rPr>
+                <w:rFonts w:ascii="Consolas" w:hAnsi="Consolas"/>
+                <w:sz w:val="16"/>
+              </w:rPr>
+              <w:t>0.6</w:t>
+            </w:r>
+          </w:p>
+        </w:tc>
+        <w:tc>
+          <w:tcPr>
+            <w:tcW w:type="dxa" w:w="1020"/>
+          </w:tcPr>
+          <w:p>
+            <w:r/>
+            <w:r>
+              <w:rPr>
+                <w:rFonts w:ascii="Consolas" w:hAnsi="Consolas"/>
+                <w:sz w:val="16"/>
+              </w:rPr>
+              <w:t>0.8</w:t>
+            </w:r>
+          </w:p>
+        </w:tc>
+        <w:tc>
+          <w:tcPr>
+            <w:tcW w:type="dxa" w:w="3515"/>
+          </w:tcPr>
+          <w:p>
+            <w:r/>
+            <w:r>
+              <w:rPr>
+                <w:sz w:val="17"/>
+              </w:rPr>
+              <w:t>A→B 西侧净宽 1.55 m 对 1.15 m，真机更窄</w:t>
+            </w:r>
+          </w:p>
+        </w:tc>
+      </w:tr>
+      <w:tr>
+        <w:tc>
+          <w:tcPr>
+            <w:tcW w:type="dxa" w:w="454"/>
+          </w:tcPr>
+          <w:p>
+            <w:r/>
+            <w:r>
+              <w:rPr>
+                <w:sz w:val="17"/>
+              </w:rPr>
+              <w:t>□</w:t>
+            </w:r>
+          </w:p>
+        </w:tc>
+        <w:tc>
+          <w:tcPr>
+            <w:tcW w:type="dxa" w:w="680"/>
+          </w:tcPr>
+          <w:p>
+            <w:r/>
+            <w:r>
+              <w:rPr>
+                <w:sz w:val="17"/>
+              </w:rPr>
+              <w:t>F6</w:t>
+            </w:r>
+          </w:p>
+        </w:tc>
+        <w:tc>
+          <w:tcPr>
+            <w:tcW w:type="dxa" w:w="2268"/>
+          </w:tcPr>
+          <w:p>
+            <w:r/>
+            <w:r>
+              <w:rPr>
+                <w:rFonts w:ascii="Consolas" w:hAnsi="Consolas"/>
+                <w:sz w:val="16"/>
+              </w:rPr>
+              <w:t>EGO_ASTAR_Z_WEIGHT</w:t>
+            </w:r>
+          </w:p>
+        </w:tc>
+        <w:tc>
+          <w:tcPr>
+            <w:tcW w:type="dxa" w:w="1020"/>
+          </w:tcPr>
+          <w:p>
+            <w:r/>
+            <w:r>
+              <w:rPr>
+                <w:rFonts w:ascii="Consolas" w:hAnsi="Consolas"/>
+                <w:sz w:val="16"/>
+              </w:rPr>
+              <w:t>无此参数</w:t>
+            </w:r>
+          </w:p>
+        </w:tc>
+        <w:tc>
+          <w:tcPr>
+            <w:tcW w:type="dxa" w:w="1020"/>
+          </w:tcPr>
+          <w:p>
+            <w:r/>
+            <w:r>
+              <w:rPr>
+                <w:rFonts w:ascii="Consolas" w:hAnsi="Consolas"/>
+                <w:sz w:val="16"/>
+              </w:rPr>
+              <w:t>1.0</w:t>
+            </w:r>
+          </w:p>
+        </w:tc>
+        <w:tc>
+          <w:tcPr>
+            <w:tcW w:type="dxa" w:w="3515"/>
+          </w:tcPr>
+          <w:p>
+            <w:r/>
+            <w:r>
+              <w:rPr>
+                <w:sz w:val="17"/>
+              </w:rPr>
+              <w:t>等于未启用；要抑制“从柱子下方钻过去”需调大于 1</w:t>
+            </w:r>
+          </w:p>
+        </w:tc>
+      </w:tr>
+      <w:tr>
+        <w:tc>
+          <w:tcPr>
+            <w:tcW w:type="dxa" w:w="454"/>
+          </w:tcPr>
+          <w:p>
+            <w:r/>
+            <w:r>
+              <w:rPr>
+                <w:sz w:val="17"/>
+              </w:rPr>
+              <w:t>□</w:t>
+            </w:r>
+          </w:p>
+        </w:tc>
+        <w:tc>
+          <w:tcPr>
+            <w:tcW w:type="dxa" w:w="680"/>
+          </w:tcPr>
+          <w:p>
+            <w:r/>
+            <w:r>
+              <w:rPr>
+                <w:sz w:val="17"/>
+              </w:rPr>
+              <w:t>F7</w:t>
+            </w:r>
+          </w:p>
+        </w:tc>
+        <w:tc>
+          <w:tcPr>
+            <w:tcW w:type="dxa" w:w="2268"/>
+          </w:tcPr>
+          <w:p>
+            <w:r/>
+            <w:r>
+              <w:rPr>
+                <w:rFonts w:ascii="Consolas" w:hAnsi="Consolas"/>
+                <w:sz w:val="16"/>
+              </w:rPr>
+              <w:t>EGO_PLANNING_HORIZON 等</w:t>
+            </w:r>
+          </w:p>
+        </w:tc>
+        <w:tc>
+          <w:tcPr>
+            <w:tcW w:type="dxa" w:w="1020"/>
+          </w:tcPr>
+          <w:p>
+            <w:r/>
+            <w:r>
+              <w:rPr>
+                <w:rFonts w:ascii="Consolas" w:hAnsi="Consolas"/>
+                <w:sz w:val="16"/>
+              </w:rPr>
+              <w:t>未设</w:t>
+            </w:r>
+          </w:p>
+        </w:tc>
+        <w:tc>
+          <w:tcPr>
+            <w:tcW w:type="dxa" w:w="1020"/>
+          </w:tcPr>
+          <w:p>
+            <w:r/>
+            <w:r>
+              <w:rPr>
+                <w:rFonts w:ascii="Consolas" w:hAnsi="Consolas"/>
+                <w:sz w:val="16"/>
+              </w:rPr>
+              <w:t>20.0</w:t>
+            </w:r>
+          </w:p>
+        </w:tc>
+        <w:tc>
+          <w:tcPr>
+            <w:tcW w:type="dxa" w:w="3515"/>
+          </w:tcPr>
+          <w:p>
+            <w:r/>
+            <w:r>
+              <w:rPr>
+                <w:sz w:val="17"/>
+              </w:rPr>
+              <w:t>规划视距/地图范围/射线长度三项</w:t>
+            </w:r>
+          </w:p>
+        </w:tc>
+      </w:tr>
+      <w:tr>
+        <w:tc>
+          <w:tcPr>
+            <w:tcW w:type="dxa" w:w="454"/>
+          </w:tcPr>
+          <w:p>
+            <w:r/>
+            <w:r>
+              <w:rPr>
+                <w:sz w:val="17"/>
+              </w:rPr>
+              <w:t>□</w:t>
+            </w:r>
+          </w:p>
+        </w:tc>
+        <w:tc>
+          <w:tcPr>
+            <w:tcW w:type="dxa" w:w="680"/>
+          </w:tcPr>
+          <w:p>
+            <w:r/>
+            <w:r>
+              <w:rPr>
+                <w:sz w:val="17"/>
+              </w:rPr>
+              <w:t>F8</w:t>
+            </w:r>
+          </w:p>
+        </w:tc>
+        <w:tc>
+          <w:tcPr>
+            <w:tcW w:type="dxa" w:w="2268"/>
+          </w:tcPr>
+          <w:p>
+            <w:r/>
+            <w:r>
+              <w:rPr>
+                <w:rFonts w:ascii="Consolas" w:hAnsi="Consolas"/>
+                <w:sz w:val="16"/>
+              </w:rPr>
+              <w:t>check_route.py 的 INFLATE_M</w:t>
+            </w:r>
+          </w:p>
+        </w:tc>
+        <w:tc>
+          <w:tcPr>
+            <w:tcW w:type="dxa" w:w="1020"/>
+          </w:tcPr>
+          <w:p>
+            <w:r/>
+            <w:r>
+              <w:rPr>
+                <w:rFonts w:ascii="Consolas" w:hAnsi="Consolas"/>
+                <w:sz w:val="16"/>
+              </w:rPr>
+              <w:t>写死 0.8</w:t>
+            </w:r>
+          </w:p>
+        </w:tc>
+        <w:tc>
+          <w:tcPr>
+            <w:tcW w:type="dxa" w:w="1020"/>
+          </w:tcPr>
+          <w:p>
+            <w:r/>
+            <w:r>
+              <w:rPr>
+                <w:rFonts w:ascii="Consolas" w:hAnsi="Consolas"/>
+                <w:sz w:val="16"/>
+              </w:rPr>
+              <w:t>—</w:t>
+            </w:r>
+          </w:p>
+        </w:tc>
+        <w:tc>
+          <w:tcPr>
+            <w:tcW w:type="dxa" w:w="3515"/>
+          </w:tcPr>
+          <w:p>
+            <w:r/>
+            <w:r>
+              <w:rPr>
+                <w:sz w:val="17"/>
+              </w:rPr>
+              <w:t>与仿真实际的 0.6 不符；工具不在冻结范围，建议改成读环境变量</w:t>
+            </w:r>
+          </w:p>
+        </w:tc>
+      </w:tr>
+    </w:tbl>
+    <w:p/>
     <w:p>
       <w:pPr>
         <w:pStyle w:val="Heading2"/>

--- a/Sim2Real迁移清单与步骤.docx
+++ b/Sim2Real迁移清单与步骤.docx
@@ -20,7 +20,7 @@
           <w:i w:val="0"/>
           <w:color w:val="5A6472"/>
         </w:rPr>
-        <w:t>配套《双机任务 Sim2Real 迁移方案》第 4 版。本文件是可直接照做的操作手册：每项都有动作、验证命令和通过判据。</w:t>
+        <w:t>配套《双机任务 Sim2Real 迁移方案》第 3 版。本文件是可直接照做的操作手册：每项都有动作、验证命令和通过判据。</w:t>
       </w:r>
     </w:p>
     <w:tbl>
@@ -28,11 +28,13 @@
         <w:tblStyle w:val="LightGrid-Accent1"/>
         <w:tblW w:type="auto" w:w="0"/>
         <w:jc w:val="center"/>
+        <w:tblLayout w:type="fixed"/>
         <w:tblLook w:firstColumn="1" w:firstRow="1" w:lastColumn="0" w:lastRow="0" w:noHBand="0" w:noVBand="1" w:val="04A0"/>
+        <w:tblLayout w:type="fixed"/>
       </w:tblPr>
       <w:tblGrid>
-        <w:gridCol w:w="5100"/>
-        <w:gridCol w:w="5100"/>
+        <w:gridCol w:w="1701"/>
+        <w:gridCol w:w="7257"/>
       </w:tblGrid>
       <w:tr>
         <w:tc>
@@ -91,7 +93,7 @@
               <w:rPr>
                 <w:sz w:val="17"/>
               </w:rPr>
-              <w:t>2026-10-02（第 4 版，含第三轮查漏）</w:t>
+              <w:t>2026-10-02（第 5 版，含第四轮：参数继承与参数化）</w:t>
             </w:r>
           </w:p>
         </w:tc>
@@ -151,7 +153,7 @@
               <w:rPr>
                 <w:sz w:val="17"/>
               </w:rPr>
-              <w:t>nvidia@192.168.2.101，2026-10-02 18:17</w:t>
+              <w:t>nvidia@192.168.2.101 与 .102，2026-10-02</w:t>
             </w:r>
           </w:p>
         </w:tc>
@@ -211,7 +213,7 @@
               <w:rPr>
                 <w:sz w:val="17"/>
               </w:rPr>
-              <w:t>38 项，其中阻断级 8 项</w:t>
+              <w:t>50 项，其中阻断级 9 项</w:t>
             </w:r>
           </w:p>
         </w:tc>
@@ -260,13 +262,15 @@
         <w:tblStyle w:val="LightGrid-Accent1"/>
         <w:tblW w:type="auto" w:w="0"/>
         <w:jc w:val="center"/>
+        <w:tblLayout w:type="fixed"/>
         <w:tblLook w:firstColumn="1" w:firstRow="1" w:lastColumn="0" w:lastRow="0" w:noHBand="0" w:noVBand="1" w:val="04A0"/>
+        <w:tblLayout w:type="fixed"/>
       </w:tblPr>
       <w:tblGrid>
-        <w:gridCol w:w="2550"/>
-        <w:gridCol w:w="2550"/>
-        <w:gridCol w:w="2550"/>
-        <w:gridCol w:w="2550"/>
+        <w:gridCol w:w="454"/>
+        <w:gridCol w:w="737"/>
+        <w:gridCol w:w="2948"/>
+        <w:gridCol w:w="4819"/>
       </w:tblGrid>
       <w:tr>
         <w:tc>
@@ -593,15 +597,17 @@
         <w:tblStyle w:val="LightGrid-Accent1"/>
         <w:tblW w:type="auto" w:w="0"/>
         <w:jc w:val="center"/>
+        <w:tblLayout w:type="fixed"/>
         <w:tblLook w:firstColumn="1" w:firstRow="1" w:lastColumn="0" w:lastRow="0" w:noHBand="0" w:noVBand="1" w:val="04A0"/>
+        <w:tblLayout w:type="fixed"/>
       </w:tblPr>
       <w:tblGrid>
-        <w:gridCol w:w="1700"/>
-        <w:gridCol w:w="1700"/>
-        <w:gridCol w:w="1700"/>
-        <w:gridCol w:w="1700"/>
-        <w:gridCol w:w="1700"/>
-        <w:gridCol w:w="1700"/>
+        <w:gridCol w:w="454"/>
+        <w:gridCol w:w="680"/>
+        <w:gridCol w:w="2608"/>
+        <w:gridCol w:w="1928"/>
+        <w:gridCol w:w="1701"/>
+        <w:gridCol w:w="1701"/>
       </w:tblGrid>
       <w:tr>
         <w:tc>
@@ -1956,14 +1962,16 @@
         <w:tblStyle w:val="LightGrid-Accent1"/>
         <w:tblW w:type="auto" w:w="0"/>
         <w:jc w:val="center"/>
+        <w:tblLayout w:type="fixed"/>
         <w:tblLook w:firstColumn="1" w:firstRow="1" w:lastColumn="0" w:lastRow="0" w:noHBand="0" w:noVBand="1" w:val="04A0"/>
+        <w:tblLayout w:type="fixed"/>
       </w:tblPr>
       <w:tblGrid>
-        <w:gridCol w:w="2040"/>
-        <w:gridCol w:w="2040"/>
-        <w:gridCol w:w="2040"/>
-        <w:gridCol w:w="2040"/>
-        <w:gridCol w:w="2040"/>
+        <w:gridCol w:w="454"/>
+        <w:gridCol w:w="680"/>
+        <w:gridCol w:w="2835"/>
+        <w:gridCol w:w="2381"/>
+        <w:gridCol w:w="2721"/>
       </w:tblGrid>
       <w:tr>
         <w:tc>
@@ -3011,14 +3019,16 @@
         <w:tblStyle w:val="LightGrid-Accent1"/>
         <w:tblW w:type="auto" w:w="0"/>
         <w:jc w:val="center"/>
+        <w:tblLayout w:type="fixed"/>
         <w:tblLook w:firstColumn="1" w:firstRow="1" w:lastColumn="0" w:lastRow="0" w:noHBand="0" w:noVBand="1" w:val="04A0"/>
+        <w:tblLayout w:type="fixed"/>
       </w:tblPr>
       <w:tblGrid>
-        <w:gridCol w:w="2040"/>
-        <w:gridCol w:w="2040"/>
-        <w:gridCol w:w="2040"/>
-        <w:gridCol w:w="2040"/>
-        <w:gridCol w:w="2040"/>
+        <w:gridCol w:w="454"/>
+        <w:gridCol w:w="680"/>
+        <w:gridCol w:w="1928"/>
+        <w:gridCol w:w="2608"/>
+        <w:gridCol w:w="3402"/>
       </w:tblGrid>
       <w:tr>
         <w:tc>
@@ -3635,14 +3645,16 @@
         <w:tblStyle w:val="LightGrid-Accent1"/>
         <w:tblW w:type="auto" w:w="0"/>
         <w:jc w:val="center"/>
+        <w:tblLayout w:type="fixed"/>
         <w:tblLook w:firstColumn="1" w:firstRow="1" w:lastColumn="0" w:lastRow="0" w:noHBand="0" w:noVBand="1" w:val="04A0"/>
+        <w:tblLayout w:type="fixed"/>
       </w:tblPr>
       <w:tblGrid>
-        <w:gridCol w:w="2040"/>
-        <w:gridCol w:w="2040"/>
-        <w:gridCol w:w="2040"/>
-        <w:gridCol w:w="2040"/>
-        <w:gridCol w:w="2040"/>
+        <w:gridCol w:w="454"/>
+        <w:gridCol w:w="680"/>
+        <w:gridCol w:w="2041"/>
+        <w:gridCol w:w="2721"/>
+        <w:gridCol w:w="3061"/>
       </w:tblGrid>
       <w:tr>
         <w:tc>
@@ -4131,14 +4143,16 @@
         <w:tblStyle w:val="LightGrid-Accent1"/>
         <w:tblW w:type="auto" w:w="0"/>
         <w:jc w:val="center"/>
+        <w:tblLayout w:type="fixed"/>
         <w:tblLook w:firstColumn="1" w:firstRow="1" w:lastColumn="0" w:lastRow="0" w:noHBand="0" w:noVBand="1" w:val="04A0"/>
+        <w:tblLayout w:type="fixed"/>
       </w:tblPr>
       <w:tblGrid>
-        <w:gridCol w:w="2040"/>
-        <w:gridCol w:w="2040"/>
-        <w:gridCol w:w="2040"/>
-        <w:gridCol w:w="2040"/>
-        <w:gridCol w:w="2040"/>
+        <w:gridCol w:w="454"/>
+        <w:gridCol w:w="680"/>
+        <w:gridCol w:w="1928"/>
+        <w:gridCol w:w="2948"/>
+        <w:gridCol w:w="2948"/>
       </w:tblGrid>
       <w:tr>
         <w:tc>
@@ -4459,15 +4473,17 @@
         <w:tblStyle w:val="LightGrid-Accent1"/>
         <w:tblW w:type="auto" w:w="0"/>
         <w:jc w:val="center"/>
+        <w:tblLayout w:type="fixed"/>
         <w:tblLook w:firstColumn="1" w:firstRow="1" w:lastColumn="0" w:lastRow="0" w:noHBand="0" w:noVBand="1" w:val="04A0"/>
+        <w:tblLayout w:type="fixed"/>
       </w:tblPr>
       <w:tblGrid>
-        <w:gridCol w:w="1700"/>
-        <w:gridCol w:w="1700"/>
-        <w:gridCol w:w="1700"/>
-        <w:gridCol w:w="1700"/>
-        <w:gridCol w:w="1700"/>
-        <w:gridCol w:w="1700"/>
+        <w:gridCol w:w="454"/>
+        <w:gridCol w:w="680"/>
+        <w:gridCol w:w="2268"/>
+        <w:gridCol w:w="1020"/>
+        <w:gridCol w:w="1020"/>
+        <w:gridCol w:w="3515"/>
       </w:tblGrid>
       <w:tr>
         <w:tc>
@@ -4937,14 +4953,16 @@
         <w:tblStyle w:val="LightGrid-Accent1"/>
         <w:tblW w:type="auto" w:w="0"/>
         <w:jc w:val="center"/>
+        <w:tblLayout w:type="fixed"/>
         <w:tblLook w:firstColumn="1" w:firstRow="1" w:lastColumn="0" w:lastRow="0" w:noHBand="0" w:noVBand="1" w:val="04A0"/>
+        <w:tblLayout w:type="fixed"/>
       </w:tblPr>
       <w:tblGrid>
-        <w:gridCol w:w="2040"/>
-        <w:gridCol w:w="2040"/>
-        <w:gridCol w:w="2040"/>
-        <w:gridCol w:w="2040"/>
-        <w:gridCol w:w="2040"/>
+        <w:gridCol w:w="454"/>
+        <w:gridCol w:w="680"/>
+        <w:gridCol w:w="2268"/>
+        <w:gridCol w:w="2721"/>
+        <w:gridCol w:w="2948"/>
       </w:tblGrid>
       <w:tr>
         <w:tc>
@@ -5117,14 +5135,16 @@
         <w:tblStyle w:val="LightGrid-Accent1"/>
         <w:tblW w:type="auto" w:w="0"/>
         <w:jc w:val="center"/>
+        <w:tblLayout w:type="fixed"/>
         <w:tblLook w:firstColumn="1" w:firstRow="1" w:lastColumn="0" w:lastRow="0" w:noHBand="0" w:noVBand="1" w:val="04A0"/>
+        <w:tblLayout w:type="fixed"/>
       </w:tblPr>
       <w:tblGrid>
-        <w:gridCol w:w="2040"/>
-        <w:gridCol w:w="2040"/>
-        <w:gridCol w:w="2040"/>
-        <w:gridCol w:w="2040"/>
-        <w:gridCol w:w="2040"/>
+        <w:gridCol w:w="454"/>
+        <w:gridCol w:w="680"/>
+        <w:gridCol w:w="2608"/>
+        <w:gridCol w:w="1928"/>
+        <w:gridCol w:w="3288"/>
       </w:tblGrid>
       <w:tr>
         <w:tc>
@@ -5515,13 +5535,15 @@
         <w:tblStyle w:val="LightGrid-Accent1"/>
         <w:tblW w:type="auto" w:w="0"/>
         <w:jc w:val="center"/>
+        <w:tblLayout w:type="fixed"/>
         <w:tblLook w:firstColumn="1" w:firstRow="1" w:lastColumn="0" w:lastRow="0" w:noHBand="0" w:noVBand="1" w:val="04A0"/>
+        <w:tblLayout w:type="fixed"/>
       </w:tblPr>
       <w:tblGrid>
-        <w:gridCol w:w="2550"/>
-        <w:gridCol w:w="2550"/>
-        <w:gridCol w:w="2550"/>
-        <w:gridCol w:w="2550"/>
+        <w:gridCol w:w="454"/>
+        <w:gridCol w:w="680"/>
+        <w:gridCol w:w="2041"/>
+        <w:gridCol w:w="5783"/>
       </w:tblGrid>
       <w:tr>
         <w:tc>
@@ -5755,6 +5777,989 @@
                 <w:sz w:val="17"/>
               </w:rPr>
               <w:t>NX02 已验证，NX01 待验</w:t>
+            </w:r>
+          </w:p>
+        </w:tc>
+      </w:tr>
+    </w:tbl>
+    <w:p/>
+    <w:p>
+      <w:pPr>
+        <w:pStyle w:val="Heading2"/>
+      </w:pPr>
+      <w:r>
+        <w:rPr>
+          <w:rFonts w:ascii="微软雅黑" w:hAnsi="微软雅黑" w:eastAsia="微软雅黑"/>
+          <w:color w:val="1F5FA9"/>
+          <w:sz w:val="23"/>
+        </w:rPr>
+        <w:t>H. 参数继承与参数化（第四轮：真机 .env 已飞行验证）</w:t>
+      </w:r>
+    </w:p>
+    <w:p>
+      <w:r>
+        <w:rPr>
+          <w:b w:val="0"/>
+          <w:i w:val="0"/>
+          <w:color w:val="5A6472"/>
+          <w:sz w:val="18"/>
+        </w:rPr>
+        <w:t>真机 .env 的 34 项是实测与复盘的结果，迁移方向是单向继承：真机为基准，仿真侧不写回。本组同时列出当前只有 compose 默认值、或写死在代码里、应当提升到 .env/compose 的参数。详见方案文档第七章。</w:t>
+      </w:r>
+    </w:p>
+    <w:tbl>
+      <w:tblPr>
+        <w:tblStyle w:val="LightGrid-Accent1"/>
+        <w:tblW w:type="auto" w:w="0"/>
+        <w:jc w:val="center"/>
+        <w:tblLayout w:type="fixed"/>
+        <w:tblLook w:firstColumn="1" w:firstRow="1" w:lastColumn="0" w:lastRow="0" w:noHBand="0" w:noVBand="1" w:val="04A0"/>
+        <w:tblLayout w:type="fixed"/>
+      </w:tblPr>
+      <w:tblGrid>
+        <w:gridCol w:w="397"/>
+        <w:gridCol w:w="624"/>
+        <w:gridCol w:w="2381"/>
+        <w:gridCol w:w="5102"/>
+        <w:gridCol w:w="794"/>
+      </w:tblGrid>
+      <w:tr>
+        <w:tc>
+          <w:tcPr>
+            <w:tcW w:type="dxa" w:w="397"/>
+          </w:tcPr>
+          <w:p>
+            <w:r/>
+            <w:r>
+              <w:rPr>
+                <w:b/>
+                <w:sz w:val="17"/>
+              </w:rPr>
+              <w:t>□</w:t>
+            </w:r>
+          </w:p>
+        </w:tc>
+        <w:tc>
+          <w:tcPr>
+            <w:tcW w:type="dxa" w:w="624"/>
+          </w:tcPr>
+          <w:p>
+            <w:r/>
+            <w:r>
+              <w:rPr>
+                <w:b/>
+                <w:sz w:val="17"/>
+              </w:rPr>
+              <w:t>编号</w:t>
+            </w:r>
+          </w:p>
+        </w:tc>
+        <w:tc>
+          <w:tcPr>
+            <w:tcW w:type="dxa" w:w="2381"/>
+          </w:tcPr>
+          <w:p>
+            <w:r/>
+            <w:r>
+              <w:rPr>
+                <w:b/>
+                <w:sz w:val="17"/>
+              </w:rPr>
+              <w:t>项</w:t>
+            </w:r>
+          </w:p>
+        </w:tc>
+        <w:tc>
+          <w:tcPr>
+            <w:tcW w:type="dxa" w:w="5102"/>
+          </w:tcPr>
+          <w:p>
+            <w:r/>
+            <w:r>
+              <w:rPr>
+                <w:b/>
+                <w:sz w:val="17"/>
+              </w:rPr>
+              <w:t>动作</w:t>
+            </w:r>
+          </w:p>
+        </w:tc>
+        <w:tc>
+          <w:tcPr>
+            <w:tcW w:type="dxa" w:w="794"/>
+          </w:tcPr>
+          <w:p>
+            <w:r/>
+            <w:r>
+              <w:rPr>
+                <w:b/>
+                <w:sz w:val="17"/>
+              </w:rPr>
+              <w:t>级别</w:t>
+            </w:r>
+          </w:p>
+        </w:tc>
+      </w:tr>
+      <w:tr>
+        <w:tc>
+          <w:tcPr>
+            <w:tcW w:type="dxa" w:w="397"/>
+          </w:tcPr>
+          <w:p>
+            <w:r/>
+            <w:r>
+              <w:rPr>
+                <w:sz w:val="17"/>
+              </w:rPr>
+              <w:t>□</w:t>
+            </w:r>
+          </w:p>
+        </w:tc>
+        <w:tc>
+          <w:tcPr>
+            <w:tcW w:type="dxa" w:w="624"/>
+          </w:tcPr>
+          <w:p>
+            <w:r/>
+            <w:r>
+              <w:rPr>
+                <w:sz w:val="17"/>
+              </w:rPr>
+              <w:t>H1</w:t>
+            </w:r>
+          </w:p>
+        </w:tc>
+        <w:tc>
+          <w:tcPr>
+            <w:tcW w:type="dxa" w:w="2381"/>
+          </w:tcPr>
+          <w:p>
+            <w:r/>
+            <w:r>
+              <w:rPr>
+                <w:sz w:val="17"/>
+              </w:rPr>
+              <w:t>继承真机 .env 独有的 28 项</w:t>
+            </w:r>
+          </w:p>
+        </w:tc>
+        <w:tc>
+          <w:tcPr>
+            <w:tcW w:type="dxa" w:w="5102"/>
+          </w:tcPr>
+          <w:p>
+            <w:r/>
+            <w:r>
+              <w:rPr>
+                <w:sz w:val="17"/>
+              </w:rPr>
+              <w:t>整体照搬，仿真同名值一律不覆盖。重点：VEHICLE_MASS_KG=2.7、VEHICLE_HOVER_THRUST=0.30、VEHICLE_F_MAX_N=55.0、F_MIN_N=5.0、PX4CTRL_LOW_VOLTAGE=19.8、LIDAR_MOUNT_T、UWB_BASELINE_LENGTH_M=0.48</w:t>
+            </w:r>
+          </w:p>
+        </w:tc>
+        <w:tc>
+          <w:tcPr>
+            <w:tcW w:type="dxa" w:w="794"/>
+          </w:tcPr>
+          <w:p>
+            <w:r/>
+            <w:r>
+              <w:rPr>
+                <w:sz w:val="17"/>
+              </w:rPr>
+              <w:t>P0</w:t>
+            </w:r>
+          </w:p>
+        </w:tc>
+      </w:tr>
+      <w:tr>
+        <w:tc>
+          <w:tcPr>
+            <w:tcW w:type="dxa" w:w="397"/>
+          </w:tcPr>
+          <w:p>
+            <w:r/>
+            <w:r>
+              <w:rPr>
+                <w:sz w:val="17"/>
+              </w:rPr>
+              <w:t>□</w:t>
+            </w:r>
+          </w:p>
+        </w:tc>
+        <w:tc>
+          <w:tcPr>
+            <w:tcW w:type="dxa" w:w="624"/>
+          </w:tcPr>
+          <w:p>
+            <w:r/>
+            <w:r>
+              <w:rPr>
+                <w:sz w:val="17"/>
+              </w:rPr>
+              <w:t>H2</w:t>
+            </w:r>
+          </w:p>
+        </w:tc>
+        <w:tc>
+          <w:tcPr>
+            <w:tcW w:type="dxa" w:w="2381"/>
+          </w:tcPr>
+          <w:p>
+            <w:r/>
+            <w:r>
+              <w:rPr>
+                <w:sz w:val="17"/>
+              </w:rPr>
+              <w:t>V_MAX 取三个值：NX01=3.0 / NX02=2.0 / 仿真=1.0</w:t>
+            </w:r>
+          </w:p>
+        </w:tc>
+        <w:tc>
+          <w:tcPr>
+            <w:tcW w:type="dxa" w:w="5102"/>
+          </w:tcPr>
+          <w:p>
+            <w:r/>
+            <w:r>
+              <w:rPr>
+                <w:sz w:val="17"/>
+              </w:rPr>
+              <w:t>① 两机必须统一，否则僚机沿长机轨迹跟不上且无法与"掉队"区分；② .env 自己的注释按 t_r=0.534s 实测推出的安全速度是 0.3，与 3.0 差一个数量级，需用户确认哪个是真的。本项是唯一需要用户裁决的参数</w:t>
+            </w:r>
+          </w:p>
+        </w:tc>
+        <w:tc>
+          <w:tcPr>
+            <w:tcW w:type="dxa" w:w="794"/>
+          </w:tcPr>
+          <w:p>
+            <w:r/>
+            <w:r>
+              <w:rPr>
+                <w:sz w:val="17"/>
+              </w:rPr>
+              <w:t>P0</w:t>
+            </w:r>
+          </w:p>
+        </w:tc>
+      </w:tr>
+      <w:tr>
+        <w:tc>
+          <w:tcPr>
+            <w:tcW w:type="dxa" w:w="397"/>
+          </w:tcPr>
+          <w:p>
+            <w:r/>
+            <w:r>
+              <w:rPr>
+                <w:sz w:val="17"/>
+              </w:rPr>
+              <w:t>□</w:t>
+            </w:r>
+          </w:p>
+        </w:tc>
+        <w:tc>
+          <w:tcPr>
+            <w:tcW w:type="dxa" w:w="624"/>
+          </w:tcPr>
+          <w:p>
+            <w:r/>
+            <w:r>
+              <w:rPr>
+                <w:sz w:val="17"/>
+              </w:rPr>
+              <w:t>H3</w:t>
+            </w:r>
+          </w:p>
+        </w:tc>
+        <w:tc>
+          <w:tcPr>
+            <w:tcW w:type="dxa" w:w="2381"/>
+          </w:tcPr>
+          <w:p>
+            <w:r/>
+            <w:r>
+              <w:rPr>
+                <w:sz w:val="17"/>
+              </w:rPr>
+              <w:t>NAMESPACE / AGENT_INDEX 两机都没钉，一起走默认 NX01 / 1</w:t>
+            </w:r>
+          </w:p>
+        </w:tc>
+        <w:tc>
+          <w:tcPr>
+            <w:tcW w:type="dxa" w:w="5102"/>
+          </w:tcPr>
+          <w:p>
+            <w:r/>
+            <w:r>
+              <w:rPr>
+                <w:sz w:val="17"/>
+              </w:rPr>
+              <w:t>NX02 的 .env 加 NAMESPACE=NX02、AGENT_INDEX=2 并同步 MAV_SYS_ID；NX01 显式写 NX01 / 1。这是已知未修的双机 mavros 数据互串故障，单机测试看不出来，双机同时上电前必须修</w:t>
+            </w:r>
+          </w:p>
+        </w:tc>
+        <w:tc>
+          <w:tcPr>
+            <w:tcW w:type="dxa" w:w="794"/>
+          </w:tcPr>
+          <w:p>
+            <w:r/>
+            <w:r>
+              <w:rPr>
+                <w:sz w:val="17"/>
+              </w:rPr>
+              <w:t>P0 阻断</w:t>
+            </w:r>
+          </w:p>
+        </w:tc>
+      </w:tr>
+      <w:tr>
+        <w:tc>
+          <w:tcPr>
+            <w:tcW w:type="dxa" w:w="397"/>
+          </w:tcPr>
+          <w:p>
+            <w:r/>
+            <w:r>
+              <w:rPr>
+                <w:sz w:val="17"/>
+              </w:rPr>
+              <w:t>□</w:t>
+            </w:r>
+          </w:p>
+        </w:tc>
+        <w:tc>
+          <w:tcPr>
+            <w:tcW w:type="dxa" w:w="624"/>
+          </w:tcPr>
+          <w:p>
+            <w:r/>
+            <w:r>
+              <w:rPr>
+                <w:sz w:val="17"/>
+              </w:rPr>
+              <w:t>H4</w:t>
+            </w:r>
+          </w:p>
+        </w:tc>
+        <w:tc>
+          <w:tcPr>
+            <w:tcW w:type="dxa" w:w="2381"/>
+          </w:tcPr>
+          <w:p>
+            <w:r/>
+            <w:r>
+              <w:rPr>
+                <w:sz w:val="17"/>
+              </w:rPr>
+              <w:t>EGO_OBSTACLES_INFLATION_Z / EGO_POLY_RESET_PERIOD_S 真机源码不支持</w:t>
+            </w:r>
+          </w:p>
+        </w:tc>
+        <w:tc>
+          <w:tcPr>
+            <w:tcW w:type="dxa" w:w="5102"/>
+          </w:tcPr>
+          <w:p>
+            <w:r/>
+            <w:r>
+              <w:rPr>
+                <w:sz w:val="17"/>
+              </w:rPr>
+              <w:t>这两项是仿真侧两个源码补丁开的开关（Dockerfile.flight-stack 第 870/882 行）。真机 grep 确认两处都没打补丁，写进 .env 会被静默忽略。补丁要跟着迁，否则竖直膨胀仍只有 ±0.1m（撞柱根因）</w:t>
+            </w:r>
+          </w:p>
+        </w:tc>
+        <w:tc>
+          <w:tcPr>
+            <w:tcW w:type="dxa" w:w="794"/>
+          </w:tcPr>
+          <w:p>
+            <w:r/>
+            <w:r>
+              <w:rPr>
+                <w:sz w:val="17"/>
+              </w:rPr>
+              <w:t>P0</w:t>
+            </w:r>
+          </w:p>
+        </w:tc>
+      </w:tr>
+      <w:tr>
+        <w:tc>
+          <w:tcPr>
+            <w:tcW w:type="dxa" w:w="397"/>
+          </w:tcPr>
+          <w:p>
+            <w:r/>
+            <w:r>
+              <w:rPr>
+                <w:sz w:val="17"/>
+              </w:rPr>
+              <w:t>□</w:t>
+            </w:r>
+          </w:p>
+        </w:tc>
+        <w:tc>
+          <w:tcPr>
+            <w:tcW w:type="dxa" w:w="624"/>
+          </w:tcPr>
+          <w:p>
+            <w:r/>
+            <w:r>
+              <w:rPr>
+                <w:sz w:val="17"/>
+              </w:rPr>
+              <w:t>H5</w:t>
+            </w:r>
+          </w:p>
+        </w:tc>
+        <w:tc>
+          <w:tcPr>
+            <w:tcW w:type="dxa" w:w="2381"/>
+          </w:tcPr>
+          <w:p>
+            <w:r/>
+            <w:r>
+              <w:rPr>
+                <w:sz w:val="17"/>
+              </w:rPr>
+              <w:t>PX4CTRL 增益与推力系数只有 compose 默认值</w:t>
+            </w:r>
+          </w:p>
+        </w:tc>
+        <w:tc>
+          <w:tcPr>
+            <w:tcW w:type="dxa" w:w="5102"/>
+          </w:tcPr>
+          <w:p>
+            <w:r/>
+            <w:r>
+              <w:rPr>
+                <w:sz w:val="17"/>
+              </w:rPr>
+              <w:t>把 GAIN_KP0/1/2=0.9、GAIN_KANGP/R/Y=20.0、THRUST_K1/K2/K3=0.7583/1.6942/0.6786、MAX_ANGLE_DEG=30.0、NO_RC、YAW_LOCK_ENABLED 钉进 .env。KV 已钉死而 KP 没钉，同一组增益一半钉死一半漂着</w:t>
+            </w:r>
+          </w:p>
+        </w:tc>
+        <w:tc>
+          <w:tcPr>
+            <w:tcW w:type="dxa" w:w="794"/>
+          </w:tcPr>
+          <w:p>
+            <w:r/>
+            <w:r>
+              <w:rPr>
+                <w:sz w:val="17"/>
+              </w:rPr>
+              <w:t>P0</w:t>
+            </w:r>
+          </w:p>
+        </w:tc>
+      </w:tr>
+      <w:tr>
+        <w:tc>
+          <w:tcPr>
+            <w:tcW w:type="dxa" w:w="397"/>
+          </w:tcPr>
+          <w:p>
+            <w:r/>
+            <w:r>
+              <w:rPr>
+                <w:sz w:val="17"/>
+              </w:rPr>
+              <w:t>□</w:t>
+            </w:r>
+          </w:p>
+        </w:tc>
+        <w:tc>
+          <w:tcPr>
+            <w:tcW w:type="dxa" w:w="624"/>
+          </w:tcPr>
+          <w:p>
+            <w:r/>
+            <w:r>
+              <w:rPr>
+                <w:sz w:val="17"/>
+              </w:rPr>
+              <w:t>H6</w:t>
+            </w:r>
+          </w:p>
+        </w:tc>
+        <w:tc>
+          <w:tcPr>
+            <w:tcW w:type="dxa" w:w="2381"/>
+          </w:tcPr>
+          <w:p>
+            <w:r/>
+            <w:r>
+              <w:rPr>
+                <w:sz w:val="17"/>
+              </w:rPr>
+              <w:t>A_MAX 与 OMEGA_MAX 待核</w:t>
+            </w:r>
+          </w:p>
+        </w:tc>
+        <w:tc>
+          <w:tcPr>
+            <w:tcW w:type="dxa" w:w="5102"/>
+          </w:tcPr>
+          <w:p>
+            <w:r/>
+            <w:r>
+              <w:rPr>
+                <w:sz w:val="17"/>
+              </w:rPr>
+              <w:t>A_MAX 只有默认值 3.0，而 .env 里 V_MAX 的全部停止距离推导都用 a=3.0——注释依赖一个没锁的值，先钉死。OMEGA_MAX=0.10472 rad/s=6°/s 作为角速率上限异常地小，疑似多做了一次度/弧度换算，需确认它喂给哪个约束</w:t>
+            </w:r>
+          </w:p>
+        </w:tc>
+        <w:tc>
+          <w:tcPr>
+            <w:tcW w:type="dxa" w:w="794"/>
+          </w:tcPr>
+          <w:p>
+            <w:r/>
+            <w:r>
+              <w:rPr>
+                <w:sz w:val="17"/>
+              </w:rPr>
+              <w:t>P1</w:t>
+            </w:r>
+          </w:p>
+        </w:tc>
+      </w:tr>
+      <w:tr>
+        <w:tc>
+          <w:tcPr>
+            <w:tcW w:type="dxa" w:w="397"/>
+          </w:tcPr>
+          <w:p>
+            <w:r/>
+            <w:r>
+              <w:rPr>
+                <w:sz w:val="17"/>
+              </w:rPr>
+              <w:t>□</w:t>
+            </w:r>
+          </w:p>
+        </w:tc>
+        <w:tc>
+          <w:tcPr>
+            <w:tcW w:type="dxa" w:w="624"/>
+          </w:tcPr>
+          <w:p>
+            <w:r/>
+            <w:r>
+              <w:rPr>
+                <w:sz w:val="17"/>
+              </w:rPr>
+              <w:t>H7</w:t>
+            </w:r>
+          </w:p>
+        </w:tc>
+        <w:tc>
+          <w:tcPr>
+            <w:tcW w:type="dxa" w:w="2381"/>
+          </w:tcPr>
+          <w:p>
+            <w:r/>
+            <w:r>
+              <w:rPr>
+                <w:sz w:val="17"/>
+              </w:rPr>
+              <w:t>UWB / 网卡 / 串口项只有默认值</w:t>
+            </w:r>
+          </w:p>
+        </w:tc>
+        <w:tc>
+          <w:tcPr>
+            <w:tcW w:type="dxa" w:w="5102"/>
+          </w:tcPr>
+          <w:p>
+            <w:r/>
+            <w:r>
+              <w:rPr>
+                <w:sz w:val="17"/>
+              </w:rPr>
+              <w:t>UWB_A/B_SERIAL_DEVICE、UWB_BAUD_RATE、UWB_IMU_TOPIC、HW_NETWORK_INTERFACE=wlP1p1s0、GCS_PEER_ADDRESS（现为空）钉进各机 .env</w:t>
+            </w:r>
+          </w:p>
+        </w:tc>
+        <w:tc>
+          <w:tcPr>
+            <w:tcW w:type="dxa" w:w="794"/>
+          </w:tcPr>
+          <w:p>
+            <w:r/>
+            <w:r>
+              <w:rPr>
+                <w:sz w:val="17"/>
+              </w:rPr>
+              <w:t>P1</w:t>
+            </w:r>
+          </w:p>
+        </w:tc>
+      </w:tr>
+      <w:tr>
+        <w:tc>
+          <w:tcPr>
+            <w:tcW w:type="dxa" w:w="397"/>
+          </w:tcPr>
+          <w:p>
+            <w:r/>
+            <w:r>
+              <w:rPr>
+                <w:sz w:val="17"/>
+              </w:rPr>
+              <w:t>□</w:t>
+            </w:r>
+          </w:p>
+        </w:tc>
+        <w:tc>
+          <w:tcPr>
+            <w:tcW w:type="dxa" w:w="624"/>
+          </w:tcPr>
+          <w:p>
+            <w:r/>
+            <w:r>
+              <w:rPr>
+                <w:sz w:val="17"/>
+              </w:rPr>
+              <w:t>H8</w:t>
+            </w:r>
+          </w:p>
+        </w:tc>
+        <w:tc>
+          <w:tcPr>
+            <w:tcW w:type="dxa" w:w="2381"/>
+          </w:tcPr>
+          <w:p>
+            <w:r/>
+            <w:r>
+              <w:rPr>
+                <w:sz w:val="17"/>
+              </w:rPr>
+              <w:t>相机内参写死在 SDK，与实测标定差一个量级</w:t>
+            </w:r>
+          </w:p>
+        </w:tc>
+        <w:tc>
+          <w:tcPr>
+            <w:tcW w:type="dxa" w:w="5102"/>
+          </w:tcPr>
+          <w:p>
+            <w:r/>
+            <w:r>
+              <w:rPr>
+                <w:sz w:val="17"/>
+              </w:rPr>
+              <w:t>aim_at 用 640×480 / FOCAL_PX=381.35（HFOV 80°）；实测为 1280×720、前视 fx=1200.71 cx=646.32 cy=327.88、下视 fx=1194.15 cx=654.08 cy=359.76（HFOV≈56°）。两路主点差 31.9px 是装配决定的，必须分两组配置。建议 .env 只给 camera_info.yaml 路径（CAM_FRONT_INFO_YAML / CAM_DOWN_INFO_YAML），避免抄数抄错、重标定后不必改 .env。标定件在 tools/calib_tools/</w:t>
+            </w:r>
+          </w:p>
+        </w:tc>
+        <w:tc>
+          <w:tcPr>
+            <w:tcW w:type="dxa" w:w="794"/>
+          </w:tcPr>
+          <w:p>
+            <w:r/>
+            <w:r>
+              <w:rPr>
+                <w:sz w:val="17"/>
+              </w:rPr>
+              <w:t>P0</w:t>
+            </w:r>
+          </w:p>
+        </w:tc>
+      </w:tr>
+      <w:tr>
+        <w:tc>
+          <w:tcPr>
+            <w:tcW w:type="dxa" w:w="397"/>
+          </w:tcPr>
+          <w:p>
+            <w:r/>
+            <w:r>
+              <w:rPr>
+                <w:sz w:val="17"/>
+              </w:rPr>
+              <w:t>□</w:t>
+            </w:r>
+          </w:p>
+        </w:tc>
+        <w:tc>
+          <w:tcPr>
+            <w:tcW w:type="dxa" w:w="624"/>
+          </w:tcPr>
+          <w:p>
+            <w:r/>
+            <w:r>
+              <w:rPr>
+                <w:sz w:val="17"/>
+              </w:rPr>
+              <w:t>H9</w:t>
+            </w:r>
+          </w:p>
+        </w:tc>
+        <w:tc>
+          <w:tcPr>
+            <w:tcW w:type="dxa" w:w="2381"/>
+          </w:tcPr>
+          <w:p>
+            <w:r/>
+            <w:r>
+              <w:rPr>
+                <w:sz w:val="17"/>
+              </w:rPr>
+              <w:t>检测话题与 frame_id 未参数化</w:t>
+            </w:r>
+          </w:p>
+        </w:tc>
+        <w:tc>
+          <w:tcPr>
+            <w:tcW w:type="dxa" w:w="5102"/>
+          </w:tcPr>
+          <w:p>
+            <w:r/>
+            <w:r>
+              <w:rPr>
+                <w:sz w:val="17"/>
+              </w:rPr>
+              <w:t>vision_stack 节点已有 declare_parameter、launch 也已声明 LaunchArgument，缺的只是 compose 没透传——真机 vision-stack 的 environment 块现在只有 NVIDIA_VISIBLE_DEVICES / NVIDIA_DRIVER_CAPABILITIES / NAMESPACE 三项。补 DETECTION_TOPIC_FRONT/DOWN、CAM_FRONT/DOWN_FRAME_ID、ROS_DOMAIN_ID</w:t>
+            </w:r>
+          </w:p>
+        </w:tc>
+        <w:tc>
+          <w:tcPr>
+            <w:tcW w:type="dxa" w:w="794"/>
+          </w:tcPr>
+          <w:p>
+            <w:r/>
+            <w:r>
+              <w:rPr>
+                <w:sz w:val="17"/>
+              </w:rPr>
+              <w:t>P0</w:t>
+            </w:r>
+          </w:p>
+        </w:tc>
+      </w:tr>
+      <w:tr>
+        <w:tc>
+          <w:tcPr>
+            <w:tcW w:type="dxa" w:w="397"/>
+          </w:tcPr>
+          <w:p>
+            <w:r/>
+            <w:r>
+              <w:rPr>
+                <w:sz w:val="17"/>
+              </w:rPr>
+              <w:t>□</w:t>
+            </w:r>
+          </w:p>
+        </w:tc>
+        <w:tc>
+          <w:tcPr>
+            <w:tcW w:type="dxa" w:w="624"/>
+          </w:tcPr>
+          <w:p>
+            <w:r/>
+            <w:r>
+              <w:rPr>
+                <w:sz w:val="17"/>
+              </w:rPr>
+              <w:t>H10</w:t>
+            </w:r>
+          </w:p>
+        </w:tc>
+        <w:tc>
+          <w:tcPr>
+            <w:tcW w:type="dxa" w:w="2381"/>
+          </w:tcPr>
+          <w:p>
+            <w:r/>
+            <w:r>
+              <w:rPr>
+                <w:sz w:val="17"/>
+              </w:rPr>
+              <w:t>规划器余项只有默认值</w:t>
+            </w:r>
+          </w:p>
+        </w:tc>
+        <w:tc>
+          <w:tcPr>
+            <w:tcW w:type="dxa" w:w="5102"/>
+          </w:tcPr>
+          <w:p>
+            <w:r/>
+            <w:r>
+              <w:rPr>
+                <w:sz w:val="17"/>
+              </w:rPr>
+              <w:t>EGO_SWARM_CLEARANCE=1.0（编队最后一道防撞线）、EGO_YAW_DOT_MAX=0.8（与拐点偏航过快相关）、EGO_REPLAN_THRESH、EGO_NO_REPLAN_THRESH、EGO_USE_FRAME_ALIGNMENT、GOAL_RADIUS=0.3、GOAL_SEEN_RADIUS=3.0、LIDAR_SCAN_FREQ=20.0、PCLOUD_* 、POINT_LIO_CPU_CORES 钉死当前值。EGO_DIST0 / LAMBDA_COLLISION / LAMBDA_FEASIBILITY 只钉不调</w:t>
+            </w:r>
+          </w:p>
+        </w:tc>
+        <w:tc>
+          <w:tcPr>
+            <w:tcW w:type="dxa" w:w="794"/>
+          </w:tcPr>
+          <w:p>
+            <w:r/>
+            <w:r>
+              <w:rPr>
+                <w:sz w:val="17"/>
+              </w:rPr>
+              <w:t>P1</w:t>
+            </w:r>
+          </w:p>
+        </w:tc>
+      </w:tr>
+      <w:tr>
+        <w:tc>
+          <w:tcPr>
+            <w:tcW w:type="dxa" w:w="397"/>
+          </w:tcPr>
+          <w:p>
+            <w:r/>
+            <w:r>
+              <w:rPr>
+                <w:sz w:val="17"/>
+              </w:rPr>
+              <w:t>□</w:t>
+            </w:r>
+          </w:p>
+        </w:tc>
+        <w:tc>
+          <w:tcPr>
+            <w:tcW w:type="dxa" w:w="624"/>
+          </w:tcPr>
+          <w:p>
+            <w:r/>
+            <w:r>
+              <w:rPr>
+                <w:sz w:val="17"/>
+              </w:rPr>
+              <w:t>H11</w:t>
+            </w:r>
+          </w:p>
+        </w:tc>
+        <w:tc>
+          <w:tcPr>
+            <w:tcW w:type="dxa" w:w="2381"/>
+          </w:tcPr>
+          <w:p>
+            <w:r/>
+            <w:r>
+              <w:rPr>
+                <w:sz w:val="17"/>
+              </w:rPr>
+              <w:t>SDK 的 42 个类常量全是字面量</w:t>
+            </w:r>
+          </w:p>
+        </w:tc>
+        <w:tc>
+          <w:tcPr>
+            <w:tcW w:type="dxa" w:w="5102"/>
+          </w:tcPr>
+          <w:p>
+            <w:r/>
+            <w:r>
+              <w:rPr>
+                <w:sz w:val="17"/>
+              </w:rPr>
+              <w:t>与场地尺度相关的几组建议提升：ROUTE_SKIP_M/FLY_ROUTE_ACCEPT_M/PASSED_M（0.3/0.7/1.2，严格递增）、LANDED_AGL_M/LANDED_MOVE_M/PAD_TOL_M、AIM_TOL_M/AIM_Z_MIN_M/AIM_Z_MAX_M（与内参联动，H8 改完要重核）、TAG_SIZE_M=0.5（换标靶即失效）</w:t>
+            </w:r>
+          </w:p>
+        </w:tc>
+        <w:tc>
+          <w:tcPr>
+            <w:tcW w:type="dxa" w:w="794"/>
+          </w:tcPr>
+          <w:p>
+            <w:r/>
+            <w:r>
+              <w:rPr>
+                <w:sz w:val="17"/>
+              </w:rPr>
+              <w:t>P2</w:t>
+            </w:r>
+          </w:p>
+        </w:tc>
+      </w:tr>
+      <w:tr>
+        <w:tc>
+          <w:tcPr>
+            <w:tcW w:type="dxa" w:w="397"/>
+          </w:tcPr>
+          <w:p>
+            <w:r/>
+            <w:r>
+              <w:rPr>
+                <w:sz w:val="17"/>
+              </w:rPr>
+              <w:t>□</w:t>
+            </w:r>
+          </w:p>
+        </w:tc>
+        <w:tc>
+          <w:tcPr>
+            <w:tcW w:type="dxa" w:w="624"/>
+          </w:tcPr>
+          <w:p>
+            <w:r/>
+            <w:r>
+              <w:rPr>
+                <w:sz w:val="17"/>
+              </w:rPr>
+              <w:t>H12</w:t>
+            </w:r>
+          </w:p>
+        </w:tc>
+        <w:tc>
+          <w:tcPr>
+            <w:tcW w:type="dxa" w:w="2381"/>
+          </w:tcPr>
+          <w:p>
+            <w:r/>
+            <w:r>
+              <w:rPr>
+                <w:sz w:val="17"/>
+              </w:rPr>
+              <w:t>WAYPOINT_FLYTHROUGH_M 真机 compose 不透传</w:t>
+            </w:r>
+          </w:p>
+        </w:tc>
+        <w:tc>
+          <w:tcPr>
+            <w:tcW w:type="dxa" w:w="5102"/>
+          </w:tcPr>
+          <w:p>
+            <w:r/>
+            <w:r>
+              <w:rPr>
+                <w:sz w:val="17"/>
+              </w:rPr>
+              <w:t>节点自身兜底默认 0.0，与仿真 .env 的 0.0 凑巧一致，行为无差异；仍建议显式钉死，不要依赖"凑巧"</w:t>
+            </w:r>
+          </w:p>
+        </w:tc>
+        <w:tc>
+          <w:tcPr>
+            <w:tcW w:type="dxa" w:w="794"/>
+          </w:tcPr>
+          <w:p>
+            <w:r/>
+            <w:r>
+              <w:rPr>
+                <w:sz w:val="17"/>
+              </w:rPr>
+              <w:t>P2</w:t>
             </w:r>
           </w:p>
         </w:tc>
@@ -6916,7 +7921,7 @@
           <w:color w:val="5A6472"/>
           <w:sz w:val="17"/>
         </w:rPr>
-        <w:t>配套文档：《双机任务 Sim2Real 迁移方案》第 4 版（docker_sim/Sim2Real迁移方案.docx），含完整差异分析、补丁清单与风险登记。</w:t>
+        <w:t>配套文档：《双机任务 Sim2Real 迁移方案》第 3 版（docker_sim/Sim2Real迁移方案.docx），含完整差异分析、补丁清单与风险登记。</w:t>
       </w:r>
     </w:p>
     <w:sectPr>

--- a/Sim2Real迁移清单与步骤.docx
+++ b/Sim2Real迁移清单与步骤.docx
@@ -5983,7 +5983,7 @@
               <w:rPr>
                 <w:sz w:val="17"/>
               </w:rPr>
-              <w:t>□</w:t>
+              <w:t>☑</w:t>
             </w:r>
           </w:p>
         </w:tc>
@@ -6025,7 +6025,7 @@
               <w:rPr>
                 <w:sz w:val="17"/>
               </w:rPr>
-              <w:t>① 两机必须统一，否则僚机沿长机轨迹跟不上且无法与"掉队"区分；② .env 自己的注释按 t_r=0.534s 实测推出的安全速度是 0.3，与 3.0 差一个数量级，需用户确认哪个是真的。本项是唯一需要用户裁决的参数</w:t>
+              <w:t>2026-10-02 已处置：用户确认 3.0 是临时改的没回滚，两机已一并改回 1.0，与仿真取齐；改前 .env 均已备份。⚠ 未生效——.env 只在 compose up 时读，两台容器当时都在运行、注入的仍是旧值，必须 down/up 重建。⚠ 1.0 仍高于 .env 注释按 t_r=0.534s 推出的 0.325，首飞按低速起，测完姿态响应与飞行中重规划间隔后再定终值</w:t>
             </w:r>
           </w:p>
         </w:tc>
@@ -6039,7 +6039,7 @@
               <w:rPr>
                 <w:sz w:val="17"/>
               </w:rPr>
-              <w:t>P0</w:t>
+              <w:t>P0 已改</w:t>
             </w:r>
           </w:p>
         </w:tc>

--- a/Sim2Real迁移清单与步骤.docx
+++ b/Sim2Real迁移清单与步骤.docx
@@ -213,7 +213,7 @@
               <w:rPr>
                 <w:sz w:val="17"/>
               </w:rPr>
-              <w:t>50 项，其中阻断级 9 项</w:t>
+              <w:t>51 项，其中阻断级 8 项</w:t>
             </w:r>
           </w:p>
         </w:tc>
@@ -6055,6 +6055,78 @@
               <w:rPr>
                 <w:sz w:val="17"/>
               </w:rPr>
+              <w:t>☑</w:t>
+            </w:r>
+          </w:p>
+        </w:tc>
+        <w:tc>
+          <w:tcPr>
+            <w:tcW w:type="dxa" w:w="624"/>
+          </w:tcPr>
+          <w:p>
+            <w:r/>
+            <w:r>
+              <w:rPr>
+                <w:sz w:val="17"/>
+              </w:rPr>
+              <w:t>H3</w:t>
+            </w:r>
+          </w:p>
+        </w:tc>
+        <w:tc>
+          <w:tcPr>
+            <w:tcW w:type="dxa" w:w="2381"/>
+          </w:tcPr>
+          <w:p>
+            <w:r/>
+            <w:r>
+              <w:rPr>
+                <w:sz w:val="17"/>
+              </w:rPr>
+              <w:t>NAMESPACE / AGENT_INDEX（结论已修正）</w:t>
+            </w:r>
+          </w:p>
+        </w:tc>
+        <w:tc>
+          <w:tcPr>
+            <w:tcW w:type="dxa" w:w="5102"/>
+          </w:tcPr>
+          <w:p>
+            <w:r/>
+            <w:r>
+              <w:rPr>
+                <w:sz w:val="17"/>
+              </w:rPr>
+              <w:t>前一版写成"两机都没钉死、阻断级"是错的——只查了 .env，没查运行中的容器。2026-10-02 复查：两台容器注入值均正确（NX01/1、NX02/2）。AGENT_INDEX 由各机 compose 默认值钉死；NAMESPACE 有意不放 .env，由 .namespace 文件 + control_server.py 的 extra_env 注入。⚠ 残留风险：compose 里 NAMESPACE 默认值两台都仍是 NX01，绕过 control_server 直接 docker compose up（bash_history 里就有这种裸命令，systemd unit 也是）会让 NX02 变成 NAMESPACE=NX01 + AGENT_INDEX=2 的半错状态。建议把各机默认值改成本机实际值，两层都对</w:t>
+            </w:r>
+          </w:p>
+        </w:tc>
+        <w:tc>
+          <w:tcPr>
+            <w:tcW w:type="dxa" w:w="794"/>
+          </w:tcPr>
+          <w:p>
+            <w:r/>
+            <w:r>
+              <w:rPr>
+                <w:sz w:val="17"/>
+              </w:rPr>
+              <w:t>P1 待改</w:t>
+            </w:r>
+          </w:p>
+        </w:tc>
+      </w:tr>
+      <w:tr>
+        <w:tc>
+          <w:tcPr>
+            <w:tcW w:type="dxa" w:w="397"/>
+          </w:tcPr>
+          <w:p>
+            <w:r/>
+            <w:r>
+              <w:rPr>
+                <w:sz w:val="17"/>
+              </w:rPr>
               <w:t>□</w:t>
             </w:r>
           </w:p>
@@ -6069,7 +6141,7 @@
               <w:rPr>
                 <w:sz w:val="17"/>
               </w:rPr>
-              <w:t>H3</w:t>
+              <w:t>H13</w:t>
             </w:r>
           </w:p>
         </w:tc>
@@ -6083,7 +6155,7 @@
               <w:rPr>
                 <w:sz w:val="17"/>
               </w:rPr>
-              <w:t>NAMESPACE / AGENT_INDEX 两机都没钉，一起走默认 NX01 / 1</w:t>
+              <w:t>SLAM_BACKEND / DLIO_IMU_TOPIC / POINT_LIO_HIGH_FREQ_ODOM 当前不生效</w:t>
             </w:r>
           </w:p>
         </w:tc>
@@ -6097,7 +6169,7 @@
               <w:rPr>
                 <w:sz w:val="17"/>
               </w:rPr>
-              <w:t>NX02 的 .env 加 NAMESPACE=NX02、AGENT_INDEX=2 并同步 MAV_SYS_ID；NX01 显式写 NX01 / 1。这是已知未修的双机 mavros 数据互串故障，单机测试看不出来，双机同时上电前必须修</w:t>
+              <w:t>LOCALIZATION_SOURCE=uwb_imu 模式下 entrypoint 跳过 DLIO，实测 .101 容器里没有 dlio/point_lio 进程，只有 uwb_imu_fusion。这三项值要保留（切 uwb_slam 时就要用），但不要据此认为真机当前跑的是 DLIO</w:t>
             </w:r>
           </w:p>
         </w:tc>
@@ -6111,7 +6183,7 @@
               <w:rPr>
                 <w:sz w:val="17"/>
               </w:rPr>
-              <w:t>P0 阻断</w:t>
+              <w:t>P1 已知</w:t>
             </w:r>
           </w:p>
         </w:tc>

--- a/Sim2Real迁移清单与步骤.docx
+++ b/Sim2Real迁移清单与步骤.docx
@@ -6083,7 +6083,7 @@
               <w:rPr>
                 <w:sz w:val="17"/>
               </w:rPr>
-              <w:t>NAMESPACE / AGENT_INDEX（结论已修正）</w:t>
+              <w:t>NAMESPACE / AGENT_INDEX（结论已修正 + 已加固）</w:t>
             </w:r>
           </w:p>
         </w:tc>
@@ -6097,7 +6097,7 @@
               <w:rPr>
                 <w:sz w:val="17"/>
               </w:rPr>
-              <w:t>前一版写成"两机都没钉死、阻断级"是错的——只查了 .env，没查运行中的容器。2026-10-02 复查：两台容器注入值均正确（NX01/1、NX02/2）。AGENT_INDEX 由各机 compose 默认值钉死；NAMESPACE 有意不放 .env，由 .namespace 文件 + control_server.py 的 extra_env 注入。⚠ 残留风险：compose 里 NAMESPACE 默认值两台都仍是 NX01，绕过 control_server 直接 docker compose up（bash_history 里就有这种裸命令，systemd unit 也是）会让 NX02 变成 NAMESPACE=NX01 + AGENT_INDEX=2 的半错状态。建议把各机默认值改成本机实际值，两层都对</w:t>
+              <w:t>前一版写成"两机都没钉死、阻断级"是错的——只查了 .env，没查运行中的容器。复查：两台容器注入值均正确（NX01/1、NX02/2）。AGENT_INDEX 由各机 compose 默认值钉死；NAMESPACE 有意不放 .env，由 .namespace + control_server.py 的 extra_env 注入。2026-10-02 并已堵掉绕过路径：NX02 那台 compose 两处默认值由 NX01 改成 NX02（.101 本来就是 NX01），裸启动解析已验证为 NX02/2，显式传值仍可覆盖。当前运行容器值未变，无需重启</w:t>
             </w:r>
           </w:p>
         </w:tc>
@@ -6111,7 +6111,7 @@
               <w:rPr>
                 <w:sz w:val="17"/>
               </w:rPr>
-              <w:t>P1 待改</w:t>
+              <w:t>P0 已完成</w:t>
             </w:r>
           </w:p>
         </w:tc>

--- a/Sim2Real迁移清单与步骤.docx
+++ b/Sim2Real迁移清单与步骤.docx
@@ -93,7 +93,7 @@
               <w:rPr>
                 <w:sz w:val="17"/>
               </w:rPr>
-              <w:t>2026-10-02（第 5 版，含第四轮：参数继承与参数化）</w:t>
+              <w:t>2026-10-02（第 6 版，含第五轮：DDS 与网络）</w:t>
             </w:r>
           </w:p>
         </w:tc>
@@ -213,7 +213,7 @@
               <w:rPr>
                 <w:sz w:val="17"/>
               </w:rPr>
-              <w:t>51 项，其中阻断级 8 项</w:t>
+              <w:t>58 项，其中阻断级 8 项、P0 共 20 项</w:t>
             </w:r>
           </w:p>
         </w:tc>
@@ -6818,6 +6818,634 @@
                 <w:sz w:val="17"/>
               </w:rPr>
               <w:t>节点自身兜底默认 0.0，与仿真 .env 的 0.0 凑巧一致，行为无差异；仍建议显式钉死，不要依赖"凑巧"</w:t>
+            </w:r>
+          </w:p>
+        </w:tc>
+        <w:tc>
+          <w:tcPr>
+            <w:tcW w:type="dxa" w:w="794"/>
+          </w:tcPr>
+          <w:p>
+            <w:r/>
+            <w:r>
+              <w:rPr>
+                <w:sz w:val="17"/>
+              </w:rPr>
+              <w:t>P2</w:t>
+            </w:r>
+          </w:p>
+        </w:tc>
+      </w:tr>
+    </w:tbl>
+    <w:p/>
+    <w:p>
+      <w:r>
+        <w:br w:type="page"/>
+      </w:r>
+    </w:p>
+    <w:p>
+      <w:pPr>
+        <w:pStyle w:val="Heading2"/>
+      </w:pPr>
+      <w:r>
+        <w:rPr>
+          <w:rFonts w:ascii="微软雅黑" w:hAnsi="微软雅黑" w:eastAsia="微软雅黑"/>
+          <w:color w:val="1F5FA9"/>
+          <w:sz w:val="23"/>
+        </w:rPr>
+        <w:t>I. DDS 与网络（第五轮查漏，P0）</w:t>
+      </w:r>
+    </w:p>
+    <w:p>
+      <w:r>
+        <w:rPr>
+          <w:b w:val="0"/>
+          <w:i w:val="0"/>
+          <w:color w:val="5A6472"/>
+          <w:sz w:val="18"/>
+        </w:rPr>
+        <w:t>本轮现场实测查出。前三项互相关联：compose 里那段"绑有线网卡"的修复从未生效，而它要防的失败仍在复现，根治手段是静态 Peer。</w:t>
+      </w:r>
+    </w:p>
+    <w:tbl>
+      <w:tblPr>
+        <w:tblStyle w:val="LightGrid-Accent1"/>
+        <w:tblW w:type="auto" w:w="0"/>
+        <w:jc w:val="center"/>
+        <w:tblLayout w:type="fixed"/>
+        <w:tblLook w:firstColumn="1" w:firstRow="1" w:lastColumn="0" w:lastRow="0" w:noHBand="0" w:noVBand="1" w:val="04A0"/>
+        <w:tblLayout w:type="fixed"/>
+      </w:tblPr>
+      <w:tblGrid>
+        <w:gridCol w:w="397"/>
+        <w:gridCol w:w="624"/>
+        <w:gridCol w:w="2381"/>
+        <w:gridCol w:w="5102"/>
+        <w:gridCol w:w="794"/>
+      </w:tblGrid>
+      <w:tr>
+        <w:tc>
+          <w:tcPr>
+            <w:tcW w:type="dxa" w:w="397"/>
+          </w:tcPr>
+          <w:p>
+            <w:r/>
+            <w:r>
+              <w:rPr>
+                <w:b/>
+                <w:sz w:val="17"/>
+              </w:rPr>
+              <w:t>□</w:t>
+            </w:r>
+          </w:p>
+        </w:tc>
+        <w:tc>
+          <w:tcPr>
+            <w:tcW w:type="dxa" w:w="624"/>
+          </w:tcPr>
+          <w:p>
+            <w:r/>
+            <w:r>
+              <w:rPr>
+                <w:b/>
+                <w:sz w:val="17"/>
+              </w:rPr>
+              <w:t>编号</w:t>
+            </w:r>
+          </w:p>
+        </w:tc>
+        <w:tc>
+          <w:tcPr>
+            <w:tcW w:type="dxa" w:w="2381"/>
+          </w:tcPr>
+          <w:p>
+            <w:r/>
+            <w:r>
+              <w:rPr>
+                <w:b/>
+                <w:sz w:val="17"/>
+              </w:rPr>
+              <w:t>项</w:t>
+            </w:r>
+          </w:p>
+        </w:tc>
+        <w:tc>
+          <w:tcPr>
+            <w:tcW w:type="dxa" w:w="5102"/>
+          </w:tcPr>
+          <w:p>
+            <w:r/>
+            <w:r>
+              <w:rPr>
+                <w:b/>
+                <w:sz w:val="17"/>
+              </w:rPr>
+              <w:t>动作</w:t>
+            </w:r>
+          </w:p>
+        </w:tc>
+        <w:tc>
+          <w:tcPr>
+            <w:tcW w:type="dxa" w:w="794"/>
+          </w:tcPr>
+          <w:p>
+            <w:r/>
+            <w:r>
+              <w:rPr>
+                <w:b/>
+                <w:sz w:val="17"/>
+              </w:rPr>
+              <w:t>级别</w:t>
+            </w:r>
+          </w:p>
+        </w:tc>
+      </w:tr>
+      <w:tr>
+        <w:tc>
+          <w:tcPr>
+            <w:tcW w:type="dxa" w:w="397"/>
+          </w:tcPr>
+          <w:p>
+            <w:r/>
+            <w:r>
+              <w:rPr>
+                <w:sz w:val="17"/>
+              </w:rPr>
+              <w:t>□</w:t>
+            </w:r>
+          </w:p>
+        </w:tc>
+        <w:tc>
+          <w:tcPr>
+            <w:tcW w:type="dxa" w:w="624"/>
+          </w:tcPr>
+          <w:p>
+            <w:r/>
+            <w:r>
+              <w:rPr>
+                <w:sz w:val="17"/>
+              </w:rPr>
+              <w:t>I1</w:t>
+            </w:r>
+          </w:p>
+        </w:tc>
+        <w:tc>
+          <w:tcPr>
+            <w:tcW w:type="dxa" w:w="2381"/>
+          </w:tcPr>
+          <w:p>
+            <w:r/>
+            <w:r>
+              <w:rPr>
+                <w:sz w:val="17"/>
+              </w:rPr>
+              <w:t>GCS_PEER_ADDRESS 两机均为空，发现纯靠 WiFi 组播</w:t>
+            </w:r>
+          </w:p>
+        </w:tc>
+        <w:tc>
+          <w:tcPr>
+            <w:tcW w:type="dxa" w:w="5102"/>
+          </w:tcPr>
+          <w:p>
+            <w:r/>
+            <w:r>
+              <w:rPr>
+                <w:sz w:val="17"/>
+              </w:rPr>
+              <w:t>两机 .env 填 GCS_PEER_ADDRESS=192.168.2.103（地面站 IP，已实测确认）。entrypoint 会据此在 CycloneDDS XML 里加 &lt;Peers&gt; 做静态单播发现。代码注释自己写着"组播在很多 WiFi AP 上不可靠，能填就尽量填"且"没有在真实网络环境里验证过"</w:t>
+            </w:r>
+          </w:p>
+        </w:tc>
+        <w:tc>
+          <w:tcPr>
+            <w:tcW w:type="dxa" w:w="794"/>
+          </w:tcPr>
+          <w:p>
+            <w:r/>
+            <w:r>
+              <w:rPr>
+                <w:sz w:val="17"/>
+              </w:rPr>
+              <w:t>P0</w:t>
+            </w:r>
+          </w:p>
+        </w:tc>
+      </w:tr>
+      <w:tr>
+        <w:tc>
+          <w:tcPr>
+            <w:tcW w:type="dxa" w:w="397"/>
+          </w:tcPr>
+          <w:p>
+            <w:r/>
+            <w:r>
+              <w:rPr>
+                <w:sz w:val="17"/>
+              </w:rPr>
+              <w:t>□</w:t>
+            </w:r>
+          </w:p>
+        </w:tc>
+        <w:tc>
+          <w:tcPr>
+            <w:tcW w:type="dxa" w:w="624"/>
+          </w:tcPr>
+          <w:p>
+            <w:r/>
+            <w:r>
+              <w:rPr>
+                <w:sz w:val="17"/>
+              </w:rPr>
+              <w:t>I2</w:t>
+            </w:r>
+          </w:p>
+        </w:tc>
+        <w:tc>
+          <w:tcPr>
+            <w:tcW w:type="dxa" w:w="2381"/>
+          </w:tcPr>
+          <w:p>
+            <w:r/>
+            <w:r>
+              <w:rPr>
+                <w:sz w:val="17"/>
+              </w:rPr>
+              <w:t>Peer 模板只支持一个地址，机间发现仍靠组播</w:t>
+            </w:r>
+          </w:p>
+        </w:tc>
+        <w:tc>
+          <w:tcPr>
+            <w:tcW w:type="dxa" w:w="5102"/>
+          </w:tcPr>
+          <w:p>
+            <w:r/>
+            <w:r>
+              <w:rPr>
+                <w:sz w:val="17"/>
+              </w:rPr>
+              <w:t>双机编队的 swarm 协同（calcSwarmCost/broadcast_bspline）走的是机间通信。改 entrypoint 第 301 行起的模板支持多个 &lt;Peer&gt;，把友机 IP 也列进去（NX01 填 .102，NX02 填 .101）</w:t>
+            </w:r>
+          </w:p>
+        </w:tc>
+        <w:tc>
+          <w:tcPr>
+            <w:tcW w:type="dxa" w:w="794"/>
+          </w:tcPr>
+          <w:p>
+            <w:r/>
+            <w:r>
+              <w:rPr>
+                <w:sz w:val="17"/>
+              </w:rPr>
+              <w:t>P0</w:t>
+            </w:r>
+          </w:p>
+        </w:tc>
+      </w:tr>
+      <w:tr>
+        <w:tc>
+          <w:tcPr>
+            <w:tcW w:type="dxa" w:w="397"/>
+          </w:tcPr>
+          <w:p>
+            <w:r/>
+            <w:r>
+              <w:rPr>
+                <w:sz w:val="17"/>
+              </w:rPr>
+              <w:t>□</w:t>
+            </w:r>
+          </w:p>
+        </w:tc>
+        <w:tc>
+          <w:tcPr>
+            <w:tcW w:type="dxa" w:w="624"/>
+          </w:tcPr>
+          <w:p>
+            <w:r/>
+            <w:r>
+              <w:rPr>
+                <w:sz w:val="17"/>
+              </w:rPr>
+              <w:t>I3</w:t>
+            </w:r>
+          </w:p>
+        </w:tc>
+        <w:tc>
+          <w:tcPr>
+            <w:tcW w:type="dxa" w:w="2381"/>
+          </w:tcPr>
+          <w:p>
+            <w:r/>
+            <w:r>
+              <w:rPr>
+                <w:sz w:val="17"/>
+              </w:rPr>
+              <w:t>compose 的 CYCLONEDDS_URI 是死配置且方向相反</w:t>
+            </w:r>
+          </w:p>
+        </w:tc>
+        <w:tc>
+          <w:tcPr>
+            <w:tcW w:type="dxa" w:w="5102"/>
+          </w:tcPr>
+          <w:p>
+            <w:r/>
+            <w:r>
+              <w:rPr>
+                <w:sz w:val="17"/>
+              </w:rPr>
+              <w:t>compose 第 79 行把 DDS 绑 enP8p1s0（雷达专网），但 entrypoint 第 298 行无条件覆盖成按 HW_NETWORK_INTERFACE 生成的文件，实际绑 wlP1p1s0。2026-08-29 那个"绑有线止住 WiFi 写失败"的修复从未生效。删掉这段死配置，避免下次排查时被它误导</w:t>
+            </w:r>
+          </w:p>
+        </w:tc>
+        <w:tc>
+          <w:tcPr>
+            <w:tcW w:type="dxa" w:w="794"/>
+          </w:tcPr>
+          <w:p>
+            <w:r/>
+            <w:r>
+              <w:rPr>
+                <w:sz w:val="17"/>
+              </w:rPr>
+              <w:t>P1</w:t>
+            </w:r>
+          </w:p>
+        </w:tc>
+      </w:tr>
+      <w:tr>
+        <w:tc>
+          <w:tcPr>
+            <w:tcW w:type="dxa" w:w="397"/>
+          </w:tcPr>
+          <w:p>
+            <w:r/>
+            <w:r>
+              <w:rPr>
+                <w:sz w:val="17"/>
+              </w:rPr>
+              <w:t>□</w:t>
+            </w:r>
+          </w:p>
+        </w:tc>
+        <w:tc>
+          <w:tcPr>
+            <w:tcW w:type="dxa" w:w="624"/>
+          </w:tcPr>
+          <w:p>
+            <w:r/>
+            <w:r>
+              <w:rPr>
+                <w:sz w:val="17"/>
+              </w:rPr>
+              <w:t>I4</w:t>
+            </w:r>
+          </w:p>
+        </w:tc>
+        <w:tc>
+          <w:tcPr>
+            <w:tcW w:type="dxa" w:w="2381"/>
+          </w:tcPr>
+          <w:p>
+            <w:r/>
+            <w:r>
+              <w:rPr>
+                <w:sz w:val="17"/>
+              </w:rPr>
+              <w:t>HW_NETWORK_INTERFACE 未钉死，兜底默认值是不存在的网卡</w:t>
+            </w:r>
+          </w:p>
+        </w:tc>
+        <w:tc>
+          <w:tcPr>
+            <w:tcW w:type="dxa" w:w="5102"/>
+          </w:tcPr>
+          <w:p>
+            <w:r/>
+            <w:r>
+              <w:rPr>
+                <w:sz w:val="17"/>
+              </w:rPr>
+              <w:t>它才是真正决定 DDS 绑哪块网卡的变量。只有 compose 默认值 wlP1p1s0，未在 .env 钉死；entrypoint 自身兜底是 eth0，这两台 Jetson 上没有这块网卡。钉进两机 .env（原在 H7 列为 P1，据本轮发现提升）</w:t>
+            </w:r>
+          </w:p>
+        </w:tc>
+        <w:tc>
+          <w:tcPr>
+            <w:tcW w:type="dxa" w:w="794"/>
+          </w:tcPr>
+          <w:p>
+            <w:r/>
+            <w:r>
+              <w:rPr>
+                <w:sz w:val="17"/>
+              </w:rPr>
+              <w:t>P0</w:t>
+            </w:r>
+          </w:p>
+        </w:tc>
+      </w:tr>
+      <w:tr>
+        <w:tc>
+          <w:tcPr>
+            <w:tcW w:type="dxa" w:w="397"/>
+          </w:tcPr>
+          <w:p>
+            <w:r/>
+            <w:r>
+              <w:rPr>
+                <w:sz w:val="17"/>
+              </w:rPr>
+              <w:t>□</w:t>
+            </w:r>
+          </w:p>
+        </w:tc>
+        <w:tc>
+          <w:tcPr>
+            <w:tcW w:type="dxa" w:w="624"/>
+          </w:tcPr>
+          <w:p>
+            <w:r/>
+            <w:r>
+              <w:rPr>
+                <w:sz w:val="17"/>
+              </w:rPr>
+              <w:t>I5</w:t>
+            </w:r>
+          </w:p>
+        </w:tc>
+        <w:tc>
+          <w:tcPr>
+            <w:tcW w:type="dxa" w:w="2381"/>
+          </w:tcPr>
+          <w:p>
+            <w:r/>
+            <w:r>
+              <w:rPr>
+                <w:sz w:val="17"/>
+              </w:rPr>
+              <w:t>NX02 启动期有 4211 条 DDS 写失败</w:t>
+            </w:r>
+          </w:p>
+        </w:tc>
+        <w:tc>
+          <w:tcPr>
+            <w:tcW w:type="dxa" w:w="5102"/>
+          </w:tcPr>
+          <w:p>
+            <w:r/>
+            <w:r>
+              <w:rPr>
+                <w:sz w:val="17"/>
+              </w:rPr>
+              <w:t>占日志 4.2%，启动后约 6 分钟起持续 2 分钟，目标含发现组播 239.255.0.1:12400；NX01 同期 0 条。两机 WiFi 当时均正常（-28/-32 dBm、TX 错误 0），非链路质量问题。与 2026-08-29 位姿跳飞（IMU 回调断档 143.8s）同类。I1/I2 做完后复测是否消失</w:t>
+            </w:r>
+          </w:p>
+        </w:tc>
+        <w:tc>
+          <w:tcPr>
+            <w:tcW w:type="dxa" w:w="794"/>
+          </w:tcPr>
+          <w:p>
+            <w:r/>
+            <w:r>
+              <w:rPr>
+                <w:sz w:val="17"/>
+              </w:rPr>
+              <w:t>P0 观察</w:t>
+            </w:r>
+          </w:p>
+        </w:tc>
+      </w:tr>
+      <w:tr>
+        <w:tc>
+          <w:tcPr>
+            <w:tcW w:type="dxa" w:w="397"/>
+          </w:tcPr>
+          <w:p>
+            <w:r/>
+            <w:r>
+              <w:rPr>
+                <w:sz w:val="17"/>
+              </w:rPr>
+              <w:t>☑</w:t>
+            </w:r>
+          </w:p>
+        </w:tc>
+        <w:tc>
+          <w:tcPr>
+            <w:tcW w:type="dxa" w:w="624"/>
+          </w:tcPr>
+          <w:p>
+            <w:r/>
+            <w:r>
+              <w:rPr>
+                <w:sz w:val="17"/>
+              </w:rPr>
+              <w:t>I6</w:t>
+            </w:r>
+          </w:p>
+        </w:tc>
+        <w:tc>
+          <w:tcPr>
+            <w:tcW w:type="dxa" w:w="2381"/>
+          </w:tcPr>
+          <w:p>
+            <w:r/>
+            <w:r>
+              <w:rPr>
+                <w:sz w:val="17"/>
+              </w:rPr>
+              <w:t>时间同步（本轮确认无需处理）</w:t>
+            </w:r>
+          </w:p>
+        </w:tc>
+        <w:tc>
+          <w:tcPr>
+            <w:tcW w:type="dxa" w:w="5102"/>
+          </w:tcPr>
+          <w:p>
+            <w:r/>
+            <w:r>
+              <w:rPr>
+                <w:sz w:val="17"/>
+              </w:rPr>
+              <w:t>两机均对时到 192.168.2.103（地面站本机），偏差 73µs/94µs、机间差 0.17ms。地面站 chrony 已配 allow 192.168.2.0/24 + local stratum 10，断网仍对外授时。赛场无网络的情况已覆盖</w:t>
+            </w:r>
+          </w:p>
+        </w:tc>
+        <w:tc>
+          <w:tcPr>
+            <w:tcW w:type="dxa" w:w="794"/>
+          </w:tcPr>
+          <w:p>
+            <w:r/>
+            <w:r>
+              <w:rPr>
+                <w:sz w:val="17"/>
+              </w:rPr>
+              <w:t>—</w:t>
+            </w:r>
+          </w:p>
+        </w:tc>
+      </w:tr>
+      <w:tr>
+        <w:tc>
+          <w:tcPr>
+            <w:tcW w:type="dxa" w:w="397"/>
+          </w:tcPr>
+          <w:p>
+            <w:r/>
+            <w:r>
+              <w:rPr>
+                <w:sz w:val="17"/>
+              </w:rPr>
+              <w:t>□</w:t>
+            </w:r>
+          </w:p>
+        </w:tc>
+        <w:tc>
+          <w:tcPr>
+            <w:tcW w:type="dxa" w:w="624"/>
+          </w:tcPr>
+          <w:p>
+            <w:r/>
+            <w:r>
+              <w:rPr>
+                <w:sz w:val="17"/>
+              </w:rPr>
+              <w:t>I7</w:t>
+            </w:r>
+          </w:p>
+        </w:tc>
+        <w:tc>
+          <w:tcPr>
+            <w:tcW w:type="dxa" w:w="2381"/>
+          </w:tcPr>
+          <w:p>
+            <w:r/>
+            <w:r>
+              <w:rPr>
+                <w:sz w:val="17"/>
+              </w:rPr>
+              <w:t>两机 runtime_logs 体量悬殊</w:t>
+            </w:r>
+          </w:p>
+        </w:tc>
+        <w:tc>
+          <w:tcPr>
+            <w:tcW w:type="dxa" w:w="5102"/>
+          </w:tcPr>
+          <w:p>
+            <w:r/>
+            <w:r>
+              <w:rPr>
+                <w:sz w:val="17"/>
+              </w:rPr>
+              <w:t>.101 仅 168K、.102 有 6.1G（根分区均 937G 用 29%，不紧张）。赛前对齐一次，避免长时间飞行时一台先写满</w:t>
             </w:r>
           </w:p>
         </w:tc>

--- a/Sim2Real迁移清单与步骤.docx
+++ b/Sim2Real迁移清单与步骤.docx
@@ -6971,7 +6971,7 @@
               <w:rPr>
                 <w:sz w:val="17"/>
               </w:rPr>
-              <w:t>□</w:t>
+              <w:t>☑</w:t>
             </w:r>
           </w:p>
         </w:tc>
@@ -6999,7 +6999,7 @@
               <w:rPr>
                 <w:sz w:val="17"/>
               </w:rPr>
-              <w:t>GCS_PEER_ADDRESS 两机均为空，发现纯靠 WiFi 组播</w:t>
+              <w:t>GCS_PEER_ADDRESS 两机均为空（已配）</w:t>
             </w:r>
           </w:p>
         </w:tc>
@@ -7013,7 +7013,7 @@
               <w:rPr>
                 <w:sz w:val="17"/>
               </w:rPr>
-              <w:t>两机 .env 填 GCS_PEER_ADDRESS=192.168.2.103（地面站 IP，已实测确认）。entrypoint 会据此在 CycloneDDS XML 里加 &lt;Peers&gt; 做静态单播发现。代码注释自己写着"组播在很多 WiFi AP 上不可靠，能填就尽量填"且"没有在真实网络环境里验证过"</w:t>
+              <w:t>两机 .env 已填 GCS_PEER_ADDRESS=192.168.2.103。地面站那半边早在 2026-09-25 就配好了（gcs/cyclonedds_gcs.xml 里 address=192.168.2.103、Peers 已列 .101/.102），缺的一直只是飞机这半边——该文件注释写明"双向都要配，只配一边发现不了对方"。⚠ 需 down/up 生效</w:t>
             </w:r>
           </w:p>
         </w:tc>
@@ -7027,7 +7027,7 @@
               <w:rPr>
                 <w:sz w:val="17"/>
               </w:rPr>
-              <w:t>P0</w:t>
+              <w:t>P0 已改</w:t>
             </w:r>
           </w:p>
         </w:tc>
@@ -7043,7 +7043,7 @@
               <w:rPr>
                 <w:sz w:val="17"/>
               </w:rPr>
-              <w:t>□</w:t>
+              <w:t>☑</w:t>
             </w:r>
           </w:p>
         </w:tc>
@@ -7071,7 +7071,7 @@
               <w:rPr>
                 <w:sz w:val="17"/>
               </w:rPr>
-              <w:t>Peer 模板只支持一个地址，机间发现仍靠组播</w:t>
+              <w:t>Peer 模板只支持一个地址（已改）</w:t>
             </w:r>
           </w:p>
         </w:tc>
@@ -7085,7 +7085,7 @@
               <w:rPr>
                 <w:sz w:val="17"/>
               </w:rPr>
-              <w:t>双机编队的 swarm 协同（calcSwarmCost/broadcast_bspline）走的是机间通信。改 entrypoint 第 301 行起的模板支持多个 &lt;Peer&gt;，把友机 IP 也列进去（NX01 填 .102，NX02 填 .101）</w:t>
+              <w:t>entrypoint 新增 DDS_PEER_ADDRESSES（逗号分隔可多个），与 GCS_PEER_ADDRESS 合并去重生成任意多个 &lt;Peer&gt;；两者皆空时退回纯组播，向后兼容。两机 .env 已填友机 IP（NX01→.102，NX02→.101），compose 已补透传。离线验证四个用例（多 Peer/单 Peer/全空/含重复）全部通过，bash -n 通过。⚠ entrypoint 是 COPY 进镜像的，必须重建 flight-stack-hw 镜像才生效</w:t>
             </w:r>
           </w:p>
         </w:tc>
@@ -7099,7 +7099,7 @@
               <w:rPr>
                 <w:sz w:val="17"/>
               </w:rPr>
-              <w:t>P0</w:t>
+              <w:t>P0 已改</w:t>
             </w:r>
           </w:p>
         </w:tc>

--- a/Sim2Real迁移清单与步骤.docx
+++ b/Sim2Real迁移清单与步骤.docx
@@ -93,7 +93,7 @@
               <w:rPr>
                 <w:sz w:val="17"/>
               </w:rPr>
-              <w:t>2026-10-02（第 6 版，含第五轮：DDS 与网络）</w:t>
+              <w:t>2026-10-02（第 7 版，含第六轮：vision-stack）</w:t>
             </w:r>
           </w:p>
         </w:tc>
@@ -213,7 +213,7 @@
               <w:rPr>
                 <w:sz w:val="17"/>
               </w:rPr>
-              <w:t>58 项，其中阻断级 8 项、P0 共 20 项</w:t>
+              <w:t>63 项，其中阻断级 8 项、P0 共 23 项</w:t>
             </w:r>
           </w:p>
         </w:tc>
@@ -7460,6 +7460,479 @@
                 <w:sz w:val="17"/>
               </w:rPr>
               <w:t>P2</w:t>
+            </w:r>
+          </w:p>
+        </w:tc>
+      </w:tr>
+    </w:tbl>
+    <w:p/>
+    <w:p>
+      <w:r>
+        <w:br w:type="page"/>
+      </w:r>
+    </w:p>
+    <w:p>
+      <w:pPr>
+        <w:pStyle w:val="Heading2"/>
+      </w:pPr>
+      <w:r>
+        <w:rPr>
+          <w:rFonts w:ascii="微软雅黑" w:hAnsi="微软雅黑" w:eastAsia="微软雅黑"/>
+          <w:color w:val="1F5FA9"/>
+          <w:sz w:val="23"/>
+        </w:rPr>
+        <w:t>J. vision-stack（第六轮，已实测处置）</w:t>
+      </w:r>
+    </w:p>
+    <w:tbl>
+      <w:tblPr>
+        <w:tblStyle w:val="LightGrid-Accent1"/>
+        <w:tblW w:type="auto" w:w="0"/>
+        <w:jc w:val="center"/>
+        <w:tblLayout w:type="fixed"/>
+        <w:tblLook w:firstColumn="1" w:firstRow="1" w:lastColumn="0" w:lastRow="0" w:noHBand="0" w:noVBand="1" w:val="04A0"/>
+        <w:tblLayout w:type="fixed"/>
+      </w:tblPr>
+      <w:tblGrid>
+        <w:gridCol w:w="397"/>
+        <w:gridCol w:w="624"/>
+        <w:gridCol w:w="2381"/>
+        <w:gridCol w:w="5102"/>
+        <w:gridCol w:w="794"/>
+      </w:tblGrid>
+      <w:tr>
+        <w:tc>
+          <w:tcPr>
+            <w:tcW w:type="dxa" w:w="397"/>
+          </w:tcPr>
+          <w:p>
+            <w:r/>
+            <w:r>
+              <w:rPr>
+                <w:b/>
+                <w:sz w:val="17"/>
+              </w:rPr>
+              <w:t>□</w:t>
+            </w:r>
+          </w:p>
+        </w:tc>
+        <w:tc>
+          <w:tcPr>
+            <w:tcW w:type="dxa" w:w="624"/>
+          </w:tcPr>
+          <w:p>
+            <w:r/>
+            <w:r>
+              <w:rPr>
+                <w:b/>
+                <w:sz w:val="17"/>
+              </w:rPr>
+              <w:t>编号</w:t>
+            </w:r>
+          </w:p>
+        </w:tc>
+        <w:tc>
+          <w:tcPr>
+            <w:tcW w:type="dxa" w:w="2381"/>
+          </w:tcPr>
+          <w:p>
+            <w:r/>
+            <w:r>
+              <w:rPr>
+                <w:b/>
+                <w:sz w:val="17"/>
+              </w:rPr>
+              <w:t>项</w:t>
+            </w:r>
+          </w:p>
+        </w:tc>
+        <w:tc>
+          <w:tcPr>
+            <w:tcW w:type="dxa" w:w="5102"/>
+          </w:tcPr>
+          <w:p>
+            <w:r/>
+            <w:r>
+              <w:rPr>
+                <w:b/>
+                <w:sz w:val="17"/>
+              </w:rPr>
+              <w:t>动作</w:t>
+            </w:r>
+          </w:p>
+        </w:tc>
+        <w:tc>
+          <w:tcPr>
+            <w:tcW w:type="dxa" w:w="794"/>
+          </w:tcPr>
+          <w:p>
+            <w:r/>
+            <w:r>
+              <w:rPr>
+                <w:b/>
+                <w:sz w:val="17"/>
+              </w:rPr>
+              <w:t>级别</w:t>
+            </w:r>
+          </w:p>
+        </w:tc>
+      </w:tr>
+      <w:tr>
+        <w:tc>
+          <w:tcPr>
+            <w:tcW w:type="dxa" w:w="397"/>
+          </w:tcPr>
+          <w:p>
+            <w:r/>
+            <w:r>
+              <w:rPr>
+                <w:sz w:val="17"/>
+              </w:rPr>
+              <w:t>☑</w:t>
+            </w:r>
+          </w:p>
+        </w:tc>
+        <w:tc>
+          <w:tcPr>
+            <w:tcW w:type="dxa" w:w="624"/>
+          </w:tcPr>
+          <w:p>
+            <w:r/>
+            <w:r>
+              <w:rPr>
+                <w:sz w:val="17"/>
+              </w:rPr>
+              <w:t>J1</w:t>
+            </w:r>
+          </w:p>
+        </w:tc>
+        <w:tc>
+          <w:tcPr>
+            <w:tcW w:type="dxa" w:w="2381"/>
+          </w:tcPr>
+          <w:p>
+            <w:r/>
+            <w:r>
+              <w:rPr>
+                <w:sz w:val="17"/>
+              </w:rPr>
+              <w:t>vision-stack 缺 ROS_DOMAIN_ID / RMW_IMPLEMENTATION / CYCLONEDDS_URI</w:t>
+            </w:r>
+          </w:p>
+        </w:tc>
+        <w:tc>
+          <w:tcPr>
+            <w:tcW w:type="dxa" w:w="5102"/>
+          </w:tcPr>
+          <w:p>
+            <w:r/>
+            <w:r>
+              <w:rPr>
+                <w:sz w:val="17"/>
+              </w:rPr>
+              <w:t>三者互相掩盖：域 0 收不到；FastDDS 与全系统的 CycloneDDS 数据面不通；无 DDS 配置则自动挑网卡且吃不到静态 Peer。补 RMW 之后 CYCLONEDDS_URI 才被读。两机已补三行并实测：选手容器收检测由 0 条/20 秒 → 249 条/20 秒，与发布端本机 12 Hz 一致</w:t>
+            </w:r>
+          </w:p>
+        </w:tc>
+        <w:tc>
+          <w:tcPr>
+            <w:tcW w:type="dxa" w:w="794"/>
+          </w:tcPr>
+          <w:p>
+            <w:r/>
+            <w:r>
+              <w:rPr>
+                <w:sz w:val="17"/>
+              </w:rPr>
+              <w:t>P0 已改</w:t>
+            </w:r>
+          </w:p>
+        </w:tc>
+      </w:tr>
+      <w:tr>
+        <w:tc>
+          <w:tcPr>
+            <w:tcW w:type="dxa" w:w="397"/>
+          </w:tcPr>
+          <w:p>
+            <w:r/>
+            <w:r>
+              <w:rPr>
+                <w:sz w:val="17"/>
+              </w:rPr>
+              <w:t>□</w:t>
+            </w:r>
+          </w:p>
+        </w:tc>
+        <w:tc>
+          <w:tcPr>
+            <w:tcW w:type="dxa" w:w="624"/>
+          </w:tcPr>
+          <w:p>
+            <w:r/>
+            <w:r>
+              <w:rPr>
+                <w:sz w:val="17"/>
+              </w:rPr>
+              <w:t>J2</w:t>
+            </w:r>
+          </w:p>
+        </w:tc>
+        <w:tc>
+          <w:tcPr>
+            <w:tcW w:type="dxa" w:w="2381"/>
+          </w:tcPr>
+          <w:p>
+            <w:r/>
+            <w:r>
+              <w:rPr>
+                <w:sz w:val="17"/>
+              </w:rPr>
+              <w:t>真机检测节点不随栈自启、模式不持久化</w:t>
+            </w:r>
+          </w:p>
+        </w:tc>
+        <w:tc>
+          <w:tcPr>
+            <w:tcW w:type="dxa" w:w="5102"/>
+          </w:tcPr>
+          <w:p>
+            <w:r/>
+            <w:r>
+              <w:rPr>
+                <w:sz w:val="17"/>
+              </w:rPr>
+              <w:t>容器跑 sleep infinity，不调 POST /vision/mode 则话题根本不存在（不是空数组）。仿真是随 flight-stack entrypoint 自动起的，习惯差异会导致"飞行栈正常但 wait_for_detection 永远等不到"的静默失效。建议二选一：① control_server 增加开机兜底自启（已有 .namespace 自启的先例）；② SDK 的 wait_for_detection 首次调用时若无发布者立即报错</w:t>
+            </w:r>
+          </w:p>
+        </w:tc>
+        <w:tc>
+          <w:tcPr>
+            <w:tcW w:type="dxa" w:w="794"/>
+          </w:tcPr>
+          <w:p>
+            <w:r/>
+            <w:r>
+              <w:rPr>
+                <w:sz w:val="17"/>
+              </w:rPr>
+              <w:t>P1</w:t>
+            </w:r>
+          </w:p>
+        </w:tc>
+      </w:tr>
+      <w:tr>
+        <w:tc>
+          <w:tcPr>
+            <w:tcW w:type="dxa" w:w="397"/>
+          </w:tcPr>
+          <w:p>
+            <w:r/>
+            <w:r>
+              <w:rPr>
+                <w:sz w:val="17"/>
+              </w:rPr>
+              <w:t>□</w:t>
+            </w:r>
+          </w:p>
+        </w:tc>
+        <w:tc>
+          <w:tcPr>
+            <w:tcW w:type="dxa" w:w="624"/>
+          </w:tcPr>
+          <w:p>
+            <w:r/>
+            <w:r>
+              <w:rPr>
+                <w:sz w:val="17"/>
+              </w:rPr>
+              <w:t>J3</w:t>
+            </w:r>
+          </w:p>
+        </w:tc>
+        <w:tc>
+          <w:tcPr>
+            <w:tcW w:type="dxa" w:w="2381"/>
+          </w:tcPr>
+          <w:p>
+            <w:r/>
+            <w:r>
+              <w:rPr>
+                <w:sz w:val="17"/>
+              </w:rPr>
+              <w:t>起飞前检查缺显式的视觉就绪判据</w:t>
+            </w:r>
+          </w:p>
+        </w:tc>
+        <w:tc>
+          <w:tcPr>
+            <w:tcW w:type="dxa" w:w="5102"/>
+          </w:tcPr>
+          <w:p>
+            <w:r/>
+            <w:r>
+              <w:rPr>
+                <w:sz w:val="17"/>
+              </w:rPr>
+              <w:t>不能只看容器状态。判据：四条检测话题（NX01/NX02 × front/down）都在且频率非零。常开代价实测：两个 yolo 进程各 83% CPU，合计约占 8 核中的 2 核</w:t>
+            </w:r>
+          </w:p>
+        </w:tc>
+        <w:tc>
+          <w:tcPr>
+            <w:tcW w:type="dxa" w:w="794"/>
+          </w:tcPr>
+          <w:p>
+            <w:r/>
+            <w:r>
+              <w:rPr>
+                <w:sz w:val="17"/>
+              </w:rPr>
+              <w:t>P0</w:t>
+            </w:r>
+          </w:p>
+        </w:tc>
+      </w:tr>
+      <w:tr>
+        <w:tc>
+          <w:tcPr>
+            <w:tcW w:type="dxa" w:w="397"/>
+          </w:tcPr>
+          <w:p>
+            <w:r/>
+            <w:r>
+              <w:rPr>
+                <w:sz w:val="17"/>
+              </w:rPr>
+              <w:t>□</w:t>
+            </w:r>
+          </w:p>
+        </w:tc>
+        <w:tc>
+          <w:tcPr>
+            <w:tcW w:type="dxa" w:w="624"/>
+          </w:tcPr>
+          <w:p>
+            <w:r/>
+            <w:r>
+              <w:rPr>
+                <w:sz w:val="17"/>
+              </w:rPr>
+              <w:t>J4</w:t>
+            </w:r>
+          </w:p>
+        </w:tc>
+        <w:tc>
+          <w:tcPr>
+            <w:tcW w:type="dxa" w:w="2381"/>
+          </w:tcPr>
+          <w:p>
+            <w:r/>
+            <w:r>
+              <w:rPr>
+                <w:sz w:val="17"/>
+              </w:rPr>
+              <w:t>force-recreate 会销毁 colcon 产物</w:t>
+            </w:r>
+          </w:p>
+        </w:tc>
+        <w:tc>
+          <w:tcPr>
+            <w:tcW w:type="dxa" w:w="5102"/>
+          </w:tcPr>
+          <w:p>
+            <w:r/>
+            <w:r>
+              <w:rPr>
+                <w:sz w:val="17"/>
+              </w:rPr>
+              <w:t>vision-stack 没把编译产物放卷里，--force-recreate 后节点起不来（Package not found）。但改 env 又必须 force-recreate（restart 沿用旧 env、不生效不报错）。正确顺序：force-recreate → colcon build --symlink-install（实测 2.5 秒）→ POST /vision/mode 逐路起（cam="all" 只能配 mode="stop"）。写进操作手册，避免现场卡住</w:t>
+            </w:r>
+          </w:p>
+        </w:tc>
+        <w:tc>
+          <w:tcPr>
+            <w:tcW w:type="dxa" w:w="794"/>
+          </w:tcPr>
+          <w:p>
+            <w:r/>
+            <w:r>
+              <w:rPr>
+                <w:sz w:val="17"/>
+              </w:rPr>
+              <w:t>P1</w:t>
+            </w:r>
+          </w:p>
+        </w:tc>
+      </w:tr>
+      <w:tr>
+        <w:tc>
+          <w:tcPr>
+            <w:tcW w:type="dxa" w:w="397"/>
+          </w:tcPr>
+          <w:p>
+            <w:r/>
+            <w:r>
+              <w:rPr>
+                <w:sz w:val="17"/>
+              </w:rPr>
+              <w:t>☑</w:t>
+            </w:r>
+          </w:p>
+        </w:tc>
+        <w:tc>
+          <w:tcPr>
+            <w:tcW w:type="dxa" w:w="624"/>
+          </w:tcPr>
+          <w:p>
+            <w:r/>
+            <w:r>
+              <w:rPr>
+                <w:sz w:val="17"/>
+              </w:rPr>
+              <w:t>J5</w:t>
+            </w:r>
+          </w:p>
+        </w:tc>
+        <w:tc>
+          <w:tcPr>
+            <w:tcW w:type="dxa" w:w="2381"/>
+          </w:tcPr>
+          <w:p>
+            <w:r/>
+            <w:r>
+              <w:rPr>
+                <w:sz w:val="17"/>
+              </w:rPr>
+              <w:t>两机 vision_stack 代码与模型不一致（已同步）</w:t>
+            </w:r>
+          </w:p>
+        </w:tc>
+        <w:tc>
+          <w:tcPr>
+            <w:tcW w:type="dxa" w:w="5102"/>
+          </w:tcPr>
+          <w:p>
+            <w:r/>
+            <w:r>
+              <w:rPr>
+                <w:sz w:val="17"/>
+              </w:rPr>
+              <w:t>NX02 在 09-28 换成灭火模型（best_960，类别 StoveCabinet/Campfire/FireBomb），NX01 没跟上、仍跑 COCO——而 NX01 是侦察机，侦察巡检正是要认火情的那架。已同步两个 .py + models/best_960.{engine,names,onnx}，两机 src/vision_stack 与 models 指纹现已一致；两机 L4T/TensorRT 版本相同，.engine 可直接拷</w:t>
+            </w:r>
+          </w:p>
+        </w:tc>
+        <w:tc>
+          <w:tcPr>
+            <w:tcW w:type="dxa" w:w="794"/>
+          </w:tcPr>
+          <w:p>
+            <w:r/>
+            <w:r>
+              <w:rPr>
+                <w:sz w:val="17"/>
+              </w:rPr>
+              <w:t>P0 已改</w:t>
             </w:r>
           </w:p>
         </w:tc>

--- a/Sim2Real迁移清单与步骤.docx
+++ b/Sim2Real迁移清单与步骤.docx
@@ -93,7 +93,7 @@
               <w:rPr>
                 <w:sz w:val="17"/>
               </w:rPr>
-              <w:t>2026-10-02（第 7 版，含第六轮：vision-stack）</w:t>
+              <w:t>2026-10-02（第 8 版，含机载迁移执行记录）</w:t>
             </w:r>
           </w:p>
         </w:tc>
@@ -213,7 +213,7 @@
               <w:rPr>
                 <w:sz w:val="17"/>
               </w:rPr>
-              <w:t>63 项，其中阻断级 8 项、P0 共 23 项</w:t>
+              <w:t>76 项，其中阻断级 8 项、P0 共 33 项</w:t>
             </w:r>
           </w:p>
         </w:tc>
@@ -7933,6 +7933,1066 @@
                 <w:sz w:val="17"/>
               </w:rPr>
               <w:t>P0 已改</w:t>
+            </w:r>
+          </w:p>
+        </w:tc>
+      </w:tr>
+    </w:tbl>
+    <w:p/>
+    <w:p>
+      <w:r>
+        <w:br w:type="page"/>
+      </w:r>
+    </w:p>
+    <w:p>
+      <w:pPr>
+        <w:pStyle w:val="Heading2"/>
+      </w:pPr>
+      <w:r>
+        <w:rPr>
+          <w:rFonts w:ascii="微软雅黑" w:hAnsi="微软雅黑" w:eastAsia="微软雅黑"/>
+          <w:color w:val="1F5FA9"/>
+          <w:sz w:val="23"/>
+        </w:rPr>
+        <w:t>K. 机载迁移执行（2026-10-02，源码与配置已就位，待重建验证）</w:t>
+      </w:r>
+    </w:p>
+    <w:p>
+      <w:r>
+        <w:rPr>
+          <w:b w:val="0"/>
+          <w:i w:val="0"/>
+          <w:color w:val="5A6472"/>
+          <w:sz w:val="18"/>
+        </w:rPr>
+        <w:t>改动全在两台飞机本地（真机的 compose/entrypoint/源码本地仓库无副本），均有备份。</w:t>
+      </w:r>
+    </w:p>
+    <w:tbl>
+      <w:tblPr>
+        <w:tblStyle w:val="LightGrid-Accent1"/>
+        <w:tblW w:type="auto" w:w="0"/>
+        <w:jc w:val="center"/>
+        <w:tblLayout w:type="fixed"/>
+        <w:tblLook w:firstColumn="1" w:firstRow="1" w:lastColumn="0" w:lastRow="0" w:noHBand="0" w:noVBand="1" w:val="04A0"/>
+        <w:tblLayout w:type="fixed"/>
+      </w:tblPr>
+      <w:tblGrid>
+        <w:gridCol w:w="397"/>
+        <w:gridCol w:w="624"/>
+        <w:gridCol w:w="2268"/>
+        <w:gridCol w:w="5216"/>
+        <w:gridCol w:w="794"/>
+      </w:tblGrid>
+      <w:tr>
+        <w:tc>
+          <w:tcPr>
+            <w:tcW w:type="dxa" w:w="397"/>
+          </w:tcPr>
+          <w:p>
+            <w:r/>
+            <w:r>
+              <w:rPr>
+                <w:b/>
+                <w:sz w:val="17"/>
+              </w:rPr>
+              <w:t>□</w:t>
+            </w:r>
+          </w:p>
+        </w:tc>
+        <w:tc>
+          <w:tcPr>
+            <w:tcW w:type="dxa" w:w="624"/>
+          </w:tcPr>
+          <w:p>
+            <w:r/>
+            <w:r>
+              <w:rPr>
+                <w:b/>
+                <w:sz w:val="17"/>
+              </w:rPr>
+              <w:t>编号</w:t>
+            </w:r>
+          </w:p>
+        </w:tc>
+        <w:tc>
+          <w:tcPr>
+            <w:tcW w:type="dxa" w:w="2268"/>
+          </w:tcPr>
+          <w:p>
+            <w:r/>
+            <w:r>
+              <w:rPr>
+                <w:b/>
+                <w:sz w:val="17"/>
+              </w:rPr>
+              <w:t>项</w:t>
+            </w:r>
+          </w:p>
+        </w:tc>
+        <w:tc>
+          <w:tcPr>
+            <w:tcW w:type="dxa" w:w="5216"/>
+          </w:tcPr>
+          <w:p>
+            <w:r/>
+            <w:r>
+              <w:rPr>
+                <w:b/>
+                <w:sz w:val="17"/>
+              </w:rPr>
+              <w:t>动作/结论</w:t>
+            </w:r>
+          </w:p>
+        </w:tc>
+        <w:tc>
+          <w:tcPr>
+            <w:tcW w:type="dxa" w:w="794"/>
+          </w:tcPr>
+          <w:p>
+            <w:r/>
+            <w:r>
+              <w:rPr>
+                <w:b/>
+                <w:sz w:val="17"/>
+              </w:rPr>
+              <w:t>级别</w:t>
+            </w:r>
+          </w:p>
+        </w:tc>
+      </w:tr>
+      <w:tr>
+        <w:tc>
+          <w:tcPr>
+            <w:tcW w:type="dxa" w:w="397"/>
+          </w:tcPr>
+          <w:p>
+            <w:r/>
+            <w:r>
+              <w:rPr>
+                <w:sz w:val="17"/>
+              </w:rPr>
+              <w:t>☑</w:t>
+            </w:r>
+          </w:p>
+        </w:tc>
+        <w:tc>
+          <w:tcPr>
+            <w:tcW w:type="dxa" w:w="624"/>
+          </w:tcPr>
+          <w:p>
+            <w:r/>
+            <w:r>
+              <w:rPr>
+                <w:sz w:val="17"/>
+              </w:rPr>
+              <w:t>K1</w:t>
+            </w:r>
+          </w:p>
+        </w:tc>
+        <w:tc>
+          <w:tcPr>
+            <w:tcW w:type="dxa" w:w="2268"/>
+          </w:tcPr>
+          <w:p>
+            <w:r/>
+            <w:r>
+              <w:rPr>
+                <w:sz w:val="17"/>
+              </w:rPr>
+              <w:t>contest_mission 整包迁移</w:t>
+            </w:r>
+          </w:p>
+        </w:tc>
+        <w:tc>
+          <w:tcPr>
+            <w:tcW w:type="dxa" w:w="5216"/>
+          </w:tcPr>
+          <w:p>
+            <w:r/>
+            <w:r>
+              <w:rPr>
+                <w:sz w:val="17"/>
+              </w:rPr>
+              <w:t>真机此前源码/镜像/Dockerfile 三处都没有。已整包同步，Dockerfile 加独立 workspace 构建段，entrypoint 的 hw 分支起 5 个节点：position_cmd_relay / precision_servo / target_locate / formation_follower / takeoff_monitor。不起的 4 个均核实无依赖（actuator_action、camera_tag_detect、fire_pillar_aim、pillar_detector）。核验：两边 entrypoint 全部 ros2 run/launch 对比，仿真 33 / 真机 29，无真机独有缺失</w:t>
+            </w:r>
+          </w:p>
+        </w:tc>
+        <w:tc>
+          <w:tcPr>
+            <w:tcW w:type="dxa" w:w="794"/>
+          </w:tcPr>
+          <w:p>
+            <w:r/>
+            <w:r>
+              <w:rPr>
+                <w:sz w:val="17"/>
+              </w:rPr>
+              <w:t>P0 已改</w:t>
+            </w:r>
+          </w:p>
+        </w:tc>
+      </w:tr>
+      <w:tr>
+        <w:tc>
+          <w:tcPr>
+            <w:tcW w:type="dxa" w:w="397"/>
+          </w:tcPr>
+          <w:p>
+            <w:r/>
+            <w:r>
+              <w:rPr>
+                <w:sz w:val="17"/>
+              </w:rPr>
+              <w:t>☑</w:t>
+            </w:r>
+          </w:p>
+        </w:tc>
+        <w:tc>
+          <w:tcPr>
+            <w:tcW w:type="dxa" w:w="624"/>
+          </w:tcPr>
+          <w:p>
+            <w:r/>
+            <w:r>
+              <w:rPr>
+                <w:sz w:val="17"/>
+              </w:rPr>
+              <w:t>K2</w:t>
+            </w:r>
+          </w:p>
+        </w:tc>
+        <w:tc>
+          <w:tcPr>
+            <w:tcW w:type="dxa" w:w="2268"/>
+          </w:tcPr>
+          <w:p>
+            <w:r/>
+            <w:r>
+              <w:rPr>
+                <w:sz w:val="17"/>
+              </w:rPr>
+              <w:t>quadrotor_msgs 缺两个 action 定义（构建时才炸）</w:t>
+            </w:r>
+          </w:p>
+        </w:tc>
+        <w:tc>
+          <w:tcPr>
+            <w:tcW w:type="dxa" w:w="5216"/>
+          </w:tcPr>
+          <w:p>
+            <w:r/>
+            <w:r>
+              <w:rPr>
+                <w:sz w:val="17"/>
+              </w:rPr>
+              <w:t>Takeoff.action / FormationFollow.action 真机没有，而 takeoff_monitor / formation_follower 用的正是它们。已补文件 + CMakeLists 的 find_package(action_msgs) 与注册 + package.xml 的 depend</w:t>
+            </w:r>
+          </w:p>
+        </w:tc>
+        <w:tc>
+          <w:tcPr>
+            <w:tcW w:type="dxa" w:w="794"/>
+          </w:tcPr>
+          <w:p>
+            <w:r/>
+            <w:r>
+              <w:rPr>
+                <w:sz w:val="17"/>
+              </w:rPr>
+              <w:t>P0 已改</w:t>
+            </w:r>
+          </w:p>
+        </w:tc>
+      </w:tr>
+      <w:tr>
+        <w:tc>
+          <w:tcPr>
+            <w:tcW w:type="dxa" w:w="397"/>
+          </w:tcPr>
+          <w:p>
+            <w:r/>
+            <w:r>
+              <w:rPr>
+                <w:sz w:val="17"/>
+              </w:rPr>
+              <w:t>☑</w:t>
+            </w:r>
+          </w:p>
+        </w:tc>
+        <w:tc>
+          <w:tcPr>
+            <w:tcW w:type="dxa" w:w="624"/>
+          </w:tcPr>
+          <w:p>
+            <w:r/>
+            <w:r>
+              <w:rPr>
+                <w:sz w:val="17"/>
+              </w:rPr>
+              <w:t>K3</w:t>
+            </w:r>
+          </w:p>
+        </w:tc>
+        <w:tc>
+          <w:tcPr>
+            <w:tcW w:type="dxa" w:w="2268"/>
+          </w:tcPr>
+          <w:p>
+            <w:r/>
+            <w:r>
+              <w:rPr>
+                <w:sz w:val="17"/>
+              </w:rPr>
+              <w:t>ego_planner 补丁集对齐</w:t>
+            </w:r>
+          </w:p>
+        </w:tc>
+        <w:tc>
+          <w:tcPr>
+            <w:tcW w:type="dxa" w:w="5216"/>
+          </w:tcPr>
+          <w:p>
+            <w:r/>
+            <w:r>
+              <w:rPr>
+                <w:sz w:val="17"/>
+              </w:rPr>
+              <w:t>整块替换而非追加（真机集合是仿真子集，替换后两边规划器源码一致，也避开上下文冲突）。只改 Dockerfile 补丁列表，staging/ 源码未动，真机独有改动全部保留（astar_z_weight、publishSelfAsStaticObstacle、碰撞检查改查全程）。干跑验证 17 可应用 / 7 失败，失败的 6 个是内容已内置、1 个是优化项未迁</w:t>
+            </w:r>
+          </w:p>
+        </w:tc>
+        <w:tc>
+          <w:tcPr>
+            <w:tcW w:type="dxa" w:w="794"/>
+          </w:tcPr>
+          <w:p>
+            <w:r/>
+            <w:r>
+              <w:rPr>
+                <w:sz w:val="17"/>
+              </w:rPr>
+              <w:t>P0 已改</w:t>
+            </w:r>
+          </w:p>
+        </w:tc>
+      </w:tr>
+      <w:tr>
+        <w:tc>
+          <w:tcPr>
+            <w:tcW w:type="dxa" w:w="397"/>
+          </w:tcPr>
+          <w:p>
+            <w:r/>
+            <w:r>
+              <w:rPr>
+                <w:sz w:val="17"/>
+              </w:rPr>
+              <w:t>☑</w:t>
+            </w:r>
+          </w:p>
+        </w:tc>
+        <w:tc>
+          <w:tcPr>
+            <w:tcW w:type="dxa" w:w="624"/>
+          </w:tcPr>
+          <w:p>
+            <w:r/>
+            <w:r>
+              <w:rPr>
+                <w:sz w:val="17"/>
+              </w:rPr>
+              <w:t>K4</w:t>
+            </w:r>
+          </w:p>
+        </w:tc>
+        <w:tc>
+          <w:tcPr>
+            <w:tcW w:type="dxa" w:w="2268"/>
+          </w:tcPr>
+          <w:p>
+            <w:r/>
+            <w:r>
+              <w:rPr>
+                <w:sz w:val="17"/>
+              </w:rPr>
+              <w:t>max_vel_runtime 按真机源码重排</w:t>
+            </w:r>
+          </w:p>
+        </w:tc>
+        <w:tc>
+          <w:tcPr>
+            <w:tcW w:type="dxa" w:w="5216"/>
+          </w:tcPr>
+          <w:p>
+            <w:r/>
+            <w:r>
+              <w:rPr>
+                <w:sz w:val="17"/>
+              </w:rPr>
+              <w:t>set_max_vel() 运行时生效靠它，编队间距控制建在上面。真机 planner_manager.cpp 有自己的 astar_z_weight 改动导致上下文对不上，已重新生成补丁（同名替换，原仿真版留 .simver-*），干跑通过</w:t>
+            </w:r>
+          </w:p>
+        </w:tc>
+        <w:tc>
+          <w:tcPr>
+            <w:tcW w:type="dxa" w:w="794"/>
+          </w:tcPr>
+          <w:p>
+            <w:r/>
+            <w:r>
+              <w:rPr>
+                <w:sz w:val="17"/>
+              </w:rPr>
+              <w:t>P0 已改</w:t>
+            </w:r>
+          </w:p>
+        </w:tc>
+      </w:tr>
+      <w:tr>
+        <w:tc>
+          <w:tcPr>
+            <w:tcW w:type="dxa" w:w="397"/>
+          </w:tcPr>
+          <w:p>
+            <w:r/>
+            <w:r>
+              <w:rPr>
+                <w:sz w:val="17"/>
+              </w:rPr>
+              <w:t>☑</w:t>
+            </w:r>
+          </w:p>
+        </w:tc>
+        <w:tc>
+          <w:tcPr>
+            <w:tcW w:type="dxa" w:w="624"/>
+          </w:tcPr>
+          <w:p>
+            <w:r/>
+            <w:r>
+              <w:rPr>
+                <w:sz w:val="17"/>
+              </w:rPr>
+              <w:t>K5</w:t>
+            </w:r>
+          </w:p>
+        </w:tc>
+        <w:tc>
+          <w:tcPr>
+            <w:tcW w:type="dxa" w:w="2268"/>
+          </w:tcPr>
+          <w:p>
+            <w:r/>
+            <w:r>
+              <w:rPr>
+                <w:sz w:val="17"/>
+              </w:rPr>
+              <w:t>pt4ctrl 控制链路改线（原 E1）</w:t>
+            </w:r>
+          </w:p>
+        </w:tc>
+        <w:tc>
+          <w:tcPr>
+            <w:tcW w:type="dxa" w:w="5216"/>
+          </w:tcPr>
+          <w:p>
+            <w:r/>
+            <w:r>
+              <w:rPr>
+                <w:sz w:val="17"/>
+              </w:rPr>
+              <w:t>pt4ctrl_hw.launch.py 的 cmd remap 由 position_cmd 改为 position_cmd_relayed，不改则编队与精降指令到不了控制器</w:t>
+            </w:r>
+          </w:p>
+        </w:tc>
+        <w:tc>
+          <w:tcPr>
+            <w:tcW w:type="dxa" w:w="794"/>
+          </w:tcPr>
+          <w:p>
+            <w:r/>
+            <w:r>
+              <w:rPr>
+                <w:sz w:val="17"/>
+              </w:rPr>
+              <w:t>P0 已改</w:t>
+            </w:r>
+          </w:p>
+        </w:tc>
+      </w:tr>
+      <w:tr>
+        <w:tc>
+          <w:tcPr>
+            <w:tcW w:type="dxa" w:w="397"/>
+          </w:tcPr>
+          <w:p>
+            <w:r/>
+            <w:r>
+              <w:rPr>
+                <w:sz w:val="17"/>
+              </w:rPr>
+              <w:t>☑</w:t>
+            </w:r>
+          </w:p>
+        </w:tc>
+        <w:tc>
+          <w:tcPr>
+            <w:tcW w:type="dxa" w:w="624"/>
+          </w:tcPr>
+          <w:p>
+            <w:r/>
+            <w:r>
+              <w:rPr>
+                <w:sz w:val="17"/>
+              </w:rPr>
+              <w:t>K6</w:t>
+            </w:r>
+          </w:p>
+        </w:tc>
+        <w:tc>
+          <w:tcPr>
+            <w:tcW w:type="dxa" w:w="2268"/>
+          </w:tcPr>
+          <w:p>
+            <w:r/>
+            <w:r>
+              <w:rPr>
+                <w:sz w:val="17"/>
+              </w:rPr>
+              <w:t>vision-stack frame_id 与 camera_info（原 D 组）</w:t>
+            </w:r>
+          </w:p>
+        </w:tc>
+        <w:tc>
+          <w:tcPr>
+            <w:tcW w:type="dxa" w:w="5216"/>
+          </w:tcPr>
+          <w:p>
+            <w:r/>
+            <w:r>
+              <w:rPr>
+                <w:sz w:val="17"/>
+              </w:rPr>
+              <w:t>frame_id 改 {ns}_camera_{cam}_optical_frame（原值不含 _camera_down_ 子串，precision_servo 判据直接 return、下视伺服整条链静默不工作）；yolo_detector_node 新增发布 CameraInfo，内参用 2026-09-27 实测标定值</w:t>
+            </w:r>
+          </w:p>
+        </w:tc>
+        <w:tc>
+          <w:tcPr>
+            <w:tcW w:type="dxa" w:w="794"/>
+          </w:tcPr>
+          <w:p>
+            <w:r/>
+            <w:r>
+              <w:rPr>
+                <w:sz w:val="17"/>
+              </w:rPr>
+              <w:t>P0 已改</w:t>
+            </w:r>
+          </w:p>
+        </w:tc>
+      </w:tr>
+      <w:tr>
+        <w:tc>
+          <w:tcPr>
+            <w:tcW w:type="dxa" w:w="397"/>
+          </w:tcPr>
+          <w:p>
+            <w:r/>
+            <w:r>
+              <w:rPr>
+                <w:sz w:val="17"/>
+              </w:rPr>
+              <w:t>☑</w:t>
+            </w:r>
+          </w:p>
+        </w:tc>
+        <w:tc>
+          <w:tcPr>
+            <w:tcW w:type="dxa" w:w="624"/>
+          </w:tcPr>
+          <w:p>
+            <w:r/>
+            <w:r>
+              <w:rPr>
+                <w:sz w:val="17"/>
+              </w:rPr>
+              <w:t>K7</w:t>
+            </w:r>
+          </w:p>
+        </w:tc>
+        <w:tc>
+          <w:tcPr>
+            <w:tcW w:type="dxa" w:w="2268"/>
+          </w:tcPr>
+          <w:p>
+            <w:r/>
+            <w:r>
+              <w:rPr>
+                <w:sz w:val="17"/>
+              </w:rPr>
+              <w:t>移除 vision 的 qr 分支（用户要求）</w:t>
+            </w:r>
+          </w:p>
+        </w:tc>
+        <w:tc>
+          <w:tcPr>
+            <w:tcW w:type="dxa" w:w="5216"/>
+          </w:tcPr>
+          <w:p>
+            <w:r/>
+            <w:r>
+              <w:rPr>
+                <w:sz w:val="17"/>
+              </w:rPr>
+              <w:t>control_server 的 mode 分支 + 取值校验 + 地面站前端两个下拉选项。比赛目标靠 YOLO（best_960）识别，二维码不参与。qr_detect_node.py 文件保留</w:t>
+            </w:r>
+          </w:p>
+        </w:tc>
+        <w:tc>
+          <w:tcPr>
+            <w:tcW w:type="dxa" w:w="794"/>
+          </w:tcPr>
+          <w:p>
+            <w:r/>
+            <w:r>
+              <w:rPr>
+                <w:sz w:val="17"/>
+              </w:rPr>
+              <w:t>— 已改</w:t>
+            </w:r>
+          </w:p>
+        </w:tc>
+      </w:tr>
+      <w:tr>
+        <w:tc>
+          <w:tcPr>
+            <w:tcW w:type="dxa" w:w="397"/>
+          </w:tcPr>
+          <w:p>
+            <w:r/>
+            <w:r>
+              <w:rPr>
+                <w:sz w:val="17"/>
+              </w:rPr>
+              <w:t>☑</w:t>
+            </w:r>
+          </w:p>
+        </w:tc>
+        <w:tc>
+          <w:tcPr>
+            <w:tcW w:type="dxa" w:w="624"/>
+          </w:tcPr>
+          <w:p>
+            <w:r/>
+            <w:r>
+              <w:rPr>
+                <w:sz w:val="17"/>
+              </w:rPr>
+              <w:t>K8</w:t>
+            </w:r>
+          </w:p>
+        </w:tc>
+        <w:tc>
+          <w:tcPr>
+            <w:tcW w:type="dxa" w:w="2268"/>
+          </w:tcPr>
+          <w:p>
+            <w:r/>
+            <w:r>
+              <w:rPr>
+                <w:sz w:val="17"/>
+              </w:rPr>
+              <w:t>编队 15 个参数外置</w:t>
+            </w:r>
+          </w:p>
+        </w:tc>
+        <w:tc>
+          <w:tcPr>
+            <w:tcW w:type="dxa" w:w="5216"/>
+          </w:tcPr>
+          <w:p>
+            <w:r/>
+            <w:r>
+              <w:rPr>
+                <w:sz w:val="17"/>
+              </w:rPr>
+              <w:t>此前真机 compose 一个都没透传，只能走兜底默认值；编队间距是考核项。已全部加入 compose + TARGET_LOCATE_ODOM_STAMP_OFFSET_S（真机填 0.0）</w:t>
+            </w:r>
+          </w:p>
+        </w:tc>
+        <w:tc>
+          <w:tcPr>
+            <w:tcW w:type="dxa" w:w="794"/>
+          </w:tcPr>
+          <w:p>
+            <w:r/>
+            <w:r>
+              <w:rPr>
+                <w:sz w:val="17"/>
+              </w:rPr>
+              <w:t>P0 已改</w:t>
+            </w:r>
+          </w:p>
+        </w:tc>
+      </w:tr>
+      <w:tr>
+        <w:tc>
+          <w:tcPr>
+            <w:tcW w:type="dxa" w:w="397"/>
+          </w:tcPr>
+          <w:p>
+            <w:r/>
+            <w:r>
+              <w:rPr>
+                <w:sz w:val="17"/>
+              </w:rPr>
+              <w:t>☑</w:t>
+            </w:r>
+          </w:p>
+        </w:tc>
+        <w:tc>
+          <w:tcPr>
+            <w:tcW w:type="dxa" w:w="624"/>
+          </w:tcPr>
+          <w:p>
+            <w:r/>
+            <w:r>
+              <w:rPr>
+                <w:sz w:val="17"/>
+              </w:rPr>
+              <w:t>K9</w:t>
+            </w:r>
+          </w:p>
+        </w:tc>
+        <w:tc>
+          <w:tcPr>
+            <w:tcW w:type="dxa" w:w="2268"/>
+          </w:tcPr>
+          <w:p>
+            <w:r/>
+            <w:r>
+              <w:rPr>
+                <w:sz w:val="17"/>
+              </w:rPr>
+              <w:t>规划/控制判据钉进 .env</w:t>
+            </w:r>
+          </w:p>
+        </w:tc>
+        <w:tc>
+          <w:tcPr>
+            <w:tcW w:type="dxa" w:w="5216"/>
+          </w:tcPr>
+          <w:p>
+            <w:r/>
+            <w:r>
+              <w:rPr>
+                <w:sz w:val="17"/>
+              </w:rPr>
+              <w:t>GOAL_RADIUS=0.3 / GOAL_SEEN_RADIUS=3.0 / EGO_YAW_DOT_MAX=0.8 / PX4CTRL_YAW_LOCK_ENABLED=true / A_MAX=3.0。钉的都是当前 compose 默认值，不是调整</w:t>
+            </w:r>
+          </w:p>
+        </w:tc>
+        <w:tc>
+          <w:tcPr>
+            <w:tcW w:type="dxa" w:w="794"/>
+          </w:tcPr>
+          <w:p>
+            <w:r/>
+            <w:r>
+              <w:rPr>
+                <w:sz w:val="17"/>
+              </w:rPr>
+              <w:t>P1 已改</w:t>
+            </w:r>
+          </w:p>
+        </w:tc>
+      </w:tr>
+      <w:tr>
+        <w:tc>
+          <w:tcPr>
+            <w:tcW w:type="dxa" w:w="397"/>
+          </w:tcPr>
+          <w:p>
+            <w:r/>
+            <w:r>
+              <w:rPr>
+                <w:sz w:val="17"/>
+              </w:rPr>
+              <w:t>□</w:t>
+            </w:r>
+          </w:p>
+        </w:tc>
+        <w:tc>
+          <w:tcPr>
+            <w:tcW w:type="dxa" w:w="624"/>
+          </w:tcPr>
+          <w:p>
+            <w:r/>
+            <w:r>
+              <w:rPr>
+                <w:sz w:val="17"/>
+              </w:rPr>
+              <w:t>K10</w:t>
+            </w:r>
+          </w:p>
+        </w:tc>
+        <w:tc>
+          <w:tcPr>
+            <w:tcW w:type="dxa" w:w="2268"/>
+          </w:tcPr>
+          <w:p>
+            <w:r/>
+            <w:r>
+              <w:rPr>
+                <w:sz w:val="17"/>
+              </w:rPr>
+              <w:t>pt4ctrl takeoff_height 未外置</w:t>
+            </w:r>
+          </w:p>
+        </w:tc>
+        <w:tc>
+          <w:tcPr>
+            <w:tcW w:type="dxa" w:w="5216"/>
+          </w:tcPr>
+          <w:p>
+            <w:r/>
+            <w:r>
+              <w:rPr>
+                <w:sz w:val="17"/>
+              </w:rPr>
+              <w:t>ctrl_param_fpv.yaml 写死 1.0。⚠ 当前用不到：八个程序共 24 处 takeoff 调用全部显式传 height_m=CRUISE_AGL_M(2.0)，SDK 内部两处也带高度，唯一裸调在 docstring 示例里。建议下次重建时加 PX4CTRL_TAKEOFF_HEIGHT（一行 launch + 一行 compose + .env）——选手自写程序可能裸调，1.0 是 pt4ctrl 的 FPV 默认值不是按本场地定的</w:t>
+            </w:r>
+          </w:p>
+        </w:tc>
+        <w:tc>
+          <w:tcPr>
+            <w:tcW w:type="dxa" w:w="794"/>
+          </w:tcPr>
+          <w:p>
+            <w:r/>
+            <w:r>
+              <w:rPr>
+                <w:sz w:val="17"/>
+              </w:rPr>
+              <w:t>P2 待办</w:t>
+            </w:r>
+          </w:p>
+        </w:tc>
+      </w:tr>
+      <w:tr>
+        <w:tc>
+          <w:tcPr>
+            <w:tcW w:type="dxa" w:w="397"/>
+          </w:tcPr>
+          <w:p>
+            <w:r/>
+            <w:r>
+              <w:rPr>
+                <w:sz w:val="17"/>
+              </w:rPr>
+              <w:t>□</w:t>
+            </w:r>
+          </w:p>
+        </w:tc>
+        <w:tc>
+          <w:tcPr>
+            <w:tcW w:type="dxa" w:w="624"/>
+          </w:tcPr>
+          <w:p>
+            <w:r/>
+            <w:r>
+              <w:rPr>
+                <w:sz w:val="17"/>
+              </w:rPr>
+              <w:t>K11</w:t>
+            </w:r>
+          </w:p>
+        </w:tc>
+        <w:tc>
+          <w:tcPr>
+            <w:tcW w:type="dxa" w:w="2268"/>
+          </w:tcPr>
+          <w:p>
+            <w:r/>
+            <w:r>
+              <w:rPr>
+                <w:sz w:val="17"/>
+              </w:rPr>
+              <w:t>rviz_goal_bridge_node 目标点持续重变换未迁</w:t>
+            </w:r>
+          </w:p>
+        </w:tc>
+        <w:tc>
+          <w:tcPr>
+            <w:tcW w:type="dxa" w:w="5216"/>
+          </w:tcPr>
+          <w:p>
+            <w:r/>
+            <w:r>
+              <w:rPr>
+                <w:sz w:val="17"/>
+              </w:rPr>
+              <w:t>仿真 440 行 / 真机 258 行，代码差 92 行。话题全有，缺"θ* 被在线标定修正后回溯应用到已发目标点"（仿真 GOAL_RETRANSFORM 默认开，实测不修时两机最终位置系统性偏离 0.07~0.16 m）。仍在 goto 到点判据 0.3 m 内，精降走视觉伺服不走这条路。建议现有改动重建+实飞验证后再单独做</w:t>
+            </w:r>
+          </w:p>
+        </w:tc>
+        <w:tc>
+          <w:tcPr>
+            <w:tcW w:type="dxa" w:w="794"/>
+          </w:tcPr>
+          <w:p>
+            <w:r/>
+            <w:r>
+              <w:rPr>
+                <w:sz w:val="17"/>
+              </w:rPr>
+              <w:t>P1 待办</w:t>
+            </w:r>
+          </w:p>
+        </w:tc>
+      </w:tr>
+      <w:tr>
+        <w:tc>
+          <w:tcPr>
+            <w:tcW w:type="dxa" w:w="397"/>
+          </w:tcPr>
+          <w:p>
+            <w:r/>
+            <w:r>
+              <w:rPr>
+                <w:sz w:val="17"/>
+              </w:rPr>
+              <w:t>□</w:t>
+            </w:r>
+          </w:p>
+        </w:tc>
+        <w:tc>
+          <w:tcPr>
+            <w:tcW w:type="dxa" w:w="624"/>
+          </w:tcPr>
+          <w:p>
+            <w:r/>
+            <w:r>
+              <w:rPr>
+                <w:sz w:val="17"/>
+              </w:rPr>
+              <w:t>K12</w:t>
+            </w:r>
+          </w:p>
+        </w:tc>
+        <w:tc>
+          <w:tcPr>
+            <w:tcW w:type="dxa" w:w="2268"/>
+          </w:tcPr>
+          <w:p>
+            <w:r/>
+            <w:r>
+              <w:rPr>
+                <w:sz w:val="17"/>
+              </w:rPr>
+              <w:t>重建后必须 grep 构建日志的 !!</w:t>
+            </w:r>
+          </w:p>
+        </w:tc>
+        <w:tc>
+          <w:tcPr>
+            <w:tcW w:type="dxa" w:w="5216"/>
+          </w:tcPr>
+          <w:p>
+            <w:r/>
+            <w:r>
+              <w:rPr>
+                <w:sz w:val="17"/>
+              </w:rPr>
+              <w:t>Dockerfile 用 git apply --check &amp;&amp; apply || echo "!!" 的容错写法，补丁打不上**不会让构建失败**，只打一行 !!。不查就会出现"构建成功但 face_yaw 不生效"的静默失败。预期应有 7 行 !!（见 K3），多出来的要逐条核</w:t>
+            </w:r>
+          </w:p>
+        </w:tc>
+        <w:tc>
+          <w:tcPr>
+            <w:tcW w:type="dxa" w:w="794"/>
+          </w:tcPr>
+          <w:p>
+            <w:r/>
+            <w:r>
+              <w:rPr>
+                <w:sz w:val="17"/>
+              </w:rPr>
+              <w:t>P0 必做</w:t>
+            </w:r>
+          </w:p>
+        </w:tc>
+      </w:tr>
+      <w:tr>
+        <w:tc>
+          <w:tcPr>
+            <w:tcW w:type="dxa" w:w="397"/>
+          </w:tcPr>
+          <w:p>
+            <w:r/>
+            <w:r>
+              <w:rPr>
+                <w:sz w:val="17"/>
+              </w:rPr>
+              <w:t>□</w:t>
+            </w:r>
+          </w:p>
+        </w:tc>
+        <w:tc>
+          <w:tcPr>
+            <w:tcW w:type="dxa" w:w="624"/>
+          </w:tcPr>
+          <w:p>
+            <w:r/>
+            <w:r>
+              <w:rPr>
+                <w:sz w:val="17"/>
+              </w:rPr>
+              <w:t>K13</w:t>
+            </w:r>
+          </w:p>
+        </w:tc>
+        <w:tc>
+          <w:tcPr>
+            <w:tcW w:type="dxa" w:w="2268"/>
+          </w:tcPr>
+          <w:p>
+            <w:r/>
+            <w:r>
+              <w:rPr>
+                <w:sz w:val="17"/>
+              </w:rPr>
+              <w:t>重建后起栈验证</w:t>
+            </w:r>
+          </w:p>
+        </w:tc>
+        <w:tc>
+          <w:tcPr>
+            <w:tcW w:type="dxa" w:w="5216"/>
+          </w:tcPr>
+          <w:p>
+            <w:r/>
+            <w:r>
+              <w:rPr>
+                <w:sz w:val="17"/>
+              </w:rPr>
+              <w:t>① 5 个 contest_mission 节点都在；② position_cmd_relayed 链路通（pt4ctrl 订到）；③ 四条检测话题在域 20 可见且 frame_id 为 {ns}_camera_{cam}_optical_frame；④ CameraInfo 的 fx 是标定值不是 790</w:t>
+            </w:r>
+          </w:p>
+        </w:tc>
+        <w:tc>
+          <w:tcPr>
+            <w:tcW w:type="dxa" w:w="794"/>
+          </w:tcPr>
+          <w:p>
+            <w:r/>
+            <w:r>
+              <w:rPr>
+                <w:sz w:val="17"/>
+              </w:rPr>
+              <w:t>P0 必做</w:t>
             </w:r>
           </w:p>
         </w:tc>

--- a/Sim2Real迁移清单与步骤.docx
+++ b/Sim2Real迁移清单与步骤.docx
@@ -93,7 +93,7 @@
               <w:rPr>
                 <w:sz w:val="17"/>
               </w:rPr>
-              <w:t>2026-10-02（第 8 版，含机载迁移执行记录）</w:t>
+              <w:t>2026-10-02（第 9 版，含重建后上机验证）</w:t>
             </w:r>
           </w:p>
         </w:tc>
@@ -213,7 +213,7 @@
               <w:rPr>
                 <w:sz w:val="17"/>
               </w:rPr>
-              <w:t>76 项，其中阻断级 8 项、P0 共 33 项</w:t>
+              <w:t>81 项，其中阻断级 9 项、P0 共 36 项</w:t>
             </w:r>
           </w:p>
         </w:tc>
@@ -8864,7 +8864,7 @@
               <w:rPr>
                 <w:sz w:val="17"/>
               </w:rPr>
-              <w:t>□</w:t>
+              <w:t>☑</w:t>
             </w:r>
           </w:p>
         </w:tc>
@@ -8892,7 +8892,7 @@
               <w:rPr>
                 <w:sz w:val="17"/>
               </w:rPr>
-              <w:t>重建后必须 grep 构建日志的 !!</w:t>
+              <w:t>重建后核验补丁实际应用（已完成）</w:t>
             </w:r>
           </w:p>
         </w:tc>
@@ -8906,7 +8906,7 @@
               <w:rPr>
                 <w:sz w:val="17"/>
               </w:rPr>
-              <w:t>Dockerfile 用 git apply --check &amp;&amp; apply || echo "!!" 的容错写法，补丁打不上**不会让构建失败**，只打一行 !!。不查就会出现"构建成功但 face_yaw 不生效"的静默失败。预期应有 7 行 !!（见 K3），多出来的要逐条核</w:t>
+              <w:t>没用 grep 构建日志（日志未必保留、且易混淆旧日志），改为直接查新镜像里打完补丁的源码——更硬。两机结果一致：yaw_mode 18 处 / alt_mode 7 处 / yaw_param 2 处 / max_vel_runtime 4 处 / grid_map_inflation_z 4 处 / poly_reset 6 处 / displayGoalPoint 4 处；contest_mission 已装 12 个节点可执行；两个 action 均已生成</w:t>
             </w:r>
           </w:p>
         </w:tc>
@@ -8920,7 +8920,7 @@
               <w:rPr>
                 <w:sz w:val="17"/>
               </w:rPr>
-              <w:t>P0 必做</w:t>
+              <w:t>P0 已验</w:t>
             </w:r>
           </w:p>
         </w:tc>
@@ -8936,6 +8936,222 @@
               <w:rPr>
                 <w:sz w:val="17"/>
               </w:rPr>
+              <w:t>☑</w:t>
+            </w:r>
+          </w:p>
+        </w:tc>
+        <w:tc>
+          <w:tcPr>
+            <w:tcW w:type="dxa" w:w="624"/>
+          </w:tcPr>
+          <w:p>
+            <w:r/>
+            <w:r>
+              <w:rPr>
+                <w:sz w:val="17"/>
+              </w:rPr>
+              <w:t>K13</w:t>
+            </w:r>
+          </w:p>
+        </w:tc>
+        <w:tc>
+          <w:tcPr>
+            <w:tcW w:type="dxa" w:w="2268"/>
+          </w:tcPr>
+          <w:p>
+            <w:r/>
+            <w:r>
+              <w:rPr>
+                <w:sz w:val="17"/>
+              </w:rPr>
+              <w:t>起栈四项验证（全部通过）</w:t>
+            </w:r>
+          </w:p>
+        </w:tc>
+        <w:tc>
+          <w:tcPr>
+            <w:tcW w:type="dxa" w:w="5216"/>
+          </w:tcPr>
+          <w:p>
+            <w:r/>
+            <w:r>
+              <w:rPr>
+                <w:sz w:val="17"/>
+              </w:rPr>
+              <w:t>① 两机各 5 个 contest_mission 节点全在（DDS 视图因发现时序会显示不全，用容器内进程列表才可靠）；② position_cmd_relayed 发布者 1/订阅者 1，remap 接对；③ 选手容器收检测 712 条/30 秒，frame_id 为 NX01_camera_down/front_optical_frame；④ CameraInfo 前视 fx=1200.71、下视 1194.15，标定值且分路正确</w:t>
+            </w:r>
+          </w:p>
+        </w:tc>
+        <w:tc>
+          <w:tcPr>
+            <w:tcW w:type="dxa" w:w="794"/>
+          </w:tcPr>
+          <w:p>
+            <w:r/>
+            <w:r>
+              <w:rPr>
+                <w:sz w:val="17"/>
+              </w:rPr>
+              <w:t>P0 已验</w:t>
+            </w:r>
+          </w:p>
+        </w:tc>
+      </w:tr>
+      <w:tr>
+        <w:tc>
+          <w:tcPr>
+            <w:tcW w:type="dxa" w:w="397"/>
+          </w:tcPr>
+          <w:p>
+            <w:r/>
+            <w:r>
+              <w:rPr>
+                <w:sz w:val="17"/>
+              </w:rPr>
+              <w:t>☑</w:t>
+            </w:r>
+          </w:p>
+        </w:tc>
+        <w:tc>
+          <w:tcPr>
+            <w:tcW w:type="dxa" w:w="624"/>
+          </w:tcPr>
+          <w:p>
+            <w:r/>
+            <w:r>
+              <w:rPr>
+                <w:sz w:val="17"/>
+              </w:rPr>
+              <w:t>K14</w:t>
+            </w:r>
+          </w:p>
+        </w:tc>
+        <w:tc>
+          <w:tcPr>
+            <w:tcW w:type="dxa" w:w="2268"/>
+          </w:tcPr>
+          <w:p>
+            <w:r/>
+            <w:r>
+              <w:rPr>
+                <w:sz w:val="17"/>
+              </w:rPr>
+              <w:t>检测话题名对不上（验证中查出的阻断级缺口）</w:t>
+            </w:r>
+          </w:p>
+        </w:tc>
+        <w:tc>
+          <w:tcPr>
+            <w:tcW w:type="dxa" w:w="5216"/>
+          </w:tcPr>
+          <w:p>
+            <w:r/>
+            <w:r>
+              <w:rPr>
+                <w:sz w:val="17"/>
+              </w:rPr>
+              <w:t>vision-stack 发 vision/{front,down}/detections，而中间件与 SDK 订的是 vision/detections——实测该话题 Publisher count 为 0、订阅者 2 个，整条视觉链断开且不报错。方案 3.2 节早有记录，前几轮只改了 frame_id 和 camera_info、漏了话题名本身。已按仿真约定改为两路发同一话题、靠 frame_id 区分，Publisher count 由 0 变 2。地面站前端确认无分路话题引用</w:t>
+            </w:r>
+          </w:p>
+        </w:tc>
+        <w:tc>
+          <w:tcPr>
+            <w:tcW w:type="dxa" w:w="794"/>
+          </w:tcPr>
+          <w:p>
+            <w:r/>
+            <w:r>
+              <w:rPr>
+                <w:sz w:val="17"/>
+              </w:rPr>
+              <w:t>P0 已改</w:t>
+            </w:r>
+          </w:p>
+        </w:tc>
+      </w:tr>
+      <w:tr>
+        <w:tc>
+          <w:tcPr>
+            <w:tcW w:type="dxa" w:w="397"/>
+          </w:tcPr>
+          <w:p>
+            <w:r/>
+            <w:r>
+              <w:rPr>
+                <w:sz w:val="17"/>
+              </w:rPr>
+              <w:t>☑</w:t>
+            </w:r>
+          </w:p>
+        </w:tc>
+        <w:tc>
+          <w:tcPr>
+            <w:tcW w:type="dxa" w:w="624"/>
+          </w:tcPr>
+          <w:p>
+            <w:r/>
+            <w:r>
+              <w:rPr>
+                <w:sz w:val="17"/>
+              </w:rPr>
+              <w:t>K15</w:t>
+            </w:r>
+          </w:p>
+        </w:tc>
+        <w:tc>
+          <w:tcPr>
+            <w:tcW w:type="dxa" w:w="2268"/>
+          </w:tcPr>
+          <w:p>
+            <w:r/>
+            <w:r>
+              <w:rPr>
+                <w:sz w:val="17"/>
+              </w:rPr>
+              <w:t>CameraInfo 用了循环内变量导致节点崩溃（自引入，已修）</w:t>
+            </w:r>
+          </w:p>
+        </w:tc>
+        <w:tc>
+          <w:tcPr>
+            <w:tcW w:type="dxa" w:w="5216"/>
+          </w:tcPr>
+          <w:p>
+            <w:r/>
+            <w:r>
+              <w:rPr>
+                <w:sz w:val="17"/>
+              </w:rPr>
+              <w:t>上一轮加 CameraInfo 发布时用 det_msg.header，而 det_msg 是检测循环内的单个消息、零检测时不存在，节点一上机就 UnboundLocalError 变僵尸，而 control_server 报的是"已启动"。改用外层 msg.header。仿真不会暴露（视野里一直有目标），只有真机空视野才触发</w:t>
+            </w:r>
+          </w:p>
+        </w:tc>
+        <w:tc>
+          <w:tcPr>
+            <w:tcW w:type="dxa" w:w="794"/>
+          </w:tcPr>
+          <w:p>
+            <w:r/>
+            <w:r>
+              <w:rPr>
+                <w:sz w:val="17"/>
+              </w:rPr>
+              <w:t>— 已修</w:t>
+            </w:r>
+          </w:p>
+        </w:tc>
+      </w:tr>
+      <w:tr>
+        <w:tc>
+          <w:tcPr>
+            <w:tcW w:type="dxa" w:w="397"/>
+          </w:tcPr>
+          <w:p>
+            <w:r/>
+            <w:r>
+              <w:rPr>
+                <w:sz w:val="17"/>
+              </w:rPr>
               <w:t>□</w:t>
             </w:r>
           </w:p>
@@ -8950,7 +9166,7 @@
               <w:rPr>
                 <w:sz w:val="17"/>
               </w:rPr>
-              <w:t>K13</w:t>
+              <w:t>K16</w:t>
             </w:r>
           </w:p>
         </w:tc>
@@ -8964,7 +9180,7 @@
               <w:rPr>
                 <w:sz w:val="17"/>
               </w:rPr>
-              <w:t>重建后起栈验证</w:t>
+              <w:t>起飞后必查：静态障碍注入</w:t>
             </w:r>
           </w:p>
         </w:tc>
@@ -8978,7 +9194,7 @@
               <w:rPr>
                 <w:sz w:val="17"/>
               </w:rPr>
-              <w:t>① 5 个 contest_mission 节点都在；② position_cmd_relayed 链路通（pt4ctrl 订到）；③ 四条检测话题在域 20 可见且 frame_id 为 {ns}_camera_{cam}_optical_frame；④ CameraInfo 的 fx 是标定值不是 790</w:t>
+              <w:t>gt_cloud_bridge_node 在真机主职责是"原始点云→odom 系"（uwb_imu 模式下 DLIO 不跑、没人发 grid_map 要的 deskewed），关不掉，实测占 34% CPU。但它的静态障碍注入默认开启、默认坐标 [4.5,7.0,-4.5,7.0,0.0,0.0]，而真机 compose 没透传 STATIC_OBSTACLES_*。当前未注入（world frame 在起飞前不存在），但**起飞锁定原点后就会注入**，其中 (0,0) 就是起飞点。建议起飞前把 STATIC_OBSTACLES_ENABLED=false 显式透传并钉死</w:t>
             </w:r>
           </w:p>
         </w:tc>
@@ -8993,6 +9209,150 @@
                 <w:sz w:val="17"/>
               </w:rPr>
               <w:t>P0 必做</w:t>
+            </w:r>
+          </w:p>
+        </w:tc>
+      </w:tr>
+      <w:tr>
+        <w:tc>
+          <w:tcPr>
+            <w:tcW w:type="dxa" w:w="397"/>
+          </w:tcPr>
+          <w:p>
+            <w:r/>
+            <w:r>
+              <w:rPr>
+                <w:sz w:val="17"/>
+              </w:rPr>
+              <w:t>□</w:t>
+            </w:r>
+          </w:p>
+        </w:tc>
+        <w:tc>
+          <w:tcPr>
+            <w:tcW w:type="dxa" w:w="624"/>
+          </w:tcPr>
+          <w:p>
+            <w:r/>
+            <w:r>
+              <w:rPr>
+                <w:sz w:val="17"/>
+              </w:rPr>
+              <w:t>K17</w:t>
+            </w:r>
+          </w:p>
+        </w:tc>
+        <w:tc>
+          <w:tcPr>
+            <w:tcW w:type="dxa" w:w="2268"/>
+          </w:tcPr>
+          <w:p>
+            <w:r/>
+            <w:r>
+              <w:rPr>
+                <w:sz w:val="17"/>
+              </w:rPr>
+              <w:t>待机态 CPU 只剩 5% 空闲</w:t>
+            </w:r>
+          </w:p>
+        </w:tc>
+        <w:tc>
+          <w:tcPr>
+            <w:tcW w:type="dxa" w:w="5216"/>
+          </w:tcPr>
+          <w:p>
+            <w:r/>
+            <w:r>
+              <w:rPr>
+                <w:sz w:val="17"/>
+              </w:rPr>
+              <w:t>视觉 2 个 yolo 18~19%、新迁 5 个节点 12%、ego_planner 8~10%、gt_cloud_bridge 4%；系统态 sy 占 23~26%。5 个新节点的共同源头：全都订阅同一条 85 Hz 的 dlio/odom_node/odom，五个 Python 节点各跑一份 rclpy 回调。此刻 position_cmd 与 uwb/pose_abs 都是 0 条，所以这是**纯待机开销**，飞起来更高。先拿飞行态数据再决定削哪里</w:t>
+            </w:r>
+          </w:p>
+        </w:tc>
+        <w:tc>
+          <w:tcPr>
+            <w:tcW w:type="dxa" w:w="794"/>
+          </w:tcPr>
+          <w:p>
+            <w:r/>
+            <w:r>
+              <w:rPr>
+                <w:sz w:val="17"/>
+              </w:rPr>
+              <w:t>P1 观察</w:t>
+            </w:r>
+          </w:p>
+        </w:tc>
+      </w:tr>
+      <w:tr>
+        <w:tc>
+          <w:tcPr>
+            <w:tcW w:type="dxa" w:w="397"/>
+          </w:tcPr>
+          <w:p>
+            <w:r/>
+            <w:r>
+              <w:rPr>
+                <w:sz w:val="17"/>
+              </w:rPr>
+              <w:t>□</w:t>
+            </w:r>
+          </w:p>
+        </w:tc>
+        <w:tc>
+          <w:tcPr>
+            <w:tcW w:type="dxa" w:w="624"/>
+          </w:tcPr>
+          <w:p>
+            <w:r/>
+            <w:r>
+              <w:rPr>
+                <w:sz w:val="17"/>
+              </w:rPr>
+              <w:t>K18</w:t>
+            </w:r>
+          </w:p>
+        </w:tc>
+        <w:tc>
+          <w:tcPr>
+            <w:tcW w:type="dxa" w:w="2268"/>
+          </w:tcPr>
+          <w:p>
+            <w:r/>
+            <w:r>
+              <w:rPr>
+                <w:sz w:val="17"/>
+              </w:rPr>
+              <w:t>排查用注意事项（三条）</w:t>
+            </w:r>
+          </w:p>
+        </w:tc>
+        <w:tc>
+          <w:tcPr>
+            <w:tcW w:type="dxa" w:w="5216"/>
+          </w:tcPr>
+          <w:p>
+            <w:r/>
+            <w:r>
+              <w:rPr>
+                <w:sz w:val="17"/>
+              </w:rPr>
+              <w:t>① gcs-gcs-1 容器没装 vision_msgs，用它 echo 检测话题会报 type invalid 并静默返回空，会被误判成"收不到"——要用选手容器当消费端；② control_server.py 改了必须 systemctl restart uav-control-server 才生效；③ docker run 的默认 bridge 网络在两机都坏（iptables raw 表不存在），临时跑容器要加 --network none/host</w:t>
+            </w:r>
+          </w:p>
+        </w:tc>
+        <w:tc>
+          <w:tcPr>
+            <w:tcW w:type="dxa" w:w="794"/>
+          </w:tcPr>
+          <w:p>
+            <w:r/>
+            <w:r>
+              <w:rPr>
+                <w:sz w:val="17"/>
+              </w:rPr>
+              <w:t>— 备忘</w:t>
             </w:r>
           </w:p>
         </w:tc>

--- a/Sim2Real迁移清单与步骤.docx
+++ b/Sim2Real迁移清单与步骤.docx
@@ -93,7 +93,7 @@
               <w:rPr>
                 <w:sz w:val="17"/>
               </w:rPr>
-              <w:t>2026-10-02（第 9 版，含重建后上机验证）</w:t>
+              <w:t>2026-10-03（第 10 版，含一条结论的撤销与由此定下的规则）</w:t>
             </w:r>
           </w:p>
         </w:tc>
@@ -213,7 +213,7 @@
               <w:rPr>
                 <w:sz w:val="17"/>
               </w:rPr>
-              <w:t>81 项，其中阻断级 9 项、P0 共 36 项</w:t>
+              <w:t>82 项，其中阻断级 9 项、P0 共 35 项</w:t>
             </w:r>
           </w:p>
         </w:tc>
@@ -9152,6 +9152,78 @@
               <w:rPr>
                 <w:sz w:val="17"/>
               </w:rPr>
+              <w:t>☒</w:t>
+            </w:r>
+          </w:p>
+        </w:tc>
+        <w:tc>
+          <w:tcPr>
+            <w:tcW w:type="dxa" w:w="624"/>
+          </w:tcPr>
+          <w:p>
+            <w:r/>
+            <w:r>
+              <w:rPr>
+                <w:sz w:val="17"/>
+              </w:rPr>
+              <w:t>K16</w:t>
+            </w:r>
+          </w:p>
+        </w:tc>
+        <w:tc>
+          <w:tcPr>
+            <w:tcW w:type="dxa" w:w="2268"/>
+          </w:tcPr>
+          <w:p>
+            <w:r/>
+            <w:r>
+              <w:rPr>
+                <w:sz w:val="17"/>
+              </w:rPr>
+              <w:t>静态障碍注入隐患——结论已推翻，改动已回滚</w:t>
+            </w:r>
+          </w:p>
+        </w:tc>
+        <w:tc>
+          <w:tcPr>
+            <w:tcW w:type="dxa" w:w="5216"/>
+          </w:tcPr>
+          <w:p>
+            <w:r/>
+            <w:r>
+              <w:rPr>
+                <w:sz w:val="17"/>
+              </w:rPr>
+              <w:t>早先结论"真机起飞锁定原点后会在起飞点注入虚拟柱子"**是错的**。真机 gt_cloud_bridge_node.py 只有 206 行、static_obstacles 出现 0 处，整个功能真机没有（仿真那份 304 行、8 处）。错因是读了本地仓库里的仿真副本当成真机源码。运行时实测定案：param get 返回 Parameter not set、set 返回 Invalid access to undeclared parameter(s)。⚠ 更要紧的是按该结论做的改动本身有害——给节点传未声明的参数会让它启动即报错退出，而它是 grid_map 的点云来源。entrypoint/compose/.env 三处已全部回滚</w:t>
+            </w:r>
+          </w:p>
+        </w:tc>
+        <w:tc>
+          <w:tcPr>
+            <w:tcW w:type="dxa" w:w="794"/>
+          </w:tcPr>
+          <w:p>
+            <w:r/>
+            <w:r>
+              <w:rPr>
+                <w:sz w:val="17"/>
+              </w:rPr>
+              <w:t>— 已撤销</w:t>
+            </w:r>
+          </w:p>
+        </w:tc>
+      </w:tr>
+      <w:tr>
+        <w:tc>
+          <w:tcPr>
+            <w:tcW w:type="dxa" w:w="397"/>
+          </w:tcPr>
+          <w:p>
+            <w:r/>
+            <w:r>
+              <w:rPr>
+                <w:sz w:val="17"/>
+              </w:rPr>
               <w:t>□</w:t>
             </w:r>
           </w:p>
@@ -9166,7 +9238,7 @@
               <w:rPr>
                 <w:sz w:val="17"/>
               </w:rPr>
-              <w:t>K16</w:t>
+              <w:t>K19</w:t>
             </w:r>
           </w:p>
         </w:tc>
@@ -9180,7 +9252,7 @@
               <w:rPr>
                 <w:sz w:val="17"/>
               </w:rPr>
-              <w:t>起飞后必查：静态障碍注入</w:t>
+              <w:t>规则：判断真机行为一律读真机上的文件</w:t>
             </w:r>
           </w:p>
         </w:tc>
@@ -9194,7 +9266,7 @@
               <w:rPr>
                 <w:sz w:val="17"/>
               </w:rPr>
-              <w:t>gt_cloud_bridge_node 在真机主职责是"原始点云→odom 系"（uwb_imu 模式下 DLIO 不跑、没人发 grid_map 要的 deskewed），关不掉，实测占 34% CPU。但它的静态障碍注入默认开启、默认坐标 [4.5,7.0,-4.5,7.0,0.0,0.0]，而真机 compose 没透传 STATIC_OBSTACLES_*。当前未注入（world frame 在起飞前不存在），但**起飞锁定原点后就会注入**，其中 (0,0) 就是起飞点。建议起飞前把 STATIC_OBSTACLES_ENABLED=false 显式透传并钉死</w:t>
+              <w:t>真机与仿真 src/ 已分叉——实测 8 个包里 7 个不同，且非小修小补：gt_cloud_bridge_node 仿真 304 行/真机 206 行（功能整个没有）、rviz_goal_bridge_node 440/258、planner_manager 与 ego_replan_fsm 与 bspline_optimizer 与 pt4ctrl 真机都有独立演进改动。做法：① ssh 读真机文件；② 更硬的判据是问运行中的节点（ros2 param get / topic info -v）；③ 改之前先比对两边指纹确认改的是哪一份</w:t>
             </w:r>
           </w:p>
         </w:tc>
@@ -9208,7 +9280,7 @@
               <w:rPr>
                 <w:sz w:val="17"/>
               </w:rPr>
-              <w:t>P0 必做</w:t>
+              <w:t>— 规则</w:t>
             </w:r>
           </w:p>
         </w:tc>

--- a/Sim2Real迁移清单与步骤.docx
+++ b/Sim2Real迁移清单与步骤.docx
@@ -93,7 +93,7 @@
               <w:rPr>
                 <w:sz w:val="17"/>
               </w:rPr>
-              <w:t>2026-10-03（第 10 版，含一条结论的撤销与由此定下的规则）</w:t>
+              <w:t>2026-10-03（第 11 版，已按实测证据对齐完成状态）</w:t>
             </w:r>
           </w:p>
         </w:tc>
@@ -213,7 +213,7 @@
               <w:rPr>
                 <w:sz w:val="17"/>
               </w:rPr>
-              <w:t>82 项，其中阻断级 9 项、P0 共 35 项</w:t>
+              <w:t>101 项：已完成 58，剩余 43</w:t>
             </w:r>
           </w:p>
         </w:tc>
@@ -345,7 +345,7 @@
               <w:rPr>
                 <w:sz w:val="17"/>
               </w:rPr>
-              <w:t>□</w:t>
+              <w:t>☑</w:t>
             </w:r>
           </w:p>
         </w:tc>
@@ -403,7 +403,7 @@
               <w:rPr>
                 <w:sz w:val="17"/>
               </w:rPr>
-              <w:t>□</w:t>
+              <w:t>☑</w:t>
             </w:r>
           </w:p>
         </w:tc>
@@ -489,7 +489,7 @@
               <w:rPr>
                 <w:sz w:val="17"/>
               </w:rPr>
-              <w:t>选手容器真机入口缺失</w:t>
+              <w:t>选手容器真机入口（已可用，缺双机入口）</w:t>
             </w:r>
           </w:p>
         </w:tc>
@@ -503,7 +503,7 @@
               <w:rPr>
                 <w:sz w:val="17"/>
               </w:rPr>
-              <w:t>给 run.sh 补 --real：跳过仿真容器，用 scripts/contestant_network.sh 取域 20 与网卡参数</w:t>
+              <w:t>contestant_network.sh 的 real 模式完整（ROS_DOMAIN_ID=20 + 生成带静态 Peer 的 cyclonedds_real.xml），实测选手容器收检测 712 条/30 秒。缺的是双机入口——start_contestant_task.sh --real 只起一个容器，双机需长机/僚机两个 + 一个监控容器。待写 run_real.sh（前提已定：综合任务人工出题、选手程序跑地面站）</w:t>
             </w:r>
           </w:p>
         </w:tc>
@@ -712,7 +712,7 @@
               <w:rPr>
                 <w:sz w:val="17"/>
               </w:rPr>
-              <w:t>□</w:t>
+              <w:t>☑</w:t>
             </w:r>
           </w:p>
         </w:tc>
@@ -800,7 +800,7 @@
               <w:rPr>
                 <w:sz w:val="17"/>
               </w:rPr>
-              <w:t>□</w:t>
+              <w:t>☑</w:t>
             </w:r>
           </w:p>
         </w:tc>
@@ -888,7 +888,7 @@
               <w:rPr>
                 <w:sz w:val="17"/>
               </w:rPr>
-              <w:t>□</w:t>
+              <w:t>☑</w:t>
             </w:r>
           </w:p>
         </w:tc>
@@ -976,7 +976,7 @@
               <w:rPr>
                 <w:sz w:val="17"/>
               </w:rPr>
-              <w:t>□</w:t>
+              <w:t>☑</w:t>
             </w:r>
           </w:p>
         </w:tc>
@@ -1064,7 +1064,7 @@
               <w:rPr>
                 <w:sz w:val="17"/>
               </w:rPr>
-              <w:t>□</w:t>
+              <w:t>☑</w:t>
             </w:r>
           </w:p>
         </w:tc>
@@ -1152,7 +1152,7 @@
               <w:rPr>
                 <w:sz w:val="17"/>
               </w:rPr>
-              <w:t>□</w:t>
+              <w:t>☑</w:t>
             </w:r>
           </w:p>
         </w:tc>
@@ -1240,7 +1240,7 @@
               <w:rPr>
                 <w:sz w:val="17"/>
               </w:rPr>
-              <w:t>□</w:t>
+              <w:t>☑</w:t>
             </w:r>
           </w:p>
         </w:tc>
@@ -1328,7 +1328,7 @@
               <w:rPr>
                 <w:sz w:val="17"/>
               </w:rPr>
-              <w:t>□</w:t>
+              <w:t>☑</w:t>
             </w:r>
           </w:p>
         </w:tc>
@@ -1416,7 +1416,7 @@
               <w:rPr>
                 <w:sz w:val="17"/>
               </w:rPr>
-              <w:t>□</w:t>
+              <w:t>☑</w:t>
             </w:r>
           </w:p>
         </w:tc>
@@ -1504,7 +1504,7 @@
               <w:rPr>
                 <w:sz w:val="17"/>
               </w:rPr>
-              <w:t>□</w:t>
+              <w:t>☑</w:t>
             </w:r>
           </w:p>
         </w:tc>
@@ -1592,7 +1592,7 @@
               <w:rPr>
                 <w:sz w:val="17"/>
               </w:rPr>
-              <w:t>□</w:t>
+              <w:t>☑</w:t>
             </w:r>
           </w:p>
         </w:tc>
@@ -1680,7 +1680,7 @@
               <w:rPr>
                 <w:sz w:val="17"/>
               </w:rPr>
-              <w:t>□</w:t>
+              <w:t>☑</w:t>
             </w:r>
           </w:p>
         </w:tc>
@@ -1768,7 +1768,7 @@
               <w:rPr>
                 <w:sz w:val="17"/>
               </w:rPr>
-              <w:t>□</w:t>
+              <w:t>☑</w:t>
             </w:r>
           </w:p>
         </w:tc>
@@ -1856,7 +1856,7 @@
               <w:rPr>
                 <w:sz w:val="17"/>
               </w:rPr>
-              <w:t>□</w:t>
+              <w:t>☑</w:t>
             </w:r>
           </w:p>
         </w:tc>
@@ -2061,7 +2061,7 @@
               <w:rPr>
                 <w:sz w:val="17"/>
               </w:rPr>
-              <w:t>□</w:t>
+              <w:t>☑</w:t>
             </w:r>
           </w:p>
         </w:tc>
@@ -2134,7 +2134,7 @@
               <w:rPr>
                 <w:sz w:val="17"/>
               </w:rPr>
-              <w:t>□</w:t>
+              <w:t>☑</w:t>
             </w:r>
           </w:p>
         </w:tc>
@@ -2207,7 +2207,7 @@
               <w:rPr>
                 <w:sz w:val="17"/>
               </w:rPr>
-              <w:t>□</w:t>
+              <w:t>☑</w:t>
             </w:r>
           </w:p>
         </w:tc>
@@ -2353,7 +2353,7 @@
               <w:rPr>
                 <w:sz w:val="17"/>
               </w:rPr>
-              <w:t>□</w:t>
+              <w:t>☑</w:t>
             </w:r>
           </w:p>
         </w:tc>
@@ -2426,7 +2426,7 @@
               <w:rPr>
                 <w:sz w:val="17"/>
               </w:rPr>
-              <w:t>□</w:t>
+              <w:t>☑</w:t>
             </w:r>
           </w:p>
         </w:tc>
@@ -2499,7 +2499,7 @@
               <w:rPr>
                 <w:sz w:val="17"/>
               </w:rPr>
-              <w:t>□</w:t>
+              <w:t>☑</w:t>
             </w:r>
           </w:p>
         </w:tc>
@@ -2572,7 +2572,7 @@
               <w:rPr>
                 <w:sz w:val="17"/>
               </w:rPr>
-              <w:t>□</w:t>
+              <w:t>☑</w:t>
             </w:r>
           </w:p>
         </w:tc>
@@ -2645,7 +2645,7 @@
               <w:rPr>
                 <w:sz w:val="17"/>
               </w:rPr>
-              <w:t>□</w:t>
+              <w:t>☑</w:t>
             </w:r>
           </w:p>
         </w:tc>
@@ -2761,7 +2761,7 @@
               <w:rPr>
                 <w:sz w:val="17"/>
               </w:rPr>
-              <w:t>地面站</w:t>
+              <w:t>地面站（与选手程序同容器域）</w:t>
             </w:r>
           </w:p>
         </w:tc>
@@ -2775,7 +2775,7 @@
               <w:rPr>
                 <w:sz w:val="17"/>
               </w:rPr>
-              <w:t>start_sound_light_server.sh --real（域 20）；板子只接地面站，与选手程序同容器域</w:t>
+              <w:t>⚠ 当前 contestant-sound-light 容器跑 ROS_DOMAIN_ID=21（仿真域），真机飞行时选手程序在域 20，播报完全收不到。飞前必须 ./start_sound_light_server.sh --real /dev/ttyUSB0 重起</w:t>
             </w:r>
           </w:p>
         </w:tc>
@@ -2791,7 +2791,7 @@
               <w:rPr>
                 <w:sz w:val="17"/>
               </w:rPr>
-              <w:t>□</w:t>
+              <w:t>☑</w:t>
             </w:r>
           </w:p>
         </w:tc>
@@ -2864,7 +2864,7 @@
               <w:rPr>
                 <w:sz w:val="17"/>
               </w:rPr>
-              <w:t>□</w:t>
+              <w:t>☑</w:t>
             </w:r>
           </w:p>
         </w:tc>
@@ -2937,7 +2937,7 @@
               <w:rPr>
                 <w:sz w:val="17"/>
               </w:rPr>
-              <w:t>□</w:t>
+              <w:t>☑</w:t>
             </w:r>
           </w:p>
         </w:tc>
@@ -3118,7 +3118,7 @@
               <w:rPr>
                 <w:sz w:val="17"/>
               </w:rPr>
-              <w:t>□</w:t>
+              <w:t>☑</w:t>
             </w:r>
           </w:p>
         </w:tc>
@@ -3192,7 +3192,7 @@
               <w:rPr>
                 <w:sz w:val="17"/>
               </w:rPr>
-              <w:t>□</w:t>
+              <w:t>☑</w:t>
             </w:r>
           </w:p>
         </w:tc>
@@ -3294,7 +3294,7 @@
               <w:rPr>
                 <w:sz w:val="17"/>
               </w:rPr>
-              <w:t>class_id</w:t>
+              <w:t>class_id 命名（阻断级）</w:t>
             </w:r>
           </w:p>
         </w:tc>
@@ -3309,7 +3309,7 @@
                 <w:rFonts w:ascii="Consolas" w:hAnsi="Consolas"/>
                 <w:sz w:val="16"/>
               </w:rPr>
-              <w:t>person（YOLO）</w:t>
+              <w:t>四个程序找 apriltag:0/1/2 共 13 处；真机 best_960 只认 StoveCabinet/Campfire/FireBomb</w:t>
             </w:r>
           </w:p>
         </w:tc>
@@ -3324,7 +3324,7 @@
                 <w:rFonts w:ascii="Consolas" w:hAnsi="Consolas"/>
                 <w:sz w:val="16"/>
               </w:rPr>
-              <w:t>apriltag:0 / apriltag:1 / apriltag:2</w:t>
+              <w:t>wait_for_detection("apriltag:2") 在真机永远等不到。三条路：① 改程序 class_id（程序在冻结范围）；② 真机补 AprilTag 检测节点与 YOLO 并行；③ 检测节点加一层类别名映射。需定方向</w:t>
             </w:r>
           </w:p>
         </w:tc>
@@ -3383,7 +3383,7 @@
                 <w:rFonts w:ascii="Consolas" w:hAnsi="Consolas"/>
                 <w:sz w:val="16"/>
               </w:rPr>
-              <w:t>不存在</w:t>
+              <w:t>真机只有 YOLO（best_960 灭火模型）</w:t>
             </w:r>
           </w:p>
         </w:tc>
@@ -3398,7 +3398,7 @@
                 <w:rFonts w:ascii="Consolas" w:hAnsi="Consolas"/>
                 <w:sz w:val="16"/>
               </w:rPr>
-              <w:t>补一个，或搬 camera_tag_detect_node</w:t>
+              <w:t>与 D3 同一件事：走"补节点"则搬 camera_tag_detect_node 进 vision-stack 或另起 apriltag_ros；走"改 class_id"或"加映射"则不需要</w:t>
             </w:r>
           </w:p>
         </w:tc>
@@ -3488,7 +3488,7 @@
               <w:rPr>
                 <w:sz w:val="17"/>
               </w:rPr>
-              <w:t>□</w:t>
+              <w:t>☑</w:t>
             </w:r>
           </w:p>
         </w:tc>
@@ -4242,7 +4242,7 @@
               <w:rPr>
                 <w:sz w:val="17"/>
               </w:rPr>
-              <w:t>□</w:t>
+              <w:t>☑</w:t>
             </w:r>
           </w:p>
         </w:tc>
@@ -4316,7 +4316,7 @@
               <w:rPr>
                 <w:sz w:val="17"/>
               </w:rPr>
-              <w:t>□</w:t>
+              <w:t>☑</w:t>
             </w:r>
           </w:p>
         </w:tc>
@@ -4766,7 +4766,7 @@
               <w:rPr>
                 <w:sz w:val="17"/>
               </w:rPr>
-              <w:t>□</w:t>
+              <w:t>☑</w:t>
             </w:r>
           </w:p>
         </w:tc>
@@ -5052,7 +5052,7 @@
               <w:rPr>
                 <w:sz w:val="17"/>
               </w:rPr>
-              <w:t>□</w:t>
+              <w:t>☑</w:t>
             </w:r>
           </w:p>
         </w:tc>
@@ -5911,7 +5911,7 @@
               <w:rPr>
                 <w:sz w:val="17"/>
               </w:rPr>
-              <w:t>□</w:t>
+              <w:t>☑</w:t>
             </w:r>
           </w:p>
         </w:tc>
@@ -6127,7 +6127,7 @@
               <w:rPr>
                 <w:sz w:val="17"/>
               </w:rPr>
-              <w:t>□</w:t>
+              <w:t>☑</w:t>
             </w:r>
           </w:p>
         </w:tc>
@@ -6227,7 +6227,7 @@
               <w:rPr>
                 <w:sz w:val="17"/>
               </w:rPr>
-              <w:t>EGO_OBSTACLES_INFLATION_Z / EGO_POLY_RESET_PERIOD_S 真机源码不支持</w:t>
+              <w:t>EGO_OBSTACLES_INFLATION_Z / EGO_POLY_RESET_PERIOD_S（半完成）</w:t>
             </w:r>
           </w:p>
         </w:tc>
@@ -6241,7 +6241,7 @@
               <w:rPr>
                 <w:sz w:val="17"/>
               </w:rPr>
-              <w:t>这两项是仿真侧两个源码补丁开的开关（Dockerfile.flight-stack 第 870/882 行）。真机 grep 确认两处都没打补丁，写进 .env 会被静默忽略。补丁要跟着迁，否则竖直膨胀仍只有 ±0.1m（撞柱根因）</w:t>
+              <w:t>两个源码补丁本轮已迁入真机镜像（镜像内 obstacles_inflation_z 4 处、poly_reset 6 处已验），真机现在支持这两个参数。剩余：是否在真机 .env 给值——仿真用 0.2 / 3.0，真机目前沿用节点默认 0.1 / 0</w:t>
             </w:r>
           </w:p>
         </w:tc>
@@ -6255,7 +6255,7 @@
               <w:rPr>
                 <w:sz w:val="17"/>
               </w:rPr>
-              <w:t>P0</w:t>
+              <w:t>P1 半完成</w:t>
             </w:r>
           </w:p>
         </w:tc>
@@ -6559,7 +6559,7 @@
               <w:rPr>
                 <w:sz w:val="17"/>
               </w:rPr>
-              <w:t>□</w:t>
+              <w:t>☑</w:t>
             </w:r>
           </w:p>
         </w:tc>

--- a/Sim2Real迁移清单与步骤.docx
+++ b/Sim2Real迁移清单与步骤.docx
@@ -2718,7 +2718,7 @@
               <w:rPr>
                 <w:sz w:val="17"/>
               </w:rPr>
-              <w:t>□</w:t>
+              <w:t>☑</w:t>
             </w:r>
           </w:p>
         </w:tc>
@@ -2747,7 +2747,7 @@
                 <w:rFonts w:ascii="Consolas" w:hAnsi="Consolas"/>
                 <w:sz w:val="16"/>
               </w:rPr>
-              <w:t>声光常驻程序</w:t>
+              <w:t>声光常驻程序（已切真机域）</w:t>
             </w:r>
           </w:p>
         </w:tc>
@@ -9431,6 +9431,856 @@
       </w:tr>
     </w:tbl>
     <w:p/>
+    <w:p>
+      <w:r>
+        <w:br w:type="page"/>
+      </w:r>
+    </w:p>
+    <w:p>
+      <w:pPr>
+        <w:pStyle w:val="Heading2"/>
+      </w:pPr>
+      <w:r>
+        <w:rPr>
+          <w:rFonts w:ascii="微软雅黑" w:hAnsi="微软雅黑" w:eastAsia="微软雅黑"/>
+          <w:color w:val="1F5FA9"/>
+          <w:sz w:val="23"/>
+        </w:rPr>
+        <w:t>L. 真机飞行操作步骤（2026-10-03）</w:t>
+      </w:r>
+    </w:p>
+    <w:p>
+      <w:r>
+        <w:rPr>
+          <w:b w:val="0"/>
+          <w:i w:val="0"/>
+          <w:color w:val="5A6472"/>
+          <w:sz w:val="18"/>
+        </w:rPr>
+        <w:t>从开机到落地的完整顺序。前六步不起飞，第七步才真飞。</w:t>
+      </w:r>
+    </w:p>
+    <w:tbl>
+      <w:tblPr>
+        <w:tblStyle w:val="LightGrid-Accent1"/>
+        <w:tblW w:type="auto" w:w="0"/>
+        <w:jc w:val="center"/>
+        <w:tblLayout w:type="fixed"/>
+        <w:tblLook w:firstColumn="1" w:firstRow="1" w:lastColumn="0" w:lastRow="0" w:noHBand="0" w:noVBand="1" w:val="04A0"/>
+        <w:tblLayout w:type="fixed"/>
+      </w:tblPr>
+      <w:tblGrid>
+        <w:gridCol w:w="397"/>
+        <w:gridCol w:w="510"/>
+        <w:gridCol w:w="2608"/>
+        <w:gridCol w:w="5556"/>
+      </w:tblGrid>
+      <w:tr>
+        <w:tc>
+          <w:tcPr>
+            <w:tcW w:type="dxa" w:w="397"/>
+          </w:tcPr>
+          <w:p>
+            <w:r/>
+            <w:r>
+              <w:rPr>
+                <w:b/>
+                <w:sz w:val="17"/>
+              </w:rPr>
+              <w:t>□</w:t>
+            </w:r>
+          </w:p>
+        </w:tc>
+        <w:tc>
+          <w:tcPr>
+            <w:tcW w:type="dxa" w:w="510"/>
+          </w:tcPr>
+          <w:p>
+            <w:r/>
+            <w:r>
+              <w:rPr>
+                <w:b/>
+                <w:sz w:val="17"/>
+              </w:rPr>
+              <w:t>步</w:t>
+            </w:r>
+          </w:p>
+        </w:tc>
+        <w:tc>
+          <w:tcPr>
+            <w:tcW w:type="dxa" w:w="2608"/>
+          </w:tcPr>
+          <w:p>
+            <w:r/>
+            <w:r>
+              <w:rPr>
+                <w:b/>
+                <w:sz w:val="17"/>
+              </w:rPr>
+              <w:t>做什么</w:t>
+            </w:r>
+          </w:p>
+        </w:tc>
+        <w:tc>
+          <w:tcPr>
+            <w:tcW w:type="dxa" w:w="5556"/>
+          </w:tcPr>
+          <w:p>
+            <w:r/>
+            <w:r>
+              <w:rPr>
+                <w:b/>
+                <w:sz w:val="17"/>
+              </w:rPr>
+              <w:t>判据 / 说明</w:t>
+            </w:r>
+          </w:p>
+        </w:tc>
+      </w:tr>
+      <w:tr>
+        <w:tc>
+          <w:tcPr>
+            <w:tcW w:type="dxa" w:w="397"/>
+          </w:tcPr>
+          <w:p>
+            <w:r/>
+            <w:r>
+              <w:rPr>
+                <w:sz w:val="17"/>
+              </w:rPr>
+              <w:t>□</w:t>
+            </w:r>
+          </w:p>
+        </w:tc>
+        <w:tc>
+          <w:tcPr>
+            <w:tcW w:type="dxa" w:w="510"/>
+          </w:tcPr>
+          <w:p>
+            <w:r/>
+            <w:r>
+              <w:rPr>
+                <w:sz w:val="17"/>
+              </w:rPr>
+              <w:t>0</w:t>
+            </w:r>
+          </w:p>
+        </w:tc>
+        <w:tc>
+          <w:tcPr>
+            <w:tcW w:type="dxa" w:w="2608"/>
+          </w:tcPr>
+          <w:p>
+            <w:r/>
+            <w:r>
+              <w:rPr>
+                <w:sz w:val="17"/>
+              </w:rPr>
+              <w:t>安全前置：遥控器在手、安全员就位、场地清空</w:t>
+            </w:r>
+          </w:p>
+        </w:tc>
+        <w:tc>
+          <w:tcPr>
+            <w:tcW w:type="dxa" w:w="5556"/>
+          </w:tcPr>
+          <w:p>
+            <w:r/>
+            <w:r>
+              <w:rPr>
+                <w:sz w:val="17"/>
+              </w:rPr>
+              <w:t>PX4CTRL_NO_RC=false——遥控器是**安全保障手段**，不是备用方案。软件急停只能止住新指令，不会让飞机下来</w:t>
+            </w:r>
+          </w:p>
+        </w:tc>
+      </w:tr>
+      <w:tr>
+        <w:tc>
+          <w:tcPr>
+            <w:tcW w:type="dxa" w:w="397"/>
+          </w:tcPr>
+          <w:p>
+            <w:r/>
+            <w:r>
+              <w:rPr>
+                <w:sz w:val="17"/>
+              </w:rPr>
+              <w:t>□</w:t>
+            </w:r>
+          </w:p>
+        </w:tc>
+        <w:tc>
+          <w:tcPr>
+            <w:tcW w:type="dxa" w:w="510"/>
+          </w:tcPr>
+          <w:p>
+            <w:r/>
+            <w:r>
+              <w:rPr>
+                <w:sz w:val="17"/>
+              </w:rPr>
+              <w:t>1</w:t>
+            </w:r>
+          </w:p>
+        </w:tc>
+        <w:tc>
+          <w:tcPr>
+            <w:tcW w:type="dxa" w:w="2608"/>
+          </w:tcPr>
+          <w:p>
+            <w:r/>
+            <w:r>
+              <w:rPr>
+                <w:sz w:val="17"/>
+              </w:rPr>
+              <w:t>两机上电，等机载栈起来</w:t>
+            </w:r>
+          </w:p>
+        </w:tc>
+        <w:tc>
+          <w:tcPr>
+            <w:tcW w:type="dxa" w:w="5556"/>
+          </w:tcPr>
+          <w:p>
+            <w:r/>
+            <w:r>
+              <w:rPr>
+                <w:sz w:val="17"/>
+              </w:rPr>
+              <w:t>飞行栈/视觉栈由各机 control_server 管（开机自启）。判据：curl http://192.168.2.101:8890/status 的 flight_up 与 vision_up 均为 True，且 namespace 分别是 NX01 / NX02</w:t>
+            </w:r>
+          </w:p>
+        </w:tc>
+      </w:tr>
+      <w:tr>
+        <w:tc>
+          <w:tcPr>
+            <w:tcW w:type="dxa" w:w="397"/>
+          </w:tcPr>
+          <w:p>
+            <w:r/>
+            <w:r>
+              <w:rPr>
+                <w:sz w:val="17"/>
+              </w:rPr>
+              <w:t>□</w:t>
+            </w:r>
+          </w:p>
+        </w:tc>
+        <w:tc>
+          <w:tcPr>
+            <w:tcW w:type="dxa" w:w="510"/>
+          </w:tcPr>
+          <w:p>
+            <w:r/>
+            <w:r>
+              <w:rPr>
+                <w:sz w:val="17"/>
+              </w:rPr>
+              <w:t>2</w:t>
+            </w:r>
+          </w:p>
+        </w:tc>
+        <w:tc>
+          <w:tcPr>
+            <w:tcW w:type="dxa" w:w="2608"/>
+          </w:tcPr>
+          <w:p>
+            <w:r/>
+            <w:r>
+              <w:rPr>
+                <w:sz w:val="17"/>
+              </w:rPr>
+              <w:t>地面站：起声光</w:t>
+            </w:r>
+          </w:p>
+        </w:tc>
+        <w:tc>
+          <w:tcPr>
+            <w:tcW w:type="dxa" w:w="5556"/>
+          </w:tcPr>
+          <w:p>
+            <w:r/>
+            <w:r>
+              <w:rPr>
+                <w:sz w:val="17"/>
+              </w:rPr>
+              <w:t>./start_sound_light_server.sh --real /dev/ttyUSB0（已在跑且域不对的话，先 ./stop_sound_light_server.sh）。⚠ 必须是 --real：域 21 是仿真域，真机播报收不到。串口被 brltty 抢占过，出问题先查 systemctl status brltty</w:t>
+            </w:r>
+          </w:p>
+        </w:tc>
+      </w:tr>
+      <w:tr>
+        <w:tc>
+          <w:tcPr>
+            <w:tcW w:type="dxa" w:w="397"/>
+          </w:tcPr>
+          <w:p>
+            <w:r/>
+            <w:r>
+              <w:rPr>
+                <w:sz w:val="17"/>
+              </w:rPr>
+              <w:t>□</w:t>
+            </w:r>
+          </w:p>
+        </w:tc>
+        <w:tc>
+          <w:tcPr>
+            <w:tcW w:type="dxa" w:w="510"/>
+          </w:tcPr>
+          <w:p>
+            <w:r/>
+            <w:r>
+              <w:rPr>
+                <w:sz w:val="17"/>
+              </w:rPr>
+              <w:t>3</w:t>
+            </w:r>
+          </w:p>
+        </w:tc>
+        <w:tc>
+          <w:tcPr>
+            <w:tcW w:type="dxa" w:w="2608"/>
+          </w:tcPr>
+          <w:p>
+            <w:r/>
+            <w:r>
+              <w:rPr>
+                <w:sz w:val="17"/>
+              </w:rPr>
+              <w:t>地面站：起机载视觉</w:t>
+            </w:r>
+          </w:p>
+        </w:tc>
+        <w:tc>
+          <w:tcPr>
+            <w:tcW w:type="dxa" w:w="5556"/>
+          </w:tcPr>
+          <w:p>
+            <w:r/>
+            <w:r>
+              <w:rPr>
+                <w:sz w:val="17"/>
+              </w:rPr>
+              <w:t>./vision_real.sh up，等约 10 秒后 ./vision_real.sh status。判据：两机各 2 个检测节点存活、10 条话题齐（4 图像 + 4 内参 + 2 检测）。检测节点不随栈自启也不持久化，容器重启后要重来一次</w:t>
+            </w:r>
+          </w:p>
+        </w:tc>
+      </w:tr>
+      <w:tr>
+        <w:tc>
+          <w:tcPr>
+            <w:tcW w:type="dxa" w:w="397"/>
+          </w:tcPr>
+          <w:p>
+            <w:r/>
+            <w:r>
+              <w:rPr>
+                <w:sz w:val="17"/>
+              </w:rPr>
+              <w:t>□</w:t>
+            </w:r>
+          </w:p>
+        </w:tc>
+        <w:tc>
+          <w:tcPr>
+            <w:tcW w:type="dxa" w:w="510"/>
+          </w:tcPr>
+          <w:p>
+            <w:r/>
+            <w:r>
+              <w:rPr>
+                <w:sz w:val="17"/>
+              </w:rPr>
+              <w:t>4</w:t>
+            </w:r>
+          </w:p>
+        </w:tc>
+        <w:tc>
+          <w:tcPr>
+            <w:tcW w:type="dxa" w:w="2608"/>
+          </w:tcPr>
+          <w:p>
+            <w:r/>
+            <w:r>
+              <w:rPr>
+                <w:sz w:val="17"/>
+              </w:rPr>
+              <w:t>定位就位：等起飞点原点锁定</w:t>
+            </w:r>
+          </w:p>
+        </w:tc>
+        <w:tc>
+          <w:tcPr>
+            <w:tcW w:type="dxa" w:w="5556"/>
+          </w:tcPr>
+          <w:p>
+            <w:r/>
+            <w:r>
+              <w:rPr>
+                <w:sz w:val="17"/>
+              </w:rPr>
+              <w:t>原点锁在里程计瞬态上会让整套 world_to_local 永久带偏（2026-09-24 踩过 0.47/0.67 米），已加静止+雷达一致性判据。锁定前 world frame 不存在</w:t>
+            </w:r>
+          </w:p>
+        </w:tc>
+      </w:tr>
+      <w:tr>
+        <w:tc>
+          <w:tcPr>
+            <w:tcW w:type="dxa" w:w="397"/>
+          </w:tcPr>
+          <w:p>
+            <w:r/>
+            <w:r>
+              <w:rPr>
+                <w:sz w:val="17"/>
+              </w:rPr>
+              <w:t>□</w:t>
+            </w:r>
+          </w:p>
+        </w:tc>
+        <w:tc>
+          <w:tcPr>
+            <w:tcW w:type="dxa" w:w="510"/>
+          </w:tcPr>
+          <w:p>
+            <w:r/>
+            <w:r>
+              <w:rPr>
+                <w:sz w:val="17"/>
+              </w:rPr>
+              <w:t>5</w:t>
+            </w:r>
+          </w:p>
+        </w:tc>
+        <w:tc>
+          <w:tcPr>
+            <w:tcW w:type="dxa" w:w="2608"/>
+          </w:tcPr>
+          <w:p>
+            <w:r/>
+            <w:r>
+              <w:rPr>
+                <w:sz w:val="17"/>
+              </w:rPr>
+              <w:t>空载体检（不装桨或绑住）</w:t>
+            </w:r>
+          </w:p>
+        </w:tc>
+        <w:tc>
+          <w:tcPr>
+            <w:tcW w:type="dxa" w:w="5556"/>
+          </w:tcPr>
+          <w:p>
+            <w:r/>
+            <w:r>
+              <w:rPr>
+                <w:sz w:val="17"/>
+              </w:rPr>
+              <w:t>首次用这套新镜像时做：解锁→起飞→降落走一遍，确认 pt4ctrl 状态机、遥控器各通道映射、舵机动作都对</w:t>
+            </w:r>
+          </w:p>
+        </w:tc>
+      </w:tr>
+      <w:tr>
+        <w:tc>
+          <w:tcPr>
+            <w:tcW w:type="dxa" w:w="397"/>
+          </w:tcPr>
+          <w:p>
+            <w:r/>
+            <w:r>
+              <w:rPr>
+                <w:sz w:val="17"/>
+              </w:rPr>
+              <w:t>□</w:t>
+            </w:r>
+          </w:p>
+        </w:tc>
+        <w:tc>
+          <w:tcPr>
+            <w:tcW w:type="dxa" w:w="510"/>
+          </w:tcPr>
+          <w:p>
+            <w:r/>
+            <w:r>
+              <w:rPr>
+                <w:sz w:val="17"/>
+              </w:rPr>
+              <w:t>6</w:t>
+            </w:r>
+          </w:p>
+        </w:tc>
+        <w:tc>
+          <w:tcPr>
+            <w:tcW w:type="dxa" w:w="2608"/>
+          </w:tcPr>
+          <w:p>
+            <w:r/>
+            <w:r>
+              <w:rPr>
+                <w:sz w:val="17"/>
+              </w:rPr>
+              <w:t>跑程序（前置闸门会自己把关）</w:t>
+            </w:r>
+          </w:p>
+        </w:tc>
+        <w:tc>
+          <w:tcPr>
+            <w:tcW w:type="dxa" w:w="5556"/>
+          </w:tcPr>
+          <w:p>
+            <w:r/>
+            <w:r>
+              <w:rPr>
+                <w:sz w:val="17"/>
+              </w:rPr>
+              <w:t>./run_real.sh formation_lite —— 五道闸门：可达性 / flight_up+vision_up / 命名空间对应 / 视觉就绪 / 声光域号。任一不过直接中止，不会起飞</w:t>
+            </w:r>
+          </w:p>
+        </w:tc>
+      </w:tr>
+      <w:tr>
+        <w:tc>
+          <w:tcPr>
+            <w:tcW w:type="dxa" w:w="397"/>
+          </w:tcPr>
+          <w:p>
+            <w:r/>
+            <w:r>
+              <w:rPr>
+                <w:sz w:val="17"/>
+              </w:rPr>
+              <w:t>□</w:t>
+            </w:r>
+          </w:p>
+        </w:tc>
+        <w:tc>
+          <w:tcPr>
+            <w:tcW w:type="dxa" w:w="510"/>
+          </w:tcPr>
+          <w:p>
+            <w:r/>
+            <w:r>
+              <w:rPr>
+                <w:sz w:val="17"/>
+              </w:rPr>
+              <w:t>7</w:t>
+            </w:r>
+          </w:p>
+        </w:tc>
+        <w:tc>
+          <w:tcPr>
+            <w:tcW w:type="dxa" w:w="2608"/>
+          </w:tcPr>
+          <w:p>
+            <w:r/>
+            <w:r>
+              <w:rPr>
+                <w:sz w:val="17"/>
+              </w:rPr>
+              <w:t>飞行中：盯监视窗口，遥控器随时可接管</w:t>
+            </w:r>
+          </w:p>
+        </w:tc>
+        <w:tc>
+          <w:tcPr>
+            <w:tcW w:type="dxa" w:w="5556"/>
+          </w:tcPr>
+          <w:p>
+            <w:r/>
+            <w:r>
+              <w:rPr>
+                <w:sz w:val="17"/>
+              </w:rPr>
+              <w:t>监视显示两机水平轨迹、高度、间距。实时日志 docker logs -f real_leader</w:t>
+            </w:r>
+          </w:p>
+        </w:tc>
+      </w:tr>
+      <w:tr>
+        <w:tc>
+          <w:tcPr>
+            <w:tcW w:type="dxa" w:w="397"/>
+          </w:tcPr>
+          <w:p>
+            <w:r/>
+            <w:r>
+              <w:rPr>
+                <w:sz w:val="17"/>
+              </w:rPr>
+              <w:t>□</w:t>
+            </w:r>
+          </w:p>
+        </w:tc>
+        <w:tc>
+          <w:tcPr>
+            <w:tcW w:type="dxa" w:w="510"/>
+          </w:tcPr>
+          <w:p>
+            <w:r/>
+            <w:r>
+              <w:rPr>
+                <w:sz w:val="17"/>
+              </w:rPr>
+              <w:t>8</w:t>
+            </w:r>
+          </w:p>
+        </w:tc>
+        <w:tc>
+          <w:tcPr>
+            <w:tcW w:type="dxa" w:w="2608"/>
+          </w:tcPr>
+          <w:p>
+            <w:r/>
+            <w:r>
+              <w:rPr>
+                <w:sz w:val="17"/>
+              </w:rPr>
+              <w:t>异常：./stop_real.sh</w:t>
+            </w:r>
+          </w:p>
+        </w:tc>
+        <w:tc>
+          <w:tcPr>
+            <w:tcW w:type="dxa" w:w="5556"/>
+          </w:tcPr>
+          <w:p>
+            <w:r/>
+            <w:r>
+              <w:rPr>
+                <w:sz w:val="17"/>
+              </w:rPr>
+              <w:t>止住新指令。**飞机会停在最后一条轨迹终点悬停，不会自己下来**——要下来用遥控器接管。--land 是显式可选项，就地降落、落点不保证</w:t>
+            </w:r>
+          </w:p>
+        </w:tc>
+      </w:tr>
+      <w:tr>
+        <w:tc>
+          <w:tcPr>
+            <w:tcW w:type="dxa" w:w="397"/>
+          </w:tcPr>
+          <w:p>
+            <w:r/>
+            <w:r>
+              <w:rPr>
+                <w:sz w:val="17"/>
+              </w:rPr>
+              <w:t>□</w:t>
+            </w:r>
+          </w:p>
+        </w:tc>
+        <w:tc>
+          <w:tcPr>
+            <w:tcW w:type="dxa" w:w="510"/>
+          </w:tcPr>
+          <w:p>
+            <w:r/>
+            <w:r>
+              <w:rPr>
+                <w:sz w:val="17"/>
+              </w:rPr>
+              <w:t>9</w:t>
+            </w:r>
+          </w:p>
+        </w:tc>
+        <w:tc>
+          <w:tcPr>
+            <w:tcW w:type="dxa" w:w="2608"/>
+          </w:tcPr>
+          <w:p>
+            <w:r/>
+            <w:r>
+              <w:rPr>
+                <w:sz w:val="17"/>
+              </w:rPr>
+              <w:t>收尾</w:t>
+            </w:r>
+          </w:p>
+        </w:tc>
+        <w:tc>
+          <w:tcPr>
+            <w:tcW w:type="dxa" w:w="5556"/>
+          </w:tcPr>
+          <w:p>
+            <w:r/>
+            <w:r>
+              <w:rPr>
+                <w:sz w:val="17"/>
+              </w:rPr>
+              <w:t>run_real.sh 正常结束会自动收容器、存监视报告图到 runtime_logs/。机载栈不动（跑在飞机上）</w:t>
+            </w:r>
+          </w:p>
+        </w:tc>
+      </w:tr>
+      <w:tr>
+        <w:tc>
+          <w:tcPr>
+            <w:tcW w:type="dxa" w:w="397"/>
+          </w:tcPr>
+          <w:p>
+            <w:r/>
+            <w:r>
+              <w:rPr>
+                <w:sz w:val="17"/>
+              </w:rPr>
+              <w:t>□</w:t>
+            </w:r>
+          </w:p>
+        </w:tc>
+        <w:tc>
+          <w:tcPr>
+            <w:tcW w:type="dxa" w:w="510"/>
+          </w:tcPr>
+          <w:p>
+            <w:r/>
+            <w:r>
+              <w:rPr>
+                <w:sz w:val="17"/>
+              </w:rPr>
+              <w:t>9b</w:t>
+            </w:r>
+          </w:p>
+        </w:tc>
+        <w:tc>
+          <w:tcPr>
+            <w:tcW w:type="dxa" w:w="2608"/>
+          </w:tcPr>
+          <w:p>
+            <w:r/>
+            <w:r>
+              <w:rPr>
+                <w:sz w:val="17"/>
+              </w:rPr>
+              <w:t>仿真/真机互不残留（两个入口脚本都已内置）</w:t>
+            </w:r>
+          </w:p>
+        </w:tc>
+        <w:tc>
+          <w:tcPr>
+            <w:tcW w:type="dxa" w:w="5556"/>
+          </w:tcPr>
+          <w:p>
+            <w:r/>
+            <w:r>
+              <w:rPr>
+                <w:sz w:val="17"/>
+              </w:rPr>
+              <w:t>run.sh 起仿真前调 check_env.sh sim、run_real.sh 起真机前调 check_env.sh real，不过不让跑。查的是**隔离不了的那两类**：声光常驻程序只有一个容器只能在一个域（在哪个域另一边就全静默且不报错）；Gazebo 很重会挤占另一侧的 CPU。ROS 话题靠域天然隔离（21/20）、容器名与锁也分开，这三类不用查</w:t>
+            </w:r>
+          </w:p>
+        </w:tc>
+      </w:tr>
+      <w:tr>
+        <w:tc>
+          <w:tcPr>
+            <w:tcW w:type="dxa" w:w="397"/>
+          </w:tcPr>
+          <w:p>
+            <w:r/>
+            <w:r>
+              <w:rPr>
+                <w:sz w:val="17"/>
+              </w:rPr>
+              <w:t>□</w:t>
+            </w:r>
+          </w:p>
+        </w:tc>
+        <w:tc>
+          <w:tcPr>
+            <w:tcW w:type="dxa" w:w="510"/>
+          </w:tcPr>
+          <w:p>
+            <w:r/>
+            <w:r>
+              <w:rPr>
+                <w:sz w:val="17"/>
+              </w:rPr>
+              <w:t>10</w:t>
+            </w:r>
+          </w:p>
+        </w:tc>
+        <w:tc>
+          <w:tcPr>
+            <w:tcW w:type="dxa" w:w="2608"/>
+          </w:tcPr>
+          <w:p>
+            <w:r/>
+            <w:r>
+              <w:rPr>
+                <w:sz w:val="17"/>
+              </w:rPr>
+              <w:t>建议的推进顺序</w:t>
+            </w:r>
+          </w:p>
+        </w:tc>
+        <w:tc>
+          <w:tcPr>
+            <w:tcW w:type="dxa" w:w="5556"/>
+          </w:tcPr>
+          <w:p>
+            <w:r/>
+            <w:r>
+              <w:rPr>
+                <w:sz w:val="17"/>
+              </w:rPr>
+              <w:t>单机 takeoff→goto→land 一个来回 → formation_lite 双机 → 火情任务放最后</w:t>
+            </w:r>
+          </w:p>
+        </w:tc>
+      </w:tr>
+    </w:tbl>
+    <w:p/>
+    <w:p>
+      <w:r>
+        <w:rPr>
+          <w:b/>
+          <w:i w:val="0"/>
+          <w:color w:val="8A5A09"/>
+        </w:rPr>
+        <w:t>飞行前仍未解决、会影响结果的几项：</w:t>
+      </w:r>
+    </w:p>
+    <w:p>
+      <w:r>
+        <w:rPr>
+          <w:b w:val="0"/>
+          <w:i w:val="0"/>
+        </w:rPr>
+        <w:t>· aim_at 用**前视**相机时角度会偏——SDK 写死 FOCAL_PX=381.35 而真机 ≈1200，高层火情对准会往一边飞；距离估计偏小到约 1/3。下视走 precision_servo 的闭环，不受这条影响。SDK 在冻结范围内（D8/D9/D11/D12）</w:t>
+      </w:r>
+    </w:p>
+    <w:p>
+      <w:r>
+        <w:rPr>
+          <w:b w:val="0"/>
+          <w:i w:val="0"/>
+        </w:rPr>
+        <w:t>· F 组阈值（ROUTE_SKIP_M / LANDED_MOVE_M / 编队间距 / takeoff 静止判据）仍是按**仿真噪声**定的。真机 UWB 噪声更大，建议先用 measure_static_noise.py 实测再定</w:t>
+      </w:r>
+    </w:p>
+    <w:p>
+      <w:r>
+        <w:rPr>
+          <w:b w:val="0"/>
+          <w:i w:val="0"/>
+        </w:rPr>
+        <w:t>· G1 舵机参数未验：NX01 的 PWM_MAIN_FUNC7=301 / PWM_MAIN_TIM2=50 / COM_PREARM_MODE=2，以及确实接在 MAIN7（接错口会驱动别的输出）</w:t>
+      </w:r>
+    </w:p>
+    <w:p>
+      <w:r>
+        <w:rPr>
+          <w:b w:val="0"/>
+          <w:i w:val="0"/>
+        </w:rPr>
+        <w:t>· A4 UWB 原点标定未做</w:t>
+      </w:r>
+    </w:p>
     <w:p>
       <w:r>
         <w:br w:type="page"/>

--- a/Sim2Real迁移清单与步骤.docx
+++ b/Sim2Real迁移清单与步骤.docx
@@ -93,7 +93,7 @@
               <w:rPr>
                 <w:sz w:val="17"/>
               </w:rPr>
-              <w:t>2026-10-03（第 11 版，已按实测证据对齐完成状态）</w:t>
+              <w:t>2026-10-03（第 12 版，含 SDK 解冻后的 aim_at 内参修复）</w:t>
             </w:r>
           </w:p>
         </w:tc>
@@ -213,7 +213,7 @@
               <w:rPr>
                 <w:sz w:val="17"/>
               </w:rPr>
-              <w:t>101 项：已完成 58，剩余 43</w:t>
+              <w:t>112 项：已完成 64，剩余 48</w:t>
             </w:r>
           </w:p>
         </w:tc>
@@ -3562,7 +3562,7 @@
               <w:rPr>
                 <w:sz w:val="17"/>
               </w:rPr>
-              <w:t>□</w:t>
+              <w:t>☑</w:t>
             </w:r>
           </w:p>
         </w:tc>
@@ -3744,7 +3744,7 @@
               <w:rPr>
                 <w:sz w:val="17"/>
               </w:rPr>
-              <w:t>□</w:t>
+              <w:t>☑</w:t>
             </w:r>
           </w:p>
         </w:tc>
@@ -3802,7 +3802,7 @@
                 <w:rFonts w:ascii="Consolas" w:hAnsi="Consolas"/>
                 <w:sz w:val="16"/>
               </w:rPr>
-              <w:t>改为 1280×720</w:t>
+              <w:t>改为 1280×720。已解决：aim_at 改读 camera_info，分辨率由话题给（仿真 640x480 / 真机 1280x720）</w:t>
             </w:r>
           </w:p>
         </w:tc>
@@ -3818,7 +3818,7 @@
               <w:rPr>
                 <w:sz w:val="17"/>
               </w:rPr>
-              <w:t>□</w:t>
+              <w:t>☑</w:t>
             </w:r>
           </w:p>
         </w:tc>
@@ -3876,7 +3876,7 @@
                 <w:rFonts w:ascii="Consolas" w:hAnsi="Consolas"/>
                 <w:sz w:val="16"/>
               </w:rPr>
-              <w:t>改用标定 fx：前视 1200.7 / 下视 1194.1（标定值已有，见 ~/camera_calib/）</w:t>
+              <w:t>改用标定 fx：前视 1200.7 / 下视 1194.1（标定值已有，见 ~/camera_calib/）。已解决：fx 由 camera_info 的 K[0] 给（真机标定 前视 1200.71 / 下视 1194.15）</w:t>
             </w:r>
           </w:p>
         </w:tc>
@@ -3892,7 +3892,7 @@
               <w:rPr>
                 <w:sz w:val="17"/>
               </w:rPr>
-              <w:t>□</w:t>
+              <w:t>☑</w:t>
             </w:r>
           </w:p>
         </w:tc>
@@ -3950,7 +3950,7 @@
                 <w:rFonts w:ascii="Consolas" w:hAnsi="Consolas"/>
                 <w:sz w:val="16"/>
               </w:rPr>
-              <w:t>改用标定 cx/cy：前视 646.3/327.9，下视 654.1/359.8</w:t>
+              <w:t>改用标定 cx/cy：前视 646.3/327.9，下视 654.1/359.8。已解决：cx/cy 由 K[2]/K[5] 给</w:t>
             </w:r>
           </w:p>
         </w:tc>
@@ -3966,7 +3966,7 @@
               <w:rPr>
                 <w:sz w:val="17"/>
               </w:rPr>
-              <w:t>□</w:t>
+              <w:t>☑</w:t>
             </w:r>
           </w:p>
         </w:tc>
@@ -4024,7 +4024,7 @@
                 <w:rFonts w:ascii="Consolas" w:hAnsi="Consolas"/>
                 <w:sz w:val="16"/>
               </w:rPr>
-              <w:t>两路内参不同（fx 1200.7 vs 1194.1、cx 646.3 vs 654.1），aim_at 需按 camera 取值</w:t>
+              <w:t>两路内参不同（fx 1200.7 vs 1194.1、cx 646.3 vs 654.1），aim_at 需按 camera 取值。已解决：两路分别订阅各自的 camera_info，主点差 31.9px 不会互相套用</w:t>
             </w:r>
           </w:p>
         </w:tc>

--- a/Sim2Real迁移清单与步骤.docx
+++ b/Sim2Real迁移清单与步骤.docx
@@ -93,7 +93,7 @@
               <w:rPr>
                 <w:sz w:val="17"/>
               </w:rPr>
-              <w:t>2026-10-03（第 12 版，含 SDK 解冻后的 aim_at 内参修复）</w:t>
+              <w:t>2026-10-03（第 13 版，参数钉死收尾 + OMEGA_MAX 查证）</w:t>
             </w:r>
           </w:p>
         </w:tc>
@@ -213,7 +213,7 @@
               <w:rPr>
                 <w:sz w:val="17"/>
               </w:rPr>
-              <w:t>112 项：已完成 64，剩余 48</w:t>
+              <w:t>112 项：已完成 69，剩余 43</w:t>
             </w:r>
           </w:p>
         </w:tc>
@@ -5676,7 +5676,7 @@
               <w:rPr>
                 <w:sz w:val="17"/>
               </w:rPr>
-              <w:t>□</w:t>
+              <w:t>☑</w:t>
             </w:r>
           </w:p>
         </w:tc>
@@ -5718,7 +5718,7 @@
               <w:rPr>
                 <w:sz w:val="17"/>
               </w:rPr>
-              <w:t>确认 CH340 未被 brltty 抢占</w:t>
+              <w:t>确认 CH340 未被 brltty 抢占。已确认：brltty inactive+masked、包已卸载、无 udev 规则；串口已被声光容器正常打开</w:t>
             </w:r>
           </w:p>
         </w:tc>
@@ -6271,7 +6271,7 @@
               <w:rPr>
                 <w:sz w:val="17"/>
               </w:rPr>
-              <w:t>□</w:t>
+              <w:t>☑</w:t>
             </w:r>
           </w:p>
         </w:tc>
@@ -6327,7 +6327,7 @@
               <w:rPr>
                 <w:sz w:val="17"/>
               </w:rPr>
-              <w:t>P0</w:t>
+              <w:t>P0。已钉死：KP0/1/2、KANGP/R/Y、THRUST_K1/K2/K3、MAX_ANGLE_DEG、MAX_MANUAL_VEL、NO_RC</w:t>
             </w:r>
           </w:p>
         </w:tc>
@@ -6343,7 +6343,7 @@
               <w:rPr>
                 <w:sz w:val="17"/>
               </w:rPr>
-              <w:t>□</w:t>
+              <w:t>☑</w:t>
             </w:r>
           </w:p>
         </w:tc>
@@ -6371,7 +6371,7 @@
               <w:rPr>
                 <w:sz w:val="17"/>
               </w:rPr>
-              <w:t>A_MAX 与 OMEGA_MAX 待核</w:t>
+              <w:t>A_MAX 与 OMEGA_MAX（已查清）</w:t>
             </w:r>
           </w:p>
         </w:tc>
@@ -6385,7 +6385,7 @@
               <w:rPr>
                 <w:sz w:val="17"/>
               </w:rPr>
-              <w:t>A_MAX 只有默认值 3.0，而 .env 里 V_MAX 的全部停止距离推导都用 a=3.0——注释依赖一个没锁的值，先钉死。OMEGA_MAX=0.10472 rad/s=6°/s 作为角速率上限异常地小，疑似多做了一次度/弧度换算，需确认它喂给哪个约束</w:t>
+              <w:t>A_MAX=3.0 已钉死（.env 里 V_MAX 的停止距离推导全程用它，此前却没锁）。OMEGA_MAX 查完决定**不钉**：它喂 mighty_node 的 omega_max（lbfgs_solver.cpp 的机体角速度可行性约束），而真机 PLANNER=ego_planner、mighty 没在跑，当前完全不生效；0.10472 还是一次概念混淆的遗留，后来已改用专用的 EGO_YAW_DOT_MAX。已在 .env 写明不生效与来历</w:t>
             </w:r>
           </w:p>
         </w:tc>
@@ -6399,7 +6399,7 @@
               <w:rPr>
                 <w:sz w:val="17"/>
               </w:rPr>
-              <w:t>P1</w:t>
+              <w:t>P1 已查</w:t>
             </w:r>
           </w:p>
         </w:tc>
@@ -6415,7 +6415,7 @@
               <w:rPr>
                 <w:sz w:val="17"/>
               </w:rPr>
-              <w:t>□</w:t>
+              <w:t>☑</w:t>
             </w:r>
           </w:p>
         </w:tc>
@@ -6471,7 +6471,7 @@
               <w:rPr>
                 <w:sz w:val="17"/>
               </w:rPr>
-              <w:t>P1</w:t>
+              <w:t>P1。已钉死：UWB 三项 + IMU 话题、HW_NETWORK_INTERFACE</w:t>
             </w:r>
           </w:p>
         </w:tc>
@@ -6631,7 +6631,7 @@
               <w:rPr>
                 <w:sz w:val="17"/>
               </w:rPr>
-              <w:t>□</w:t>
+              <w:t>☑</w:t>
             </w:r>
           </w:p>
         </w:tc>
@@ -6687,7 +6687,7 @@
               <w:rPr>
                 <w:sz w:val="17"/>
               </w:rPr>
-              <w:t>P1</w:t>
+              <w:t>P1。已钉死：EGO_DIST0/LAMBDA_*/SWARM_CLEARANCE/REPLAN_THRESH 等 9 项</w:t>
             </w:r>
           </w:p>
         </w:tc>
